--- a/fuentes/41430001_CF01_CFA.docx
+++ b/fuentes/41430001_CF01_CFA.docx
@@ -1,6 +1,6 @@
 
 <file path=word/document.xml><?xml version="1.0" encoding="utf-8"?>
-<w:document xmlns:wpc="http://schemas.microsoft.com/office/word/2010/wordprocessingCanvas" xmlns:cx="http://schemas.microsoft.com/office/drawing/2014/chartex" xmlns:cx1="http://schemas.microsoft.com/office/drawing/2015/9/8/chartex" xmlns:cx2="http://schemas.microsoft.com/office/drawing/2015/10/21/chartex" xmlns:cx3="http://schemas.microsoft.com/office/drawing/2016/5/9/chartex" xmlns:cx4="http://schemas.microsoft.com/office/drawing/2016/5/10/chartex" xmlns:cx5="http://schemas.microsoft.com/office/drawing/2016/5/11/chartex" xmlns:cx6="http://schemas.microsoft.com/office/drawing/2016/5/12/chartex" xmlns:cx7="http://schemas.microsoft.com/office/drawing/2016/5/13/chartex" xmlns:cx8="http://schemas.microsoft.com/office/drawing/2016/5/14/chartex" xmlns:mc="http://schemas.openxmlformats.org/markup-compatibility/2006" xmlns:aink="http://schemas.microsoft.com/office/drawing/2016/ink" xmlns:am3d="http://schemas.microsoft.com/office/drawing/2017/model3d" xmlns:o="urn:schemas-microsoft-com:office:office" xmlns:oel="http://schemas.microsoft.com/office/2019/extlst" xmlns:r="http://schemas.openxmlformats.org/officeDocument/2006/relationships" xmlns:m="http://schemas.openxmlformats.org/officeDocument/2006/math" xmlns:v="urn:schemas-microsoft-com:vml" xmlns:wp14="http://schemas.microsoft.com/office/word/2010/wordprocessingDrawing" xmlns:wp="http://schemas.openxmlformats.org/drawingml/2006/wordprocessingDrawing" xmlns:w10="urn:schemas-microsoft-com:office:word" xmlns:w="http://schemas.openxmlformats.org/wordprocessingml/2006/main" xmlns:w14="http://schemas.microsoft.com/office/word/2010/wordml" xmlns:w15="http://schemas.microsoft.com/office/word/2012/wordml" xmlns:w16cei="http://schemas.microsoft.com/office/word/2026/wordml/cei" xmlns:w16cex="http://schemas.microsoft.com/office/word/2018/wordml/cex" xmlns:w16cid="http://schemas.microsoft.com/office/word/2016/wordml/cid" xmlns:w16="http://schemas.microsoft.com/office/word/2018/wordml" xmlns:w16du="http://schemas.microsoft.com/office/word/2023/wordml/word16du" xmlns:w16sdtdh="http://schemas.microsoft.com/office/word/2020/wordml/sdtdatahash" xmlns:w16sdtfl="http://schemas.microsoft.com/office/word/2024/wordml/sdtformatlock" xmlns:w16se="http://schemas.microsoft.com/office/word/2015/wordml/symex" xmlns:wpg="http://schemas.microsoft.com/office/word/2010/wordprocessingGroup" xmlns:wpi="http://schemas.microsoft.com/office/word/2010/wordprocessingInk" xmlns:wne="http://schemas.microsoft.com/office/word/2006/wordml" xmlns:wps="http://schemas.microsoft.com/office/word/2010/wordprocessingShape" mc:Ignorable="w14 w15 w16se w16cid w16 w16cex w16sdtdh w16sdtfl w16du wp14">
+<w:document xmlns:wpc="http://schemas.microsoft.com/office/word/2010/wordprocessingCanvas" xmlns:cx="http://schemas.microsoft.com/office/drawing/2014/chartex" xmlns:cx1="http://schemas.microsoft.com/office/drawing/2015/9/8/chartex" xmlns:cx2="http://schemas.microsoft.com/office/drawing/2015/10/21/chartex" xmlns:cx3="http://schemas.microsoft.com/office/drawing/2016/5/9/chartex" xmlns:cx4="http://schemas.microsoft.com/office/drawing/2016/5/10/chartex" xmlns:cx5="http://schemas.microsoft.com/office/drawing/2016/5/11/chartex" xmlns:cx6="http://schemas.microsoft.com/office/drawing/2016/5/12/chartex" xmlns:cx7="http://schemas.microsoft.com/office/drawing/2016/5/13/chartex" xmlns:cx8="http://schemas.microsoft.com/office/drawing/2016/5/14/chartex" xmlns:mc="http://schemas.openxmlformats.org/markup-compatibility/2006" xmlns:aink="http://schemas.microsoft.com/office/drawing/2016/ink" xmlns:am3d="http://schemas.microsoft.com/office/drawing/2017/model3d" xmlns:o="urn:schemas-microsoft-com:office:office" xmlns:oel="http://schemas.microsoft.com/office/2019/extlst" xmlns:r="http://schemas.openxmlformats.org/officeDocument/2006/relationships" xmlns:m="http://schemas.openxmlformats.org/officeDocument/2006/math" xmlns:v="urn:schemas-microsoft-com:vml" xmlns:wp14="http://schemas.microsoft.com/office/word/2010/wordprocessingDrawing" xmlns:wp="http://schemas.openxmlformats.org/drawingml/2006/wordprocessingDrawing" xmlns:w10="urn:schemas-microsoft-com:office:word" xmlns:w="http://schemas.openxmlformats.org/wordprocessingml/2006/main" xmlns:w14="http://schemas.microsoft.com/office/word/2010/wordml" xmlns:w15="http://schemas.microsoft.com/office/word/2012/wordml" xmlns:w16cex="http://schemas.microsoft.com/office/word/2018/wordml/cex" xmlns:w16cid="http://schemas.microsoft.com/office/word/2016/wordml/cid" xmlns:w16="http://schemas.microsoft.com/office/word/2018/wordml" xmlns:w16du="http://schemas.microsoft.com/office/word/2023/wordml/word16du" xmlns:w16sdtdh="http://schemas.microsoft.com/office/word/2020/wordml/sdtdatahash" xmlns:w16sdtfl="http://schemas.microsoft.com/office/word/2024/wordml/sdtformatlock" xmlns:w16se="http://schemas.microsoft.com/office/word/2015/wordml/symex" xmlns:wpg="http://schemas.microsoft.com/office/word/2010/wordprocessingGroup" xmlns:wpi="http://schemas.microsoft.com/office/word/2010/wordprocessingInk" xmlns:wne="http://schemas.microsoft.com/office/word/2006/wordml" xmlns:wps="http://schemas.microsoft.com/office/word/2010/wordprocessingShape" mc:Ignorable="w14 w15 w16se w16cid w16 w16cex w16sdtdh w16sdtfl w16du wp14">
   <w:body>
     <w:p>
       <w:pPr>
@@ -231,7 +231,7 @@
               </wp:anchor>
             </w:drawing>
           </mc:Choice>
-          <mc:Fallback>
+          <mc:Fallback xmlns:w16cei="http://schemas.microsoft.com/office/word/2026/wordml/cei">
             <w:pict>
               <v:rect w14:anchorId="5ADF99E8" id="Rectángulo 18" o:spid="_x0000_s1026" alt="&quot;&quot;" style="position:absolute;margin-left:-55.7pt;margin-top:29pt;width:613.85pt;height:204pt;z-index:-251662336;visibility:visible;mso-wrap-style:square;mso-width-percent:0;mso-height-percent:0;mso-wrap-distance-left:9pt;mso-wrap-distance-top:0;mso-wrap-distance-right:9pt;mso-wrap-distance-bottom:0;mso-position-horizontal:absolute;mso-position-horizontal-relative:text;mso-position-vertical:absolute;mso-position-vertical-relative:text;mso-width-percent:0;mso-height-percent:0;mso-width-relative:page;mso-height-relative:margin;v-text-anchor:middle" o:gfxdata="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" fillcolor="#00314d" stroked="f" strokeweight="1pt"/>
             </w:pict>
@@ -2494,7 +2494,7 @@
           <w:noProof/>
         </w:rPr>
         <w:drawing>
-          <wp:inline distT="0" distB="0" distL="0" distR="0" wp14:anchorId="59AD81D5" wp14:editId="7C28773E">
+          <wp:inline distT="0" distB="0" distL="0" distR="0" wp14:anchorId="59AD81D5" wp14:editId="1DF1250D">
             <wp:extent cx="4680000" cy="2632382"/>
             <wp:effectExtent l="0" t="0" r="6350" b="0"/>
             <wp:docPr id="3" name="Imagen 3">
@@ -2651,12 +2651,6 @@
               <w:spacing w:before="0" w:after="0"/>
               <w:ind w:right="-142"/>
             </w:pPr>
-          </w:p>
-          <w:p>
-            <w:pPr>
-              <w:spacing w:before="0" w:after="0"/>
-              <w:ind w:right="-142"/>
-            </w:pPr>
             <w:r>
               <w:t xml:space="preserve">La sociedad actual opera en red, lo que significa que personas, instituciones y sistemas interactúan de manera permanente; en consecuencia, aprender implica </w:t>
             </w:r>
@@ -3053,142 +3047,163 @@
       <w:r>
         <w:rPr>
           <w:rFonts w:cs="Calibri"/>
+          <w:b/>
+        </w:rPr>
+        <w:t>Globalización</w:t>
+      </w:r>
+      <w:r>
+        <w:rPr>
+          <w:rFonts w:cs="Calibri"/>
+          <w:b/>
+        </w:rPr>
+        <w:t>_</w:t>
+      </w:r>
+      <w:r>
+        <w:rPr>
+          <w:rFonts w:cs="Calibri"/>
+          <w:b/>
+        </w:rPr>
+        <w:t>y</w:t>
+      </w:r>
+      <w:r>
+        <w:rPr>
+          <w:rFonts w:cs="Calibri"/>
+          <w:b/>
+        </w:rPr>
+        <w:t>_</w:t>
+      </w:r>
+      <w:r>
+        <w:rPr>
+          <w:rFonts w:cs="Calibri"/>
+          <w:b/>
+        </w:rPr>
+        <w:t>su</w:t>
+      </w:r>
+      <w:r>
+        <w:rPr>
+          <w:rFonts w:cs="Calibri"/>
+          <w:b/>
+        </w:rPr>
+        <w:t>_</w:t>
+      </w:r>
+      <w:r>
+        <w:rPr>
+          <w:rFonts w:cs="Calibri"/>
+          <w:b/>
+        </w:rPr>
+        <w:t>impacto</w:t>
+      </w:r>
+      <w:r>
+        <w:rPr>
+          <w:rFonts w:cs="Calibri"/>
+          <w:b/>
+        </w:rPr>
+        <w:t>_</w:t>
+      </w:r>
+      <w:r>
+        <w:rPr>
+          <w:rFonts w:cs="Calibri"/>
+          <w:b/>
+        </w:rPr>
+        <w:t>en</w:t>
+      </w:r>
+      <w:r>
+        <w:rPr>
+          <w:rFonts w:cs="Calibri"/>
+          <w:b/>
+        </w:rPr>
+        <w:t>_</w:t>
+      </w:r>
+      <w:r>
+        <w:rPr>
+          <w:rFonts w:cs="Calibri"/>
+          <w:b/>
+        </w:rPr>
+        <w:t>la</w:t>
+      </w:r>
+      <w:r>
+        <w:rPr>
+          <w:rFonts w:cs="Calibri"/>
+          <w:b/>
+        </w:rPr>
+        <w:t>_</w:t>
+      </w:r>
+      <w:r>
+        <w:rPr>
+          <w:rFonts w:cs="Calibri"/>
+          <w:b/>
+        </w:rPr>
+        <w:t>educación</w:t>
+      </w:r>
+      <w:r>
+        <w:rPr>
+          <w:rFonts w:cs="Calibri"/>
+          <w:b/>
+        </w:rPr>
+        <w:t>_</w:t>
+      </w:r>
+      <w:r>
+        <w:rPr>
+          <w:rFonts w:cs="Calibri"/>
+          <w:b/>
+        </w:rPr>
+        <w:t>y</w:t>
+      </w:r>
+      <w:r>
+        <w:rPr>
+          <w:rFonts w:cs="Calibri"/>
+          <w:b/>
+        </w:rPr>
+        <w:t>_</w:t>
+      </w:r>
+      <w:r>
+        <w:rPr>
+          <w:rFonts w:cs="Calibri"/>
+          <w:b/>
+        </w:rPr>
+        <w:t>la</w:t>
+      </w:r>
+      <w:r>
+        <w:rPr>
+          <w:rFonts w:cs="Calibri"/>
+          <w:b/>
+        </w:rPr>
+        <w:t>_</w:t>
+      </w:r>
+      <w:r>
+        <w:rPr>
+          <w:rFonts w:cs="Calibri"/>
+          <w:b/>
+        </w:rPr>
+        <w:t>cultura</w:t>
+      </w:r>
+      <w:r>
+        <w:rPr>
+          <w:rFonts w:cs="Calibri"/>
+          <w:b/>
+        </w:rPr>
+        <w:t>_</w:t>
+      </w:r>
+      <w:r>
+        <w:rPr>
+          <w:rFonts w:cs="Calibri"/>
+          <w:b/>
+        </w:rPr>
+        <w:t>contemporánea</w:t>
+      </w:r>
+      <w:r>
+        <w:rPr>
+          <w:rFonts w:cs="Calibri"/>
           <w:bCs/>
         </w:rPr>
-        <w:t>Globalización</w:t>
+        <w:t xml:space="preserve">, ubicado en la carpeta </w:t>
       </w:r>
       <w:r>
         <w:rPr>
           <w:rFonts w:cs="Calibri"/>
           <w:bCs/>
         </w:rPr>
-        <w:t xml:space="preserve"> </w:t>
-      </w:r>
-      <w:r>
-        <w:rPr>
-          <w:rFonts w:cs="Calibri"/>
-          <w:bCs/>
-        </w:rPr>
-        <w:t>y</w:t>
-      </w:r>
-      <w:r>
-        <w:rPr>
-          <w:rFonts w:cs="Calibri"/>
-          <w:bCs/>
-        </w:rPr>
-        <w:t xml:space="preserve"> </w:t>
-      </w:r>
-      <w:r>
-        <w:rPr>
-          <w:rFonts w:cs="Calibri"/>
-          <w:bCs/>
-        </w:rPr>
-        <w:t>su</w:t>
-      </w:r>
-      <w:r>
-        <w:rPr>
-          <w:rFonts w:cs="Calibri"/>
-          <w:bCs/>
-        </w:rPr>
-        <w:t xml:space="preserve"> </w:t>
-      </w:r>
-      <w:r>
-        <w:rPr>
-          <w:rFonts w:cs="Calibri"/>
-          <w:bCs/>
-        </w:rPr>
-        <w:t>impacto</w:t>
-      </w:r>
-      <w:r>
-        <w:rPr>
-          <w:rFonts w:cs="Calibri"/>
-          <w:bCs/>
-        </w:rPr>
-        <w:t xml:space="preserve"> </w:t>
-      </w:r>
-      <w:r>
-        <w:rPr>
-          <w:rFonts w:cs="Calibri"/>
-          <w:bCs/>
-        </w:rPr>
-        <w:t>en</w:t>
-      </w:r>
-      <w:r>
-        <w:rPr>
-          <w:rFonts w:cs="Calibri"/>
-          <w:bCs/>
-        </w:rPr>
-        <w:t xml:space="preserve"> </w:t>
-      </w:r>
-      <w:r>
-        <w:rPr>
-          <w:rFonts w:cs="Calibri"/>
-          <w:bCs/>
-        </w:rPr>
-        <w:t>la</w:t>
-      </w:r>
-      <w:r>
-        <w:rPr>
-          <w:rFonts w:cs="Calibri"/>
-          <w:bCs/>
-        </w:rPr>
-        <w:t xml:space="preserve"> educación </w:t>
-      </w:r>
-      <w:r>
-        <w:rPr>
-          <w:rFonts w:cs="Calibri"/>
-          <w:bCs/>
-        </w:rPr>
-        <w:t>y</w:t>
-      </w:r>
-      <w:r>
-        <w:rPr>
-          <w:rFonts w:cs="Calibri"/>
-          <w:bCs/>
-        </w:rPr>
-        <w:t xml:space="preserve"> </w:t>
-      </w:r>
-      <w:r>
-        <w:rPr>
-          <w:rFonts w:cs="Calibri"/>
-          <w:bCs/>
-        </w:rPr>
-        <w:t>la</w:t>
-      </w:r>
-      <w:r>
-        <w:rPr>
-          <w:rFonts w:cs="Calibri"/>
-          <w:bCs/>
-        </w:rPr>
-        <w:t xml:space="preserve"> </w:t>
-      </w:r>
-      <w:r>
-        <w:rPr>
-          <w:rFonts w:cs="Calibri"/>
-          <w:bCs/>
-        </w:rPr>
-        <w:t>cultura</w:t>
-      </w:r>
-      <w:r>
-        <w:rPr>
-          <w:rFonts w:cs="Calibri"/>
-          <w:bCs/>
-        </w:rPr>
-        <w:t xml:space="preserve"> </w:t>
-      </w:r>
-      <w:r>
-        <w:rPr>
-          <w:rFonts w:cs="Calibri"/>
-          <w:bCs/>
-        </w:rPr>
-        <w:t>contemporánea</w:t>
-      </w:r>
-      <w:r>
-        <w:rPr>
-          <w:rFonts w:cs="Calibri"/>
-          <w:bCs/>
-        </w:rPr>
-        <w:t>, ubicado en la carpeta anexo_1.</w:t>
+        <w:t>Anexos.</w:t>
       </w:r>
     </w:p>
     <w:p>
@@ -3683,8 +3698,16 @@
       <w:pPr>
         <w:spacing w:before="0" w:after="0"/>
         <w:ind w:left="359"/>
-      </w:pPr>
-      <w:r>
+        <w:rPr>
+          <w:b/>
+          <w:bCs/>
+        </w:rPr>
+      </w:pPr>
+      <w:r>
+        <w:rPr>
+          <w:b/>
+          <w:bCs/>
+        </w:rPr>
         <w:t>Radio y televisión educativa</w:t>
       </w:r>
     </w:p>
@@ -3694,7 +3717,14 @@
         <w:ind w:left="359"/>
       </w:pPr>
       <w:r>
-        <w:t>Hito tecnológico: medios de comunicación masiva.</w:t>
+        <w:rPr>
+          <w:b/>
+          <w:bCs/>
+        </w:rPr>
+        <w:t>Hito tecnológico:</w:t>
+      </w:r>
+      <w:r>
+        <w:t xml:space="preserve"> medios de comunicación masiva.</w:t>
       </w:r>
     </w:p>
     <w:p>
@@ -4390,7 +4420,6 @@
         </w:rPr>
         <w:t xml:space="preserve"> </w:t>
       </w:r>
-      <w:proofErr w:type="spellStart"/>
       <w:r>
         <w:rPr>
           <w:rFonts w:cs="Calibri"/>
@@ -4401,14 +4430,19 @@
         <w:rPr>
           <w:rFonts w:cs="Calibri"/>
         </w:rPr>
-        <w:t>símismo</w:t>
-      </w:r>
-      <w:proofErr w:type="spellEnd"/>
-      <w:r>
-        <w:rPr>
-          <w:rFonts w:cs="Calibri"/>
-        </w:rPr>
-        <w:t>, su disponibilidad inmediata transforma la manera en que las personas aprenden, trabajan y toman decisiones.</w:t>
+        <w:t>s</w:t>
+      </w:r>
+      <w:r>
+        <w:rPr>
+          <w:rFonts w:cs="Calibri"/>
+        </w:rPr>
+        <w:t>i</w:t>
+      </w:r>
+      <w:r>
+        <w:rPr>
+          <w:rFonts w:cs="Calibri"/>
+        </w:rPr>
+        <w:t>mismo, su disponibilidad inmediata transforma la manera en que las personas aprenden, trabajan y toman decisiones.</w:t>
       </w:r>
     </w:p>
     <w:p>
@@ -4531,7 +4565,7 @@
     <w:p>
       <w:pPr>
         <w:spacing w:before="0" w:after="0"/>
-        <w:ind w:firstLine="567"/>
+        <w:ind w:left="708" w:firstLine="360"/>
         <w:rPr>
           <w:rFonts w:cs="Calibri"/>
           <w:lang w:eastAsia="es-CO"/>
@@ -4573,7 +4607,7 @@
     <w:p>
       <w:pPr>
         <w:spacing w:before="0" w:after="0"/>
-        <w:ind w:firstLine="567"/>
+        <w:ind w:left="567" w:firstLine="501"/>
         <w:rPr>
           <w:rFonts w:cs="Calibri"/>
           <w:lang w:eastAsia="es-CO"/>
@@ -4604,7 +4638,7 @@
     <w:p>
       <w:pPr>
         <w:spacing w:before="0" w:after="0"/>
-        <w:ind w:firstLine="567"/>
+        <w:ind w:left="567" w:firstLine="501"/>
         <w:rPr>
           <w:rFonts w:cs="Calibri"/>
           <w:lang w:eastAsia="es-CO"/>
@@ -4623,7 +4657,7 @@
         <w:pStyle w:val="Prrafodelista"/>
         <w:numPr>
           <w:ilvl w:val="0"/>
-          <w:numId w:val="16"/>
+          <w:numId w:val="30"/>
         </w:numPr>
         <w:spacing w:before="0" w:after="0"/>
         <w:rPr>
@@ -4644,7 +4678,7 @@
         <w:pStyle w:val="Prrafodelista"/>
         <w:numPr>
           <w:ilvl w:val="0"/>
-          <w:numId w:val="16"/>
+          <w:numId w:val="30"/>
         </w:numPr>
         <w:spacing w:before="0" w:after="0"/>
         <w:rPr>
@@ -4665,7 +4699,7 @@
         <w:pStyle w:val="Prrafodelista"/>
         <w:numPr>
           <w:ilvl w:val="0"/>
-          <w:numId w:val="16"/>
+          <w:numId w:val="30"/>
         </w:numPr>
         <w:spacing w:before="0" w:after="0"/>
         <w:rPr>
@@ -4686,7 +4720,7 @@
         <w:pStyle w:val="Prrafodelista"/>
         <w:numPr>
           <w:ilvl w:val="0"/>
-          <w:numId w:val="16"/>
+          <w:numId w:val="30"/>
         </w:numPr>
         <w:spacing w:before="0" w:after="0"/>
         <w:rPr>
@@ -4699,6 +4733,7 @@
           <w:rFonts w:cs="Calibri"/>
           <w:lang w:eastAsia="es-CO"/>
         </w:rPr>
+        <w:lastRenderedPageBreak/>
         <w:t>Gestión organizada de datos.</w:t>
       </w:r>
     </w:p>
@@ -4707,7 +4742,7 @@
         <w:pStyle w:val="Prrafodelista"/>
         <w:numPr>
           <w:ilvl w:val="0"/>
-          <w:numId w:val="16"/>
+          <w:numId w:val="30"/>
         </w:numPr>
         <w:spacing w:before="0" w:after="0"/>
         <w:rPr>
@@ -4720,7 +4755,6 @@
           <w:rFonts w:cs="Calibri"/>
           <w:lang w:eastAsia="es-CO"/>
         </w:rPr>
-        <w:lastRenderedPageBreak/>
         <w:t>Producción responsable de contenidos.</w:t>
       </w:r>
     </w:p>
@@ -4732,6 +4766,15 @@
           <w:lang w:eastAsia="es-CO"/>
         </w:rPr>
       </w:pPr>
+    </w:p>
+    <w:p>
+      <w:pPr>
+        <w:spacing w:before="0" w:after="0"/>
+        <w:rPr>
+          <w:rFonts w:cs="Calibri"/>
+          <w:lang w:eastAsia="es-CO"/>
+        </w:rPr>
+      </w:pPr>
       <w:r>
         <w:rPr>
           <w:rFonts w:cs="Calibri"/>
@@ -4755,6 +4798,15 @@
         </w:rPr>
         <w:t>La sociedad de la información no se define solo por el acceso a datos, sino por la capacidad de transformarlos en saber útil. La educación, por tanto, asume el desafío de formar ciudadanos informados, críticos y competentes frente al ecosistema digital contemporáneo.</w:t>
       </w:r>
+    </w:p>
+    <w:p>
+      <w:pPr>
+        <w:spacing w:before="0" w:after="0"/>
+        <w:rPr>
+          <w:rFonts w:cs="Calibri"/>
+          <w:lang w:eastAsia="es-CO"/>
+        </w:rPr>
+      </w:pPr>
     </w:p>
     <w:p>
       <w:pPr>
@@ -4910,6 +4962,7 @@
           <w:rFonts w:cs="Calibri"/>
           <w:lang w:eastAsia="es-CO"/>
         </w:rPr>
+        <w:lastRenderedPageBreak/>
         <w:t>La toma de decisiones fundamentadas</w:t>
       </w:r>
       <w:r>
@@ -4947,7 +5000,6 @@
         <w:rPr>
           <w:lang w:eastAsia="es-CO"/>
         </w:rPr>
-        <w:lastRenderedPageBreak/>
         <w:t>Transformación de la información en conocimiento aplicado en el ámbito educativo</w:t>
       </w:r>
     </w:p>
@@ -5271,6 +5323,7 @@
                 <w:sz w:val="28"/>
                 <w:szCs w:val="28"/>
               </w:rPr>
+              <w:lastRenderedPageBreak/>
               <w:t>Pensamiento crítico</w:t>
             </w:r>
           </w:p>
@@ -5343,7 +5396,6 @@
                 <w:sz w:val="28"/>
                 <w:szCs w:val="28"/>
               </w:rPr>
-              <w:lastRenderedPageBreak/>
               <w:t>Innovación y creatividad</w:t>
             </w:r>
           </w:p>
@@ -5589,8 +5641,8 @@
       <w:pPr>
         <w:pStyle w:val="Prrafodelista"/>
         <w:numPr>
-          <w:ilvl w:val="1"/>
-          <w:numId w:val="27"/>
+          <w:ilvl w:val="0"/>
+          <w:numId w:val="31"/>
         </w:numPr>
         <w:spacing w:before="0" w:after="0"/>
         <w:rPr>
@@ -5608,8 +5660,8 @@
       <w:pPr>
         <w:pStyle w:val="Prrafodelista"/>
         <w:numPr>
-          <w:ilvl w:val="1"/>
-          <w:numId w:val="27"/>
+          <w:ilvl w:val="0"/>
+          <w:numId w:val="31"/>
         </w:numPr>
         <w:spacing w:before="0" w:after="0"/>
         <w:rPr>
@@ -5627,8 +5679,8 @@
       <w:pPr>
         <w:pStyle w:val="Prrafodelista"/>
         <w:numPr>
-          <w:ilvl w:val="1"/>
-          <w:numId w:val="27"/>
+          <w:ilvl w:val="0"/>
+          <w:numId w:val="31"/>
         </w:numPr>
         <w:spacing w:before="0" w:after="0"/>
         <w:rPr>
@@ -5646,8 +5698,8 @@
       <w:pPr>
         <w:pStyle w:val="Prrafodelista"/>
         <w:numPr>
-          <w:ilvl w:val="1"/>
-          <w:numId w:val="27"/>
+          <w:ilvl w:val="0"/>
+          <w:numId w:val="31"/>
         </w:numPr>
         <w:spacing w:before="0" w:after="0"/>
         <w:rPr>
@@ -5658,6 +5710,7 @@
         <w:rPr>
           <w:lang w:eastAsia="es-CO"/>
         </w:rPr>
+        <w:lastRenderedPageBreak/>
         <w:t>Innovación y creatividad: diseñar soluciones.</w:t>
       </w:r>
     </w:p>
@@ -5665,8 +5718,8 @@
       <w:pPr>
         <w:pStyle w:val="Prrafodelista"/>
         <w:numPr>
-          <w:ilvl w:val="1"/>
-          <w:numId w:val="27"/>
+          <w:ilvl w:val="0"/>
+          <w:numId w:val="31"/>
         </w:numPr>
         <w:spacing w:before="0" w:after="0"/>
         <w:rPr>
@@ -5696,7 +5749,6 @@
       </w:pPr>
       <w:bookmarkStart w:id="9" w:name="_Toc236746811"/>
       <w:r>
-        <w:lastRenderedPageBreak/>
         <w:t xml:space="preserve">1.5. </w:t>
       </w:r>
       <w:r>
@@ -5859,52 +5911,41 @@
           <w:rFonts w:cs="Calibri"/>
           <w:lang w:eastAsia="es-CO"/>
         </w:rPr>
-        <w:t>En el marco de la integración entre tecnologías y cultura digital, la educación ha transformado sus prácticas pedagógicas, pasando de un modelo centrado en la transmisión de contenidos a uno orientado al desarrollo de competencias, el aprendizaje activo y la construcción colaborativa del conocimiento. El tutor asume un rol de mediador y diseñador de experiencias formativas, mientras el estudiante se convierte en protagonista de su propio proceso de aprendizaje.</w:t>
-      </w:r>
-    </w:p>
-    <w:p>
-      <w:pPr>
-        <w:spacing w:before="0" w:after="0"/>
-        <w:rPr>
-          <w:rFonts w:cs="Calibri"/>
-          <w:lang w:eastAsia="es-CO"/>
-        </w:rPr>
-      </w:pPr>
-    </w:p>
-    <w:p>
-      <w:pPr>
-        <w:spacing w:before="0" w:after="0"/>
-        <w:rPr>
-          <w:rFonts w:cs="Calibri"/>
-          <w:lang w:eastAsia="es-CO"/>
-        </w:rPr>
-      </w:pPr>
+        <w:t xml:space="preserve">En el marco de la integración entre tecnologías y cultura digital, la educación ha transformado sus prácticas pedagógicas, pasando de un modelo centrado en la transmisión de contenidos a uno orientado al desarrollo de competencias, el aprendizaje activo y la construcción colaborativa del conocimiento. El tutor asume un </w:t>
+      </w:r>
       <w:r>
         <w:rPr>
           <w:rFonts w:cs="Calibri"/>
           <w:lang w:eastAsia="es-CO"/>
         </w:rPr>
         <w:lastRenderedPageBreak/>
+        <w:t>rol de mediador y diseñador de experiencias formativas, mientras el estudiante se convierte en protagonista de su propio proceso de aprendizaje.</w:t>
+      </w:r>
+    </w:p>
+    <w:p>
+      <w:pPr>
+        <w:spacing w:before="0" w:after="0"/>
+        <w:rPr>
+          <w:rFonts w:cs="Calibri"/>
+          <w:lang w:eastAsia="es-CO"/>
+        </w:rPr>
+      </w:pPr>
+    </w:p>
+    <w:p>
+      <w:pPr>
+        <w:spacing w:before="0" w:after="0"/>
+        <w:rPr>
+          <w:rFonts w:cs="Calibri"/>
+          <w:lang w:eastAsia="es-CO"/>
+        </w:rPr>
+      </w:pPr>
+      <w:r>
+        <w:rPr>
+          <w:rFonts w:cs="Calibri"/>
+          <w:lang w:eastAsia="es-CO"/>
+        </w:rPr>
         <w:t>De igual manera, los entornos educativos se amplían hacia modalidades virtuales e híbridas, favoreciendo la flexibilidad, la interacción en red y el acceso permanente a la información. Por tal razón, la evaluación se orienta a procesos formativos y evidencias de desempeño que demuestren análisis, aplicación e innovación, respondiendo a las demandas de la sociedad del conocimiento.</w:t>
       </w:r>
-    </w:p>
-    <w:p>
-      <w:pPr>
-        <w:spacing w:before="0" w:after="0"/>
-        <w:rPr>
-          <w:rFonts w:cs="Calibri"/>
-          <w:lang w:eastAsia="es-CO"/>
-        </w:rPr>
-      </w:pPr>
-    </w:p>
-    <w:p>
-      <w:pPr>
-        <w:spacing w:before="0" w:after="0"/>
-        <w:rPr>
-          <w:rFonts w:cs="Calibri"/>
-          <w:lang w:eastAsia="es-CO"/>
-        </w:rPr>
-      </w:pPr>
     </w:p>
     <w:p>
       <w:pPr>
@@ -6435,6 +6476,7 @@
     <w:bookmarkEnd w:id="12"/>
     <w:p>
       <w:pPr>
+        <w:spacing w:before="0" w:after="0"/>
         <w:ind w:firstLine="708"/>
         <w:rPr>
           <w:rFonts w:cs="Calibri"/>
@@ -6449,6 +6491,16 @@
         <w:lastRenderedPageBreak/>
         <w:t>De esta manera, la educación mediada por TIC responde a las exigencias de la sociedad digital, donde el acceso a la información, la comunicación virtual y la innovación tecnológica son elementos fundamentales para el desarrollo académico y profesional.</w:t>
       </w:r>
+    </w:p>
+    <w:p>
+      <w:pPr>
+        <w:spacing w:before="0" w:after="0"/>
+        <w:ind w:firstLine="708"/>
+        <w:rPr>
+          <w:rFonts w:cs="Calibri"/>
+          <w:lang w:eastAsia="es-CO"/>
+        </w:rPr>
+      </w:pPr>
     </w:p>
     <w:p>
       <w:pPr>
@@ -6827,6 +6879,7 @@
     </w:tbl>
     <w:p>
       <w:pPr>
+        <w:spacing w:before="0" w:after="0"/>
         <w:rPr>
           <w:lang w:eastAsia="es-CO"/>
         </w:rPr>
@@ -6837,6 +6890,14 @@
         </w:rPr>
         <w:t>Estos entornos no solo trasladan la educación al plano digital, sino que crean nuevas ecologías de aprendizaje más abiertas, interactivas y centradas en la experiencia del estudiante.</w:t>
       </w:r>
+    </w:p>
+    <w:p>
+      <w:pPr>
+        <w:spacing w:before="0" w:after="0"/>
+        <w:rPr>
+          <w:lang w:eastAsia="es-CO"/>
+        </w:rPr>
+      </w:pPr>
     </w:p>
     <w:p>
       <w:pPr>
@@ -8752,69 +8813,397 @@
           </w:tcPr>
           <w:p>
             <w:pPr>
+              <w:pStyle w:val="Prrafodelista"/>
+              <w:numPr>
+                <w:ilvl w:val="0"/>
+                <w:numId w:val="32"/>
+              </w:numPr>
               <w:spacing w:before="0" w:after="0"/>
-            </w:pPr>
-            <w:r>
-              <w:t>En la actualidad, la educación está viviendo una transformación profunda impulsada por las tecnologías digitales. Los procesos de enseñanza y aprendizaje ya no dependen únicamente del aula física. Hoy, el conocimiento circula en entornos virtuales que conectan personas, información y experiencias de aprendizaje en cualquier lugar y momento.</w:t>
-            </w:r>
-          </w:p>
-          <w:p>
-            <w:pPr>
+              <w:rPr>
+                <w:rFonts w:cs="Calibri"/>
+                <w:lang w:eastAsia="es-CO"/>
+              </w:rPr>
+            </w:pPr>
+            <w:r>
+              <w:rPr>
+                <w:rFonts w:cs="Calibri"/>
+                <w:b/>
+                <w:bCs/>
+                <w:lang w:eastAsia="es-CO"/>
+              </w:rPr>
+              <w:t>Mujer:</w:t>
+            </w:r>
+            <w:r>
+              <w:rPr>
+                <w:rFonts w:cs="Calibri"/>
+                <w:lang w:eastAsia="es-CO"/>
+              </w:rPr>
+              <w:t xml:space="preserve"> </w:t>
+            </w:r>
+            <w:r>
+              <w:rPr>
+                <w:rFonts w:cs="Calibri"/>
+                <w:lang w:eastAsia="es-CO"/>
+              </w:rPr>
+              <w:t>i</w:t>
+            </w:r>
+            <w:r>
+              <w:rPr>
+                <w:rFonts w:cs="Calibri"/>
+                <w:lang w:eastAsia="es-CO"/>
+              </w:rPr>
+              <w:t>nstructor, me he quedado pensando en algo. Antes, ir a clase era madrugar al centro de formación y buscar un pupitre. Hoy, mi aula se activa en cualquier lugar, apenas enciendo mi pantalla.</w:t>
+            </w:r>
+          </w:p>
+          <w:p>
+            <w:pPr>
+              <w:pStyle w:val="Prrafodelista"/>
+              <w:numPr>
+                <w:ilvl w:val="0"/>
+                <w:numId w:val="32"/>
+              </w:numPr>
               <w:spacing w:before="0" w:after="0"/>
-            </w:pPr>
-            <w:r>
-              <w:t>Las plataformas virtuales, los recursos multimedia y los espacios colaborativos han ampliado las posibilidades de aprender. En estos escenarios, los estudiantes pueden acceder a contenidos, participar en actividades y desarrollar proyectos mediante herramientas digitales que fortalecen la interacción y la construcción colectiva del conocimiento.</w:t>
-            </w:r>
-          </w:p>
-          <w:p>
-            <w:pPr>
+              <w:rPr>
+                <w:rFonts w:cs="Calibri"/>
+                <w:lang w:eastAsia="es-CO"/>
+              </w:rPr>
+            </w:pPr>
+            <w:r>
+              <w:rPr>
+                <w:rFonts w:cs="Calibri"/>
+                <w:b/>
+                <w:bCs/>
+                <w:lang w:eastAsia="es-CO"/>
+              </w:rPr>
+              <w:t>Hombre:</w:t>
+            </w:r>
+            <w:r>
+              <w:rPr>
+                <w:rFonts w:cs="Calibri"/>
+                <w:lang w:eastAsia="es-CO"/>
+              </w:rPr>
+              <w:t xml:space="preserve"> </w:t>
+            </w:r>
+            <w:r>
+              <w:rPr>
+                <w:rFonts w:cs="Calibri"/>
+                <w:lang w:eastAsia="es-CO"/>
+              </w:rPr>
+              <w:t>e</w:t>
+            </w:r>
+            <w:r>
+              <w:rPr>
+                <w:rFonts w:cs="Calibri"/>
+                <w:lang w:eastAsia="es-CO"/>
+              </w:rPr>
+              <w:t>s que estamos viviendo una transformación profunda. El conocimiento ya no está encerrado en una dirección física, ahora circula en entornos virtuales que nos conectan con experiencias de aprendizaje en todo momento.</w:t>
+            </w:r>
+          </w:p>
+          <w:p>
+            <w:pPr>
+              <w:pStyle w:val="Prrafodelista"/>
+              <w:numPr>
+                <w:ilvl w:val="0"/>
+                <w:numId w:val="32"/>
+              </w:numPr>
               <w:spacing w:before="0" w:after="0"/>
-            </w:pPr>
-            <w:r>
-              <w:t>El rol del tutor también cambia</w:t>
-            </w:r>
-            <w:r>
-              <w:t>, y</w:t>
-            </w:r>
-            <w:r>
-              <w:t>a no se limita a transmitir información</w:t>
-            </w:r>
-            <w:r>
-              <w:t>; a</w:t>
-            </w:r>
-            <w:r>
-              <w:t>hora se convierte en mediador pedagógico, diseñador de experiencias de aprendizaje y orientador del proceso formativo, guiando a los estudiantes en el uso crítico y responsable de la información.</w:t>
-            </w:r>
-          </w:p>
-          <w:p>
-            <w:pPr>
+              <w:rPr>
+                <w:rFonts w:cs="Calibri"/>
+                <w:lang w:eastAsia="es-CO"/>
+              </w:rPr>
+            </w:pPr>
+            <w:r>
+              <w:rPr>
+                <w:rFonts w:cs="Calibri"/>
+                <w:b/>
+                <w:bCs/>
+                <w:lang w:eastAsia="es-CO"/>
+              </w:rPr>
+              <w:t>Mujer:</w:t>
+            </w:r>
+            <w:r>
+              <w:rPr>
+                <w:rFonts w:cs="Calibri"/>
+                <w:lang w:eastAsia="es-CO"/>
+              </w:rPr>
+              <w:t xml:space="preserve"> </w:t>
+            </w:r>
+            <w:r>
+              <w:rPr>
+                <w:rFonts w:cs="Calibri"/>
+                <w:lang w:eastAsia="es-CO"/>
+              </w:rPr>
+              <w:t>e</w:t>
+            </w:r>
+            <w:r>
+              <w:rPr>
+                <w:rFonts w:cs="Calibri"/>
+                <w:lang w:eastAsia="es-CO"/>
+              </w:rPr>
+              <w:t>s increíble, pero a veces me siento abrumada con tanta información. Es como tener un mapa infinito, pero no saber por dónde empezar.</w:t>
+            </w:r>
+          </w:p>
+          <w:p>
+            <w:pPr>
+              <w:pStyle w:val="Prrafodelista"/>
+              <w:numPr>
+                <w:ilvl w:val="0"/>
+                <w:numId w:val="32"/>
+              </w:numPr>
               <w:spacing w:before="0" w:after="0"/>
-            </w:pPr>
-            <w:r>
-              <w:t>El tutor en ambientes virtuales promueve la participación, retroalimenta actividades, acompaña el proceso académico y motiva a los estudiantes a desarrollar pensamiento crítico, autonomía y habilidades para aprender de manera permanente.</w:t>
-            </w:r>
-            <w:r>
+              <w:rPr>
+                <w:rFonts w:cs="Calibri"/>
+                <w:lang w:eastAsia="es-CO"/>
+              </w:rPr>
+            </w:pPr>
+            <w:r>
+              <w:rPr>
+                <w:rFonts w:cs="Calibri"/>
+                <w:b/>
+                <w:bCs/>
+                <w:lang w:eastAsia="es-CO"/>
+              </w:rPr>
+              <w:t>Hombre:</w:t>
+            </w:r>
+            <w:r>
+              <w:rPr>
+                <w:rFonts w:cs="Calibri"/>
+                <w:lang w:eastAsia="es-CO"/>
+              </w:rPr>
               <w:t xml:space="preserve"> </w:t>
             </w:r>
             <w:r>
-              <w:t>Al mismo tiempo, el estudiante asume un papel activo. Investiga, analiza información, participa en comunidades de aprendizaje y crea contenidos digitales que evidencian su comprensión de los temas.</w:t>
-            </w:r>
-          </w:p>
-          <w:p>
-            <w:pPr>
+              <w:rPr>
+                <w:rFonts w:cs="Calibri"/>
+                <w:lang w:eastAsia="es-CO"/>
+              </w:rPr>
+              <w:t>p</w:t>
+            </w:r>
+            <w:r>
+              <w:rPr>
+                <w:rFonts w:cs="Calibri"/>
+                <w:lang w:eastAsia="es-CO"/>
+              </w:rPr>
+              <w:t>or eso mi rol como tutor ha cambiado. Ya no estoy aquí solo para transmitirles datos, sino para ser su mediador pedagógico. Mi misión es diseñar la experiencia y darles la brújula para que ustedes sean los verdaderos arquitectos de su aprendizaje.</w:t>
+            </w:r>
+          </w:p>
+          <w:p>
+            <w:pPr>
+              <w:pStyle w:val="Prrafodelista"/>
+              <w:numPr>
+                <w:ilvl w:val="0"/>
+                <w:numId w:val="32"/>
+              </w:numPr>
               <w:spacing w:before="0" w:after="0"/>
-            </w:pPr>
-            <w:r>
-              <w:t>La interacción entre tutor y estudiantes permite construir conocimiento de manera colaborativa. A través de foros, proyectos y actividades digitales, se fortalecen habilidades de comunicación, trabajo en equipo e innovación.</w:t>
-            </w:r>
-          </w:p>
-          <w:p>
-            <w:pPr>
+              <w:rPr>
+                <w:rFonts w:cs="Calibri"/>
+                <w:lang w:eastAsia="es-CO"/>
+              </w:rPr>
+            </w:pPr>
+            <w:r>
+              <w:rPr>
+                <w:rFonts w:cs="Calibri"/>
+                <w:b/>
+                <w:bCs/>
+                <w:lang w:eastAsia="es-CO"/>
+              </w:rPr>
+              <w:t>Mujer:</w:t>
+            </w:r>
+            <w:r>
+              <w:rPr>
+                <w:rFonts w:cs="Calibri"/>
+                <w:lang w:eastAsia="es-CO"/>
+              </w:rPr>
+              <w:t xml:space="preserve"> </w:t>
+            </w:r>
+            <w:r>
+              <w:rPr>
+                <w:rFonts w:cs="Calibri"/>
+                <w:lang w:eastAsia="es-CO"/>
+              </w:rPr>
+              <w:t>y</w:t>
+            </w:r>
+            <w:r>
+              <w:rPr>
+                <w:rFonts w:cs="Calibri"/>
+                <w:lang w:eastAsia="es-CO"/>
+              </w:rPr>
+              <w:t xml:space="preserve"> el cambio se nota, porque en los foros y proyectos colaborativos ya no soy una espectadora. Ahora investigo, analizo y hasta creo mis propios contenidos digitales para demostrar lo que he aprendido.</w:t>
+            </w:r>
+          </w:p>
+          <w:p>
+            <w:pPr>
+              <w:pStyle w:val="Prrafodelista"/>
+              <w:numPr>
+                <w:ilvl w:val="0"/>
+                <w:numId w:val="32"/>
+              </w:numPr>
               <w:spacing w:before="0" w:after="0"/>
-            </w:pPr>
-            <w:r>
+              <w:rPr>
+                <w:rFonts w:cs="Calibri"/>
+                <w:lang w:eastAsia="es-CO"/>
+              </w:rPr>
+            </w:pPr>
+            <w:r>
+              <w:rPr>
+                <w:rFonts w:cs="Calibri"/>
+                <w:b/>
+                <w:bCs/>
+                <w:lang w:eastAsia="es-CO"/>
+              </w:rPr>
+              <w:t>Hombre:</w:t>
+            </w:r>
+            <w:r>
+              <w:rPr>
+                <w:rFonts w:cs="Calibri"/>
+                <w:lang w:eastAsia="es-CO"/>
+              </w:rPr>
+              <w:t xml:space="preserve"> </w:t>
+            </w:r>
+            <w:r>
+              <w:rPr>
+                <w:rFonts w:cs="Calibri"/>
+                <w:lang w:eastAsia="es-CO"/>
+              </w:rPr>
+              <w:t>d</w:t>
+            </w:r>
+            <w:r>
+              <w:rPr>
+                <w:rFonts w:cs="Calibri"/>
+                <w:lang w:eastAsia="es-CO"/>
+              </w:rPr>
+              <w:t>e eso se trata el papel activo. Mientras ustedes construyen, yo estoy aquí para motivarlos, darles retroalimentación y acompañarlos en ese proceso de convertir la curiosidad en un aprendizaje permanente.</w:t>
+            </w:r>
+          </w:p>
+          <w:p>
+            <w:pPr>
+              <w:pStyle w:val="Prrafodelista"/>
+              <w:numPr>
+                <w:ilvl w:val="0"/>
+                <w:numId w:val="32"/>
+              </w:numPr>
+              <w:spacing w:before="0" w:after="0"/>
+              <w:rPr>
+                <w:rFonts w:cs="Calibri"/>
+                <w:lang w:eastAsia="es-CO"/>
+              </w:rPr>
+            </w:pPr>
+            <w:r>
+              <w:rPr>
+                <w:rFonts w:cs="Calibri"/>
+                <w:b/>
+                <w:bCs/>
+                <w:lang w:eastAsia="es-CO"/>
+              </w:rPr>
+              <w:t>Mujer:</w:t>
+            </w:r>
+            <w:r>
+              <w:rPr>
+                <w:rFonts w:cs="Calibri"/>
+                <w:lang w:eastAsia="es-CO"/>
+              </w:rPr>
+              <w:t xml:space="preserve"> </w:t>
+            </w:r>
+            <w:r>
+              <w:rPr>
+                <w:rFonts w:cs="Calibri"/>
+                <w:lang w:eastAsia="es-CO"/>
+              </w:rPr>
+              <w:t>a</w:t>
+            </w:r>
+            <w:r>
+              <w:rPr>
+                <w:rFonts w:cs="Calibri"/>
+                <w:lang w:eastAsia="es-CO"/>
+              </w:rPr>
+              <w:t>l final, siento que desarrollo habilidades de comunicación e innovación que sirven para mucho más que una calificación académica.</w:t>
+            </w:r>
+          </w:p>
+          <w:p>
+            <w:pPr>
+              <w:pStyle w:val="Prrafodelista"/>
+              <w:numPr>
+                <w:ilvl w:val="0"/>
+                <w:numId w:val="32"/>
+              </w:numPr>
+              <w:spacing w:before="0" w:after="0"/>
+              <w:rPr>
+                <w:rFonts w:cs="Calibri"/>
+                <w:lang w:eastAsia="es-CO"/>
+              </w:rPr>
+            </w:pPr>
+            <w:r>
+              <w:rPr>
+                <w:rFonts w:cs="Calibri"/>
+                <w:b/>
+                <w:bCs/>
+                <w:lang w:eastAsia="es-CO"/>
+              </w:rPr>
+              <w:t>Hombre:</w:t>
+            </w:r>
+            <w:r>
+              <w:rPr>
+                <w:rFonts w:cs="Calibri"/>
+                <w:lang w:eastAsia="es-CO"/>
+              </w:rPr>
+              <w:t xml:space="preserve"> ese es el punto. Juntos fortalecemos su autonomía y pensamiento crítico. Yo oriento, ustedes participan y transformamos la información en conocimiento significativo.</w:t>
+            </w:r>
+          </w:p>
+          <w:p>
+            <w:pPr>
+              <w:pStyle w:val="Prrafodelista"/>
+              <w:numPr>
+                <w:ilvl w:val="0"/>
+                <w:numId w:val="32"/>
+              </w:numPr>
+              <w:spacing w:before="0" w:after="0"/>
+              <w:rPr>
+                <w:rFonts w:cs="Calibri"/>
+                <w:lang w:eastAsia="es-CO"/>
+              </w:rPr>
+            </w:pPr>
+            <w:r>
+              <w:rPr>
+                <w:rFonts w:cs="Calibri"/>
+                <w:b/>
+                <w:bCs/>
+                <w:lang w:eastAsia="es-CO"/>
+              </w:rPr>
               <w:lastRenderedPageBreak/>
-              <w:t>En la educación mediada por tecnologías, el aprendizaje se construye de forma activa, flexible y conectada. El tutor orienta, el estudiante participa y juntos transforman la información en conocimiento significativo para la sociedad digital.</w:t>
+              <w:t>Mujer:</w:t>
+            </w:r>
+            <w:r>
+              <w:rPr>
+                <w:rFonts w:cs="Calibri"/>
+                <w:lang w:eastAsia="es-CO"/>
+              </w:rPr>
+              <w:t xml:space="preserve"> ¡qué motivador es ser parte de esta evolución educativa!</w:t>
+            </w:r>
+          </w:p>
+          <w:p>
+            <w:pPr>
+              <w:pStyle w:val="Prrafodelista"/>
+              <w:numPr>
+                <w:ilvl w:val="0"/>
+                <w:numId w:val="32"/>
+              </w:numPr>
+              <w:spacing w:before="0" w:after="0"/>
+            </w:pPr>
+            <w:r>
+              <w:rPr>
+                <w:rFonts w:cs="Calibri"/>
+                <w:b/>
+                <w:bCs/>
+                <w:lang w:eastAsia="es-CO"/>
+              </w:rPr>
+              <w:t xml:space="preserve">Hombre: </w:t>
+            </w:r>
+            <w:r>
+              <w:rPr>
+                <w:rFonts w:cs="Calibri"/>
+                <w:lang w:eastAsia="es-CO"/>
+              </w:rPr>
+              <w:t>gracias por acompañarnos. Nos encontramos en el próximo programa.</w:t>
             </w:r>
             <w:r>
               <w:rPr>
@@ -9126,14 +9515,14 @@
               <w:rPr>
                 <w:szCs w:val="28"/>
               </w:rPr>
-              <w:t xml:space="preserve">La educación mediada por tecnologías permite estudiar en diferentes tiempos y espacios. Los </w:t>
+              <w:t xml:space="preserve">La educación mediada por tecnologías permite estudiar en diferentes tiempos y espacios. Los estudiantes pueden avanzar a su propio ritmo, </w:t>
             </w:r>
             <w:r>
               <w:rPr>
                 <w:szCs w:val="28"/>
               </w:rPr>
               <w:lastRenderedPageBreak/>
-              <w:t>estudiantes pueden avanzar a su propio ritmo, combinar el estudio con el trabajo y acceder a los contenidos desde diversos dispositivos, ampliando así las oportunidades de formación.</w:t>
+              <w:t>combinar el estudio con el trabajo y acceder a los contenidos desde diversos dispositivos, ampliando así las oportunidades de formación.</w:t>
             </w:r>
           </w:p>
         </w:tc>
@@ -9398,11 +9787,11 @@
               </w:rPr>
             </w:pPr>
             <w:r>
-              <w:t xml:space="preserve">Aunque existen espacios colaborativos virtuales, la virtualidad prolongada puede disminuir la interacción </w:t>
+              <w:t xml:space="preserve">Aunque existen espacios colaborativos virtuales, la virtualidad prolongada puede disminuir la interacción humana directa, lo que puede afectar el desarrollo de </w:t>
             </w:r>
             <w:r>
               <w:lastRenderedPageBreak/>
-              <w:t>humana directa, lo que puede afectar el desarrollo de habilidades socioemocionales, el sentido de pertenencia y la construcción colectiva del conocimiento desde la presencialidad.</w:t>
+              <w:t>habilidades socioemocionales, el sentido de pertenencia y la construcción colectiva del conocimiento desde la presencialidad.</w:t>
             </w:r>
           </w:p>
         </w:tc>
@@ -9515,28 +9904,28 @@
       </w:pPr>
       <w:bookmarkStart w:id="20" w:name="_Toc236746821"/>
       <w:r>
+        <w:t xml:space="preserve">4. </w:t>
+      </w:r>
+      <w:r>
+        <w:t>Diferencias entre la sociedad de la información, la sociedad del conocimiento y la sociedad red</w:t>
+      </w:r>
+      <w:bookmarkEnd w:id="20"/>
+    </w:p>
+    <w:p>
+      <w:pPr>
+        <w:spacing w:before="0" w:after="0"/>
+        <w:ind w:firstLine="708"/>
+        <w:rPr>
+          <w:rFonts w:cs="Calibri"/>
+          <w:lang w:eastAsia="es-CO"/>
+        </w:rPr>
+      </w:pPr>
+      <w:r>
+        <w:rPr>
+          <w:rFonts w:cs="Calibri"/>
+          <w:lang w:eastAsia="es-CO"/>
+        </w:rPr>
         <w:lastRenderedPageBreak/>
-        <w:t xml:space="preserve">4. </w:t>
-      </w:r>
-      <w:r>
-        <w:t>Diferencias entre la sociedad de la información, la sociedad del conocimiento y la sociedad red</w:t>
-      </w:r>
-      <w:bookmarkEnd w:id="20"/>
-    </w:p>
-    <w:p>
-      <w:pPr>
-        <w:spacing w:before="0" w:after="0"/>
-        <w:ind w:firstLine="708"/>
-        <w:rPr>
-          <w:rFonts w:cs="Calibri"/>
-          <w:lang w:eastAsia="es-CO"/>
-        </w:rPr>
-      </w:pPr>
-      <w:r>
-        <w:rPr>
-          <w:rFonts w:cs="Calibri"/>
-          <w:lang w:eastAsia="es-CO"/>
-        </w:rPr>
         <w:t>Las expresiones sociedad de la información, sociedad del conocimiento y sociedad red representan diferentes etapas en la evolución de las transformaciones sociales impulsadas por las Tecnologías de la Información y la Comunicación (TIC). Cada una de ellas describe una manera particular de comprender el papel de la información, el conocimiento y la conectividad en la vida social, económica y educativa.</w:t>
       </w:r>
     </w:p>
@@ -9634,7 +10023,6 @@
         <w:rPr>
           <w:lang w:eastAsia="es-CO"/>
         </w:rPr>
-        <w:lastRenderedPageBreak/>
         <w:t>Comparación entre sociedad de la información, sociedad del conocimiento y sociedad red</w:t>
       </w:r>
     </w:p>
@@ -9672,6 +10060,7 @@
                 <w:sz w:val="28"/>
                 <w:szCs w:val="28"/>
               </w:rPr>
+              <w:lastRenderedPageBreak/>
               <w:t>Criterio</w:t>
             </w:r>
           </w:p>
@@ -10236,7 +10625,7 @@
           <w:rFonts w:cs="Calibri"/>
           <w:lang w:eastAsia="es-CO"/>
         </w:rPr>
-        <w:t>En la transición hacia la sociedad del conocimiento y en red, la formación se centra en construir conocimiento a partir de la información. En este contexto, las encuestas son una técnica clave, ya que permiten recolectar datos sobre necesidades y percepciones, facilitando el análisis, la toma de decisiones y el aprendizaje en entornos dinámicos y colaborativos.</w:t>
+        <w:t>En la transición hacia la sociedad del conocimiento y en red, la formación se centra en construir conocimiento a partir de la información. En este contexto, la encuesta constituye una técnica de recolección de información que permite identificar necesidades, percepciones y tendencias de una población. Además, las tecnologías digitales facilitan su aplicación, sistematización y análisis, así como la socialización colaborativa de los resultados.</w:t>
       </w:r>
     </w:p>
     <w:p>
@@ -10305,16 +10694,6 @@
           <w:lang w:eastAsia="es-CO"/>
         </w:rPr>
       </w:pPr>
-    </w:p>
-    <w:p>
-      <w:pPr>
-        <w:spacing w:before="0" w:after="0"/>
-        <w:ind w:firstLine="708"/>
-        <w:rPr>
-          <w:rFonts w:cs="Calibri"/>
-          <w:lang w:eastAsia="es-CO"/>
-        </w:rPr>
-      </w:pPr>
       <w:r>
         <w:rPr>
           <w:rFonts w:cs="Calibri"/>
@@ -10360,237 +10739,700 @@
     </w:p>
     <w:p>
       <w:pPr>
-        <w:spacing w:before="0" w:after="0"/>
-        <w:ind w:firstLine="708"/>
-        <w:rPr>
-          <w:rFonts w:cs="Calibri"/>
-          <w:lang w:eastAsia="es-CO"/>
-        </w:rPr>
-      </w:pPr>
-      <w:r>
-        <w:rPr>
-          <w:rFonts w:cs="Calibri"/>
-          <w:lang w:eastAsia="es-CO"/>
-        </w:rPr>
-        <w:t>Para ampliar la comprensión del tema, se presenta a continuación una infografía diseñada para brindar mayor claridad sobre el rol del estudiante, destacando sus funciones, responsabilidades y actitudes clave en el proceso formativo. Este recurso facilita la identificación de buenas prácticas y orienta al estudiante en el desarrollo de un aprendizaje autónomo, participativo y significativo.</w:t>
-      </w:r>
-    </w:p>
-    <w:p>
-      <w:pPr>
         <w:pStyle w:val="Prrafodelista"/>
         <w:spacing w:before="0" w:after="0"/>
-        <w:ind w:left="0" w:firstLine="0"/>
-        <w:jc w:val="center"/>
-        <w:rPr>
-          <w:rFonts w:cs="Calibri"/>
-          <w:lang w:eastAsia="es-CO"/>
-        </w:rPr>
-      </w:pPr>
-      <w:r>
-        <w:rPr>
-          <w:rFonts w:cs="Calibri"/>
-          <w:noProof/>
-          <w:lang w:eastAsia="es-CO"/>
-        </w:rPr>
-        <w:lastRenderedPageBreak/>
-        <w:drawing>
-          <wp:inline distT="0" distB="0" distL="0" distR="0" wp14:anchorId="6638F38D" wp14:editId="769BE0EA">
-            <wp:extent cx="4680000" cy="4166098"/>
-            <wp:effectExtent l="0" t="0" r="6350" b="6350"/>
-            <wp:docPr id="1344359854" name="Gráfico 6">
-              <a:extLst xmlns:a="http://schemas.openxmlformats.org/drawingml/2006/main">
-                <a:ext uri="{C183D7F6-B498-43B3-948B-1728B52AA6E4}">
-                  <adec:decorative xmlns:adec="http://schemas.microsoft.com/office/drawing/2017/decorative" val="1"/>
-                </a:ext>
-              </a:extLst>
-            </wp:docPr>
-            <wp:cNvGraphicFramePr>
-              <a:graphicFrameLocks xmlns:a="http://schemas.openxmlformats.org/drawingml/2006/main" noChangeAspect="1"/>
-            </wp:cNvGraphicFramePr>
-            <a:graphic xmlns:a="http://schemas.openxmlformats.org/drawingml/2006/main">
-              <a:graphicData uri="http://schemas.openxmlformats.org/drawingml/2006/picture">
-                <pic:pic xmlns:pic="http://schemas.openxmlformats.org/drawingml/2006/picture">
-                  <pic:nvPicPr>
-                    <pic:cNvPr id="1344359854" name="Gráfico 6">
-                      <a:extLst>
-                        <a:ext uri="{C183D7F6-B498-43B3-948B-1728B52AA6E4}">
-                          <adec:decorative xmlns:adec="http://schemas.microsoft.com/office/drawing/2017/decorative" val="1"/>
-                        </a:ext>
-                      </a:extLst>
-                    </pic:cNvPr>
-                    <pic:cNvPicPr/>
-                  </pic:nvPicPr>
-                  <pic:blipFill>
-                    <a:blip r:embed="rId14">
-                      <a:extLst>
-                        <a:ext uri="{96DAC541-7B7A-43D3-8B79-37D633B846F1}">
-                          <asvg:svgBlip xmlns:asvg="http://schemas.microsoft.com/office/drawing/2016/SVG/main" r:embed="rId15"/>
-                        </a:ext>
-                      </a:extLst>
-                    </a:blip>
-                    <a:stretch>
-                      <a:fillRect/>
-                    </a:stretch>
-                  </pic:blipFill>
-                  <pic:spPr>
-                    <a:xfrm>
-                      <a:off x="0" y="0"/>
-                      <a:ext cx="4680000" cy="4166098"/>
-                    </a:xfrm>
-                    <a:prstGeom prst="rect">
-                      <a:avLst/>
-                    </a:prstGeom>
-                  </pic:spPr>
-                </pic:pic>
-              </a:graphicData>
-            </a:graphic>
-          </wp:inline>
-        </w:drawing>
-      </w:r>
-    </w:p>
-    <w:p>
-      <w:pPr>
-        <w:spacing w:before="0" w:after="0"/>
-        <w:ind w:firstLine="708"/>
-        <w:rPr>
-          <w:rFonts w:cs="Calibri"/>
-          <w:lang w:eastAsia="es-CO"/>
-        </w:rPr>
-      </w:pPr>
-    </w:p>
-    <w:p>
-      <w:pPr>
-        <w:spacing w:before="0" w:after="0"/>
-        <w:ind w:firstLine="708"/>
-        <w:rPr>
-          <w:rFonts w:cs="Calibri"/>
-          <w:lang w:eastAsia="es-CO"/>
-        </w:rPr>
-      </w:pPr>
-      <w:r>
-        <w:rPr>
-          <w:rFonts w:cs="Calibri"/>
-          <w:lang w:eastAsia="es-CO"/>
-        </w:rPr>
-        <w:t xml:space="preserve">En la educación mediada por tecnologías, el estudiante es un gestor activo de su aprendizaje. El </w:t>
-      </w:r>
-      <w:r>
-        <w:rPr>
-          <w:rFonts w:cs="Calibri"/>
+        <w:ind w:left="0" w:firstLine="708"/>
+        <w:rPr>
+          <w:rFonts w:cs="Calibri"/>
+          <w:lang w:eastAsia="es-CO"/>
+        </w:rPr>
+      </w:pPr>
+      <w:r>
+        <w:rPr>
+          <w:rFonts w:cs="Calibri"/>
+          <w:lang w:eastAsia="es-CO"/>
+        </w:rPr>
+        <w:t>El estudiante es gestor activo de su aprendizaje en la educación mediada por tecnologías.</w:t>
+      </w:r>
+    </w:p>
+    <w:p>
+      <w:pPr>
+        <w:pStyle w:val="Tabla"/>
+        <w:rPr>
           <w:b/>
           <w:bCs/>
           <w:lang w:eastAsia="es-CO"/>
         </w:rPr>
-        <w:t>rol del estudiante en la era digital</w:t>
-      </w:r>
-      <w:r>
-        <w:rPr>
-          <w:rFonts w:cs="Calibri"/>
-          <w:lang w:eastAsia="es-CO"/>
-        </w:rPr>
-        <w:t xml:space="preserve"> se caracteriza por cuatro dimensiones principales:</w:t>
-      </w:r>
+      </w:pPr>
+      <w:r>
+        <w:rPr>
+          <w:lang w:eastAsia="es-CO"/>
+        </w:rPr>
+        <w:t>Rol del estudiante</w:t>
+      </w:r>
+    </w:p>
+    <w:tbl>
+      <w:tblPr>
+        <w:tblStyle w:val="SENA"/>
+        <w:tblW w:w="0" w:type="auto"/>
+        <w:tblLook w:val="04A0" w:firstRow="1" w:lastRow="0" w:firstColumn="1" w:lastColumn="0" w:noHBand="0" w:noVBand="1"/>
+      </w:tblPr>
+      <w:tblGrid>
+        <w:gridCol w:w="2972"/>
+        <w:gridCol w:w="6521"/>
+      </w:tblGrid>
+      <w:tr>
+        <w:trPr>
+          <w:cnfStyle w:val="100000000000" w:firstRow="1" w:lastRow="0" w:firstColumn="0" w:lastColumn="0" w:oddVBand="0" w:evenVBand="0" w:oddHBand="0" w:evenHBand="0" w:firstRowFirstColumn="0" w:firstRowLastColumn="0" w:lastRowFirstColumn="0" w:lastRowLastColumn="0"/>
+        </w:trPr>
+        <w:tc>
+          <w:tcPr>
+            <w:tcW w:w="2972" w:type="dxa"/>
+          </w:tcPr>
+          <w:p>
+            <w:pPr>
+              <w:pStyle w:val="TextoTablas"/>
+              <w:spacing w:before="0" w:after="0" w:line="360" w:lineRule="auto"/>
+              <w:rPr>
+                <w:rFonts w:cs="Calibri"/>
+                <w:sz w:val="28"/>
+                <w:szCs w:val="28"/>
+              </w:rPr>
+            </w:pPr>
+            <w:r>
+              <w:rPr>
+                <w:rFonts w:cs="Calibri"/>
+                <w:sz w:val="28"/>
+                <w:szCs w:val="28"/>
+              </w:rPr>
+              <w:t>Rol estudiante</w:t>
+            </w:r>
+          </w:p>
+        </w:tc>
+        <w:tc>
+          <w:tcPr>
+            <w:tcW w:w="6521" w:type="dxa"/>
+          </w:tcPr>
+          <w:p>
+            <w:pPr>
+              <w:pStyle w:val="TextoTablas"/>
+              <w:spacing w:before="0" w:after="0" w:line="360" w:lineRule="auto"/>
+              <w:rPr>
+                <w:rFonts w:cs="Calibri"/>
+                <w:sz w:val="28"/>
+                <w:szCs w:val="28"/>
+              </w:rPr>
+            </w:pPr>
+            <w:r>
+              <w:rPr>
+                <w:rFonts w:cs="Calibri"/>
+                <w:sz w:val="28"/>
+                <w:szCs w:val="28"/>
+              </w:rPr>
+              <w:t>Características y acciones principales</w:t>
+            </w:r>
+          </w:p>
+        </w:tc>
+      </w:tr>
+      <w:tr>
+        <w:trPr>
+          <w:cnfStyle w:val="000000100000" w:firstRow="0" w:lastRow="0" w:firstColumn="0" w:lastColumn="0" w:oddVBand="0" w:evenVBand="0" w:oddHBand="1" w:evenHBand="0" w:firstRowFirstColumn="0" w:firstRowLastColumn="0" w:lastRowFirstColumn="0" w:lastRowLastColumn="0"/>
+          <w:trHeight w:val="487"/>
+        </w:trPr>
+        <w:tc>
+          <w:tcPr>
+            <w:tcW w:w="2972" w:type="dxa"/>
+          </w:tcPr>
+          <w:p>
+            <w:pPr>
+              <w:pStyle w:val="TextoTablas"/>
+              <w:spacing w:before="0" w:after="0" w:line="360" w:lineRule="auto"/>
+              <w:rPr>
+                <w:rFonts w:cs="Calibri"/>
+                <w:sz w:val="28"/>
+                <w:szCs w:val="28"/>
+              </w:rPr>
+            </w:pPr>
+            <w:r>
+              <w:rPr>
+                <w:rFonts w:cs="Calibri"/>
+                <w:sz w:val="28"/>
+                <w:szCs w:val="28"/>
+              </w:rPr>
+              <w:t>Autónomo</w:t>
+            </w:r>
+          </w:p>
+        </w:tc>
+        <w:tc>
+          <w:tcPr>
+            <w:tcW w:w="6521" w:type="dxa"/>
+          </w:tcPr>
+          <w:p>
+            <w:pPr>
+              <w:pStyle w:val="d-flex"/>
+              <w:numPr>
+                <w:ilvl w:val="0"/>
+                <w:numId w:val="33"/>
+              </w:numPr>
+              <w:spacing w:before="0" w:beforeAutospacing="0" w:after="0" w:afterAutospacing="0" w:line="360" w:lineRule="auto"/>
+              <w:textAlignment w:val="baseline"/>
+              <w:rPr>
+                <w:rFonts w:ascii="Calibri" w:hAnsi="Calibri" w:cs="Calibri"/>
+                <w:sz w:val="28"/>
+                <w:szCs w:val="28"/>
+              </w:rPr>
+            </w:pPr>
+            <w:r>
+              <w:rPr>
+                <w:rFonts w:ascii="Calibri" w:hAnsi="Calibri" w:cs="Calibri"/>
+                <w:sz w:val="28"/>
+                <w:szCs w:val="28"/>
+              </w:rPr>
+              <w:t>Administra su tiempo.</w:t>
+            </w:r>
+          </w:p>
+          <w:p>
+            <w:pPr>
+              <w:numPr>
+                <w:ilvl w:val="0"/>
+                <w:numId w:val="33"/>
+              </w:numPr>
+              <w:spacing w:before="0" w:after="0"/>
+              <w:textAlignment w:val="baseline"/>
+              <w:rPr>
+                <w:rFonts w:cs="Calibri"/>
+                <w:szCs w:val="28"/>
+              </w:rPr>
+            </w:pPr>
+            <w:r>
+              <w:rPr>
+                <w:rFonts w:cs="Calibri"/>
+                <w:szCs w:val="28"/>
+              </w:rPr>
+              <w:t>Planifica sus actividades.</w:t>
+            </w:r>
+          </w:p>
+          <w:p>
+            <w:pPr>
+              <w:numPr>
+                <w:ilvl w:val="0"/>
+                <w:numId w:val="33"/>
+              </w:numPr>
+              <w:spacing w:before="0" w:after="0"/>
+              <w:textAlignment w:val="baseline"/>
+              <w:rPr>
+                <w:rFonts w:cs="Calibri"/>
+                <w:szCs w:val="28"/>
+              </w:rPr>
+            </w:pPr>
+            <w:r>
+              <w:rPr>
+                <w:rFonts w:cs="Calibri"/>
+                <w:szCs w:val="28"/>
+              </w:rPr>
+              <w:t>Regula su ritmo de estudio.</w:t>
+            </w:r>
+          </w:p>
+        </w:tc>
+      </w:tr>
+      <w:tr>
+        <w:trPr>
+          <w:trHeight w:val="551"/>
+        </w:trPr>
+        <w:tc>
+          <w:tcPr>
+            <w:tcW w:w="2972" w:type="dxa"/>
+          </w:tcPr>
+          <w:p>
+            <w:pPr>
+              <w:pStyle w:val="TextoTablas"/>
+              <w:spacing w:before="0" w:after="0" w:line="360" w:lineRule="auto"/>
+              <w:rPr>
+                <w:rFonts w:cs="Calibri"/>
+                <w:sz w:val="28"/>
+                <w:szCs w:val="28"/>
+              </w:rPr>
+            </w:pPr>
+            <w:r>
+              <w:rPr>
+                <w:rFonts w:cs="Calibri"/>
+                <w:sz w:val="28"/>
+                <w:szCs w:val="28"/>
+              </w:rPr>
+              <w:t>Investigador</w:t>
+            </w:r>
+          </w:p>
+        </w:tc>
+        <w:tc>
+          <w:tcPr>
+            <w:tcW w:w="6521" w:type="dxa"/>
+          </w:tcPr>
+          <w:p>
+            <w:pPr>
+              <w:pStyle w:val="d-flex"/>
+              <w:numPr>
+                <w:ilvl w:val="0"/>
+                <w:numId w:val="34"/>
+              </w:numPr>
+              <w:spacing w:before="0" w:beforeAutospacing="0" w:after="0" w:afterAutospacing="0" w:line="360" w:lineRule="auto"/>
+              <w:textAlignment w:val="baseline"/>
+              <w:rPr>
+                <w:rFonts w:ascii="Calibri" w:hAnsi="Calibri" w:cs="Calibri"/>
+                <w:sz w:val="28"/>
+                <w:szCs w:val="28"/>
+              </w:rPr>
+            </w:pPr>
+            <w:r>
+              <w:rPr>
+                <w:rFonts w:ascii="Calibri" w:hAnsi="Calibri" w:cs="Calibri"/>
+                <w:sz w:val="28"/>
+                <w:szCs w:val="28"/>
+              </w:rPr>
+              <w:t>Busca y contrasta información.</w:t>
+            </w:r>
+          </w:p>
+          <w:p>
+            <w:pPr>
+              <w:pStyle w:val="d-flex"/>
+              <w:numPr>
+                <w:ilvl w:val="0"/>
+                <w:numId w:val="34"/>
+              </w:numPr>
+              <w:spacing w:before="0" w:beforeAutospacing="0" w:after="0" w:afterAutospacing="0" w:line="360" w:lineRule="auto"/>
+              <w:textAlignment w:val="baseline"/>
+              <w:rPr>
+                <w:rFonts w:ascii="Calibri" w:hAnsi="Calibri" w:cs="Calibri"/>
+                <w:sz w:val="28"/>
+                <w:szCs w:val="28"/>
+              </w:rPr>
+            </w:pPr>
+            <w:r>
+              <w:rPr>
+                <w:rFonts w:ascii="Calibri" w:hAnsi="Calibri" w:cs="Calibri"/>
+                <w:sz w:val="28"/>
+                <w:szCs w:val="28"/>
+              </w:rPr>
+              <w:t>Valida múltiples fuentes.</w:t>
+            </w:r>
+          </w:p>
+        </w:tc>
+      </w:tr>
+      <w:tr>
+        <w:trPr>
+          <w:cnfStyle w:val="000000100000" w:firstRow="0" w:lastRow="0" w:firstColumn="0" w:lastColumn="0" w:oddVBand="0" w:evenVBand="0" w:oddHBand="1" w:evenHBand="0" w:firstRowFirstColumn="0" w:firstRowLastColumn="0" w:lastRowFirstColumn="0" w:lastRowLastColumn="0"/>
+          <w:trHeight w:val="551"/>
+        </w:trPr>
+        <w:tc>
+          <w:tcPr>
+            <w:tcW w:w="2972" w:type="dxa"/>
+          </w:tcPr>
+          <w:p>
+            <w:pPr>
+              <w:pStyle w:val="TextoTablas"/>
+              <w:spacing w:before="0" w:after="0" w:line="360" w:lineRule="auto"/>
+              <w:rPr>
+                <w:rFonts w:cs="Calibri"/>
+                <w:sz w:val="28"/>
+                <w:szCs w:val="28"/>
+              </w:rPr>
+            </w:pPr>
+            <w:r>
+              <w:rPr>
+                <w:rFonts w:cs="Calibri"/>
+                <w:sz w:val="28"/>
+                <w:szCs w:val="28"/>
+              </w:rPr>
+              <w:t>Colaborador</w:t>
+            </w:r>
+          </w:p>
+        </w:tc>
+        <w:tc>
+          <w:tcPr>
+            <w:tcW w:w="6521" w:type="dxa"/>
+          </w:tcPr>
+          <w:p>
+            <w:pPr>
+              <w:pStyle w:val="d-flex"/>
+              <w:numPr>
+                <w:ilvl w:val="0"/>
+                <w:numId w:val="35"/>
+              </w:numPr>
+              <w:spacing w:before="0" w:beforeAutospacing="0" w:after="0" w:afterAutospacing="0" w:line="360" w:lineRule="auto"/>
+              <w:textAlignment w:val="baseline"/>
+              <w:rPr>
+                <w:rFonts w:ascii="Calibri" w:hAnsi="Calibri" w:cs="Calibri"/>
+                <w:sz w:val="28"/>
+                <w:szCs w:val="28"/>
+              </w:rPr>
+            </w:pPr>
+            <w:r>
+              <w:rPr>
+                <w:rFonts w:ascii="Calibri" w:hAnsi="Calibri" w:cs="Calibri"/>
+                <w:sz w:val="28"/>
+                <w:szCs w:val="28"/>
+              </w:rPr>
+              <w:t>Participa en comunidades virtuales.</w:t>
+            </w:r>
+          </w:p>
+          <w:p>
+            <w:pPr>
+              <w:pStyle w:val="d-flex"/>
+              <w:numPr>
+                <w:ilvl w:val="0"/>
+                <w:numId w:val="35"/>
+              </w:numPr>
+              <w:spacing w:before="0" w:beforeAutospacing="0" w:after="0" w:afterAutospacing="0" w:line="360" w:lineRule="auto"/>
+              <w:textAlignment w:val="baseline"/>
+              <w:rPr>
+                <w:rFonts w:ascii="Calibri" w:hAnsi="Calibri" w:cs="Calibri"/>
+                <w:sz w:val="28"/>
+                <w:szCs w:val="28"/>
+              </w:rPr>
+            </w:pPr>
+            <w:r>
+              <w:rPr>
+                <w:rFonts w:ascii="Calibri" w:hAnsi="Calibri" w:cs="Calibri"/>
+                <w:sz w:val="28"/>
+                <w:szCs w:val="28"/>
+              </w:rPr>
+              <w:lastRenderedPageBreak/>
+              <w:t>Interviene en foros y proyectos colectivos.</w:t>
+            </w:r>
+          </w:p>
+        </w:tc>
+      </w:tr>
+      <w:tr>
+        <w:trPr>
+          <w:trHeight w:val="551"/>
+        </w:trPr>
+        <w:tc>
+          <w:tcPr>
+            <w:tcW w:w="2972" w:type="dxa"/>
+          </w:tcPr>
+          <w:p>
+            <w:pPr>
+              <w:pStyle w:val="TextoTablas"/>
+              <w:spacing w:before="0" w:after="0" w:line="360" w:lineRule="auto"/>
+              <w:rPr>
+                <w:rFonts w:cs="Calibri"/>
+                <w:sz w:val="28"/>
+                <w:szCs w:val="28"/>
+              </w:rPr>
+            </w:pPr>
+            <w:r>
+              <w:rPr>
+                <w:rFonts w:cs="Calibri"/>
+                <w:sz w:val="28"/>
+                <w:szCs w:val="28"/>
+              </w:rPr>
+              <w:lastRenderedPageBreak/>
+              <w:t>Creador de contenidos</w:t>
+            </w:r>
+          </w:p>
+        </w:tc>
+        <w:tc>
+          <w:tcPr>
+            <w:tcW w:w="6521" w:type="dxa"/>
+          </w:tcPr>
+          <w:p>
+            <w:pPr>
+              <w:pStyle w:val="d-flex"/>
+              <w:numPr>
+                <w:ilvl w:val="0"/>
+                <w:numId w:val="36"/>
+              </w:numPr>
+              <w:spacing w:before="0" w:beforeAutospacing="0" w:after="0" w:afterAutospacing="0" w:line="360" w:lineRule="auto"/>
+              <w:textAlignment w:val="baseline"/>
+              <w:rPr>
+                <w:rFonts w:ascii="Calibri" w:hAnsi="Calibri" w:cs="Calibri"/>
+                <w:sz w:val="28"/>
+                <w:szCs w:val="28"/>
+              </w:rPr>
+            </w:pPr>
+            <w:r>
+              <w:rPr>
+                <w:rFonts w:ascii="Calibri" w:hAnsi="Calibri" w:cs="Calibri"/>
+                <w:sz w:val="28"/>
+                <w:szCs w:val="28"/>
+              </w:rPr>
+              <w:t>Produce recursos digitales.</w:t>
+            </w:r>
+          </w:p>
+          <w:p>
+            <w:pPr>
+              <w:pStyle w:val="d-flex"/>
+              <w:numPr>
+                <w:ilvl w:val="0"/>
+                <w:numId w:val="36"/>
+              </w:numPr>
+              <w:spacing w:before="0" w:beforeAutospacing="0" w:after="0" w:afterAutospacing="0" w:line="360" w:lineRule="auto"/>
+              <w:textAlignment w:val="baseline"/>
+              <w:rPr>
+                <w:rFonts w:ascii="Calibri" w:hAnsi="Calibri" w:cs="Calibri"/>
+                <w:sz w:val="28"/>
+                <w:szCs w:val="28"/>
+              </w:rPr>
+            </w:pPr>
+            <w:r>
+              <w:rPr>
+                <w:rFonts w:ascii="Calibri" w:hAnsi="Calibri" w:cs="Calibri"/>
+                <w:sz w:val="28"/>
+                <w:szCs w:val="28"/>
+              </w:rPr>
+              <w:t>Genera proyectos de aprendizaje.</w:t>
+            </w:r>
+          </w:p>
+        </w:tc>
+      </w:tr>
+    </w:tbl>
+    <w:p>
+      <w:pPr>
+        <w:spacing w:before="0" w:after="0"/>
+        <w:ind w:firstLine="708"/>
+        <w:rPr>
+          <w:rFonts w:cs="Calibri"/>
+          <w:lang w:eastAsia="es-CO"/>
+        </w:rPr>
+      </w:pPr>
     </w:p>
     <w:p>
       <w:pPr>
         <w:pStyle w:val="Prrafodelista"/>
         <w:numPr>
           <w:ilvl w:val="0"/>
-          <w:numId w:val="14"/>
+          <w:numId w:val="29"/>
         </w:numPr>
         <w:spacing w:before="0" w:after="0"/>
         <w:rPr>
           <w:rFonts w:cs="Calibri"/>
-          <w:lang w:eastAsia="es-CO"/>
-        </w:rPr>
-      </w:pPr>
-      <w:r>
-        <w:rPr>
-          <w:rFonts w:cs="Calibri"/>
-          <w:lang w:eastAsia="es-CO"/>
-        </w:rPr>
-        <w:t xml:space="preserve">En primer lugar, es autónomo, lo que significa que administra su tiempo, planifica sus actividades y regula su ritmo de estudio. </w:t>
-      </w:r>
-    </w:p>
-    <w:p>
-      <w:pPr>
-        <w:pStyle w:val="Prrafodelista"/>
-        <w:numPr>
-          <w:ilvl w:val="0"/>
-          <w:numId w:val="14"/>
-        </w:numPr>
-        <w:spacing w:before="0" w:after="0"/>
-        <w:rPr>
-          <w:rFonts w:cs="Calibri"/>
-          <w:lang w:eastAsia="es-CO"/>
-        </w:rPr>
-      </w:pPr>
-      <w:r>
-        <w:rPr>
-          <w:rFonts w:cs="Calibri"/>
-          <w:lang w:eastAsia="es-CO"/>
-        </w:rPr>
-        <w:t xml:space="preserve">En segundo lugar, actúa como investigador, ya que busca y contrasta información, validando múltiples fuentes. </w:t>
-      </w:r>
-    </w:p>
-    <w:p>
-      <w:pPr>
-        <w:pStyle w:val="Prrafodelista"/>
-        <w:numPr>
-          <w:ilvl w:val="0"/>
-          <w:numId w:val="14"/>
-        </w:numPr>
-        <w:spacing w:before="0" w:after="0"/>
-        <w:rPr>
-          <w:rFonts w:cs="Calibri"/>
-          <w:lang w:eastAsia="es-CO"/>
-        </w:rPr>
-      </w:pPr>
-      <w:r>
-        <w:rPr>
-          <w:rFonts w:cs="Calibri"/>
-          <w:lang w:eastAsia="es-CO"/>
-        </w:rPr>
-        <w:t xml:space="preserve">En tercer lugar, es un colaborador que participa activamente en comunidades virtuales, foros y proyectos colectivos. </w:t>
-      </w:r>
-    </w:p>
-    <w:p>
-      <w:pPr>
-        <w:pStyle w:val="Prrafodelista"/>
-        <w:numPr>
-          <w:ilvl w:val="0"/>
-          <w:numId w:val="14"/>
-        </w:numPr>
-        <w:spacing w:before="0" w:after="0"/>
-        <w:rPr>
-          <w:rFonts w:cs="Calibri"/>
-          <w:lang w:eastAsia="es-CO"/>
-        </w:rPr>
-      </w:pPr>
-      <w:r>
-        <w:rPr>
-          <w:rFonts w:cs="Calibri"/>
-          <w:lang w:eastAsia="es-CO"/>
-        </w:rPr>
-        <w:lastRenderedPageBreak/>
-        <w:t>Finalmente, asume el rol de creador de contenidos, produciendo recursos digitales y generando proyectos de aprendizaje.</w:t>
-      </w:r>
-    </w:p>
-    <w:p>
-      <w:pPr>
-        <w:spacing w:before="0" w:after="0"/>
-        <w:rPr>
-          <w:rFonts w:cs="Calibri"/>
-          <w:lang w:eastAsia="es-CO"/>
-        </w:rPr>
-      </w:pPr>
-      <w:r>
-        <w:rPr>
-          <w:rFonts w:cs="Calibri"/>
-          <w:lang w:eastAsia="es-CO"/>
-        </w:rPr>
-        <w:t>Todo este rol en la era digital impulsa dos grandes resultados: el aprendizaje permanente, a través del desarrollo de competencias para el aprendizaje continuo; y la inserción laboral digitalizada, brindando la preparación necesaria para los entornos digitales.</w:t>
-      </w:r>
+          <w:b/>
+          <w:bCs/>
+          <w:lang w:eastAsia="es-CO"/>
+        </w:rPr>
+      </w:pPr>
+      <w:r>
+        <w:rPr>
+          <w:rFonts w:cs="Calibri"/>
+          <w:b/>
+          <w:bCs/>
+          <w:lang w:eastAsia="es-CO"/>
+        </w:rPr>
+        <w:t>Impacto en la formación y proyección del estudiante</w:t>
+      </w:r>
+    </w:p>
+    <w:p>
+      <w:pPr>
+        <w:spacing w:before="0" w:after="0"/>
+        <w:ind w:firstLine="708"/>
+        <w:rPr>
+          <w:rFonts w:cs="Calibri"/>
+          <w:lang w:eastAsia="es-CO"/>
+        </w:rPr>
+      </w:pPr>
+      <w:r>
+        <w:rPr>
+          <w:rFonts w:cs="Calibri"/>
+          <w:lang w:eastAsia="es-CO"/>
+        </w:rPr>
+        <w:t>Estos roles fortalecen las competencias necesarias para aprender continuamente y desenvolverse en entornos académicos y laborales digitalizados.</w:t>
+      </w:r>
+    </w:p>
+    <w:p>
+      <w:pPr>
+        <w:pStyle w:val="Tabla"/>
+        <w:rPr>
+          <w:b/>
+          <w:bCs/>
+          <w:lang w:eastAsia="es-CO"/>
+        </w:rPr>
+      </w:pPr>
+      <w:r>
+        <w:rPr>
+          <w:lang w:eastAsia="es-CO"/>
+        </w:rPr>
+        <w:t>Impactos generados</w:t>
+      </w:r>
+    </w:p>
+    <w:tbl>
+      <w:tblPr>
+        <w:tblStyle w:val="SENA"/>
+        <w:tblW w:w="0" w:type="auto"/>
+        <w:tblLook w:val="04A0" w:firstRow="1" w:lastRow="0" w:firstColumn="1" w:lastColumn="0" w:noHBand="0" w:noVBand="1"/>
+      </w:tblPr>
+      <w:tblGrid>
+        <w:gridCol w:w="2972"/>
+        <w:gridCol w:w="6521"/>
+      </w:tblGrid>
+      <w:tr>
+        <w:trPr>
+          <w:cnfStyle w:val="100000000000" w:firstRow="1" w:lastRow="0" w:firstColumn="0" w:lastColumn="0" w:oddVBand="0" w:evenVBand="0" w:oddHBand="0" w:evenHBand="0" w:firstRowFirstColumn="0" w:firstRowLastColumn="0" w:lastRowFirstColumn="0" w:lastRowLastColumn="0"/>
+        </w:trPr>
+        <w:tc>
+          <w:tcPr>
+            <w:tcW w:w="2972" w:type="dxa"/>
+          </w:tcPr>
+          <w:p>
+            <w:pPr>
+              <w:pStyle w:val="TextoTablas"/>
+              <w:spacing w:before="0" w:after="0" w:line="360" w:lineRule="auto"/>
+              <w:rPr>
+                <w:rFonts w:cs="Calibri"/>
+                <w:sz w:val="28"/>
+                <w:szCs w:val="28"/>
+              </w:rPr>
+            </w:pPr>
+            <w:r>
+              <w:rPr>
+                <w:rFonts w:cs="Calibri"/>
+                <w:sz w:val="28"/>
+                <w:szCs w:val="28"/>
+              </w:rPr>
+              <w:t>Impacto generado</w:t>
+            </w:r>
+          </w:p>
+        </w:tc>
+        <w:tc>
+          <w:tcPr>
+            <w:tcW w:w="6521" w:type="dxa"/>
+          </w:tcPr>
+          <w:p>
+            <w:pPr>
+              <w:pStyle w:val="TextoTablas"/>
+              <w:spacing w:before="0" w:after="0" w:line="360" w:lineRule="auto"/>
+              <w:rPr>
+                <w:rFonts w:cs="Calibri"/>
+                <w:sz w:val="28"/>
+                <w:szCs w:val="28"/>
+              </w:rPr>
+            </w:pPr>
+            <w:r>
+              <w:rPr>
+                <w:rFonts w:cs="Calibri"/>
+                <w:sz w:val="28"/>
+                <w:szCs w:val="28"/>
+              </w:rPr>
+              <w:t>Características y acciones principales</w:t>
+            </w:r>
+          </w:p>
+        </w:tc>
+      </w:tr>
+      <w:tr>
+        <w:trPr>
+          <w:cnfStyle w:val="000000100000" w:firstRow="0" w:lastRow="0" w:firstColumn="0" w:lastColumn="0" w:oddVBand="0" w:evenVBand="0" w:oddHBand="1" w:evenHBand="0" w:firstRowFirstColumn="0" w:firstRowLastColumn="0" w:lastRowFirstColumn="0" w:lastRowLastColumn="0"/>
+          <w:trHeight w:val="487"/>
+        </w:trPr>
+        <w:tc>
+          <w:tcPr>
+            <w:tcW w:w="2972" w:type="dxa"/>
+          </w:tcPr>
+          <w:p>
+            <w:pPr>
+              <w:pStyle w:val="TextoTablas"/>
+              <w:spacing w:before="0" w:after="0" w:line="360" w:lineRule="auto"/>
+              <w:rPr>
+                <w:rFonts w:cs="Calibri"/>
+                <w:sz w:val="28"/>
+                <w:szCs w:val="28"/>
+              </w:rPr>
+            </w:pPr>
+            <w:r>
+              <w:rPr>
+                <w:rFonts w:cs="Calibri"/>
+                <w:sz w:val="28"/>
+                <w:szCs w:val="28"/>
+              </w:rPr>
+              <w:t>Aprendizaje permanente</w:t>
+            </w:r>
+          </w:p>
+        </w:tc>
+        <w:tc>
+          <w:tcPr>
+            <w:tcW w:w="6521" w:type="dxa"/>
+          </w:tcPr>
+          <w:p>
+            <w:pPr>
+              <w:spacing w:before="0" w:after="0"/>
+              <w:ind w:firstLine="0"/>
+              <w:textAlignment w:val="baseline"/>
+              <w:rPr>
+                <w:rFonts w:cs="Calibri"/>
+                <w:szCs w:val="28"/>
+              </w:rPr>
+            </w:pPr>
+            <w:r>
+              <w:rPr>
+                <w:rFonts w:cs="Calibri"/>
+                <w:szCs w:val="28"/>
+              </w:rPr>
+              <w:t>Fortalece competencias para aprender, actualizar sus conocimientos y adaptarse continuamente a nuevos contextos.</w:t>
+            </w:r>
+          </w:p>
+        </w:tc>
+      </w:tr>
+      <w:tr>
+        <w:trPr>
+          <w:trHeight w:val="551"/>
+        </w:trPr>
+        <w:tc>
+          <w:tcPr>
+            <w:tcW w:w="2972" w:type="dxa"/>
+          </w:tcPr>
+          <w:p>
+            <w:pPr>
+              <w:pStyle w:val="TextoTablas"/>
+              <w:spacing w:before="0" w:after="0" w:line="360" w:lineRule="auto"/>
+              <w:rPr>
+                <w:rFonts w:cs="Calibri"/>
+                <w:sz w:val="28"/>
+                <w:szCs w:val="28"/>
+              </w:rPr>
+            </w:pPr>
+            <w:r>
+              <w:rPr>
+                <w:rFonts w:cs="Calibri"/>
+                <w:sz w:val="28"/>
+                <w:szCs w:val="28"/>
+              </w:rPr>
+              <w:t>Inserción laboral en entornos digitales</w:t>
+            </w:r>
+          </w:p>
+        </w:tc>
+        <w:tc>
+          <w:tcPr>
+            <w:tcW w:w="6521" w:type="dxa"/>
+          </w:tcPr>
+          <w:p>
+            <w:pPr>
+              <w:pStyle w:val="d-flex"/>
+              <w:spacing w:before="0" w:beforeAutospacing="0" w:after="0" w:afterAutospacing="0" w:line="360" w:lineRule="auto"/>
+              <w:textAlignment w:val="baseline"/>
+              <w:rPr>
+                <w:rFonts w:ascii="Calibri" w:hAnsi="Calibri" w:cs="Calibri"/>
+                <w:sz w:val="28"/>
+                <w:szCs w:val="28"/>
+              </w:rPr>
+            </w:pPr>
+            <w:r>
+              <w:rPr>
+                <w:rFonts w:ascii="Calibri" w:hAnsi="Calibri" w:cs="Calibri"/>
+                <w:sz w:val="28"/>
+                <w:szCs w:val="28"/>
+              </w:rPr>
+              <w:t>Desarrolla habilidades tecnológicas, colaborativas y creativas que facilitan su desempeño en escenarios laborales digitalizados.</w:t>
+            </w:r>
+          </w:p>
+        </w:tc>
+      </w:tr>
+    </w:tbl>
+    <w:p>
+      <w:pPr>
+        <w:spacing w:before="0" w:after="0"/>
+        <w:ind w:firstLine="708"/>
+        <w:rPr>
+          <w:rFonts w:cs="Calibri"/>
+          <w:lang w:eastAsia="es-CO"/>
+        </w:rPr>
+      </w:pPr>
     </w:p>
     <w:p>
       <w:pPr>
@@ -10660,162 +11502,30 @@
     </w:p>
     <w:p>
       <w:pPr>
-        <w:spacing w:before="0" w:after="0"/>
-        <w:ind w:firstLine="0"/>
-        <w:jc w:val="center"/>
-        <w:rPr>
-          <w:rFonts w:cs="Calibri"/>
-          <w:lang w:eastAsia="es-CO"/>
-        </w:rPr>
-      </w:pPr>
-    </w:p>
-    <w:p>
-      <w:pPr>
-        <w:spacing w:before="0" w:after="0"/>
-        <w:ind w:firstLine="0"/>
-        <w:jc w:val="center"/>
-        <w:rPr>
-          <w:rFonts w:cs="Calibri"/>
-          <w:lang w:eastAsia="es-CO"/>
-        </w:rPr>
-      </w:pPr>
-    </w:p>
-    <w:p>
-      <w:pPr>
-        <w:spacing w:before="0" w:after="0"/>
-        <w:ind w:firstLine="0"/>
-        <w:jc w:val="center"/>
-        <w:rPr>
-          <w:rFonts w:cs="Calibri"/>
-          <w:lang w:eastAsia="es-CO"/>
-        </w:rPr>
-      </w:pPr>
-    </w:p>
-    <w:p>
-      <w:pPr>
-        <w:spacing w:before="0" w:after="0"/>
-        <w:ind w:firstLine="0"/>
-        <w:jc w:val="center"/>
-        <w:rPr>
-          <w:rFonts w:cs="Calibri"/>
-          <w:lang w:eastAsia="es-CO"/>
-        </w:rPr>
-      </w:pPr>
-    </w:p>
-    <w:p>
-      <w:pPr>
-        <w:spacing w:before="0" w:after="0"/>
-        <w:ind w:firstLine="0"/>
-        <w:jc w:val="center"/>
-        <w:rPr>
-          <w:rFonts w:cs="Calibri"/>
-          <w:lang w:eastAsia="es-CO"/>
-        </w:rPr>
-      </w:pPr>
-    </w:p>
-    <w:p>
-      <w:pPr>
-        <w:spacing w:before="0" w:after="0"/>
-        <w:ind w:firstLine="0"/>
-        <w:jc w:val="center"/>
-        <w:rPr>
-          <w:rFonts w:cs="Calibri"/>
-          <w:lang w:eastAsia="es-CO"/>
-        </w:rPr>
-      </w:pPr>
-    </w:p>
-    <w:p>
-      <w:pPr>
-        <w:spacing w:before="0" w:after="0"/>
-        <w:ind w:firstLine="0"/>
-        <w:jc w:val="center"/>
-        <w:rPr>
-          <w:rFonts w:cs="Calibri"/>
-          <w:lang w:eastAsia="es-CO"/>
-        </w:rPr>
-      </w:pPr>
-    </w:p>
-    <w:p>
-      <w:pPr>
-        <w:spacing w:before="0" w:after="0"/>
-        <w:ind w:firstLine="0"/>
-        <w:jc w:val="center"/>
-        <w:rPr>
-          <w:rFonts w:cs="Calibri"/>
-          <w:lang w:eastAsia="es-CO"/>
-        </w:rPr>
-      </w:pPr>
-    </w:p>
-    <w:p>
-      <w:pPr>
-        <w:spacing w:before="0" w:after="0"/>
-        <w:ind w:firstLine="0"/>
-        <w:jc w:val="center"/>
-        <w:rPr>
-          <w:rFonts w:cs="Calibri"/>
-          <w:lang w:eastAsia="es-CO"/>
-        </w:rPr>
-      </w:pPr>
-    </w:p>
-    <w:p>
-      <w:pPr>
-        <w:spacing w:before="0" w:after="0"/>
-        <w:ind w:firstLine="0"/>
-        <w:jc w:val="center"/>
-        <w:rPr>
-          <w:rFonts w:cs="Calibri"/>
-          <w:lang w:eastAsia="es-CO"/>
-        </w:rPr>
-      </w:pPr>
-    </w:p>
-    <w:p>
-      <w:pPr>
-        <w:spacing w:before="0" w:after="0"/>
-        <w:ind w:firstLine="0"/>
-        <w:jc w:val="center"/>
-        <w:rPr>
-          <w:rFonts w:cs="Calibri"/>
-          <w:lang w:eastAsia="es-CO"/>
-        </w:rPr>
-      </w:pPr>
-    </w:p>
-    <w:p>
-      <w:pPr>
-        <w:spacing w:before="0" w:after="0"/>
-        <w:ind w:firstLine="0"/>
-        <w:jc w:val="center"/>
-        <w:rPr>
-          <w:rFonts w:cs="Calibri"/>
-          <w:lang w:eastAsia="es-CO"/>
-        </w:rPr>
-      </w:pPr>
-    </w:p>
-    <w:p>
-      <w:pPr>
         <w:pStyle w:val="Ttulo1"/>
       </w:pPr>
       <w:bookmarkStart w:id="21" w:name="_Toc236746822"/>
       <w:r>
+        <w:t xml:space="preserve">5. </w:t>
+      </w:r>
+      <w:r>
+        <w:t>Aplicaciones en la formación profesional</w:t>
+      </w:r>
+      <w:bookmarkEnd w:id="21"/>
+    </w:p>
+    <w:p>
+      <w:pPr>
+        <w:spacing w:before="0" w:after="0"/>
+        <w:ind w:firstLine="708"/>
+        <w:rPr>
+          <w:lang w:eastAsia="es-CO"/>
+        </w:rPr>
+      </w:pPr>
+      <w:r>
+        <w:rPr>
+          <w:lang w:eastAsia="es-CO"/>
+        </w:rPr>
         <w:lastRenderedPageBreak/>
-        <w:t xml:space="preserve">5. </w:t>
-      </w:r>
-      <w:r>
-        <w:t>Aplicaciones en la formación profesional</w:t>
-      </w:r>
-      <w:bookmarkEnd w:id="21"/>
-    </w:p>
-    <w:p>
-      <w:pPr>
-        <w:spacing w:before="0" w:after="0"/>
-        <w:ind w:firstLine="708"/>
-        <w:rPr>
-          <w:lang w:eastAsia="es-CO"/>
-        </w:rPr>
-      </w:pPr>
-      <w:r>
-        <w:rPr>
-          <w:lang w:eastAsia="es-CO"/>
-        </w:rPr>
         <w:t>Las Tecnologías de la Información y la Comunicación (TIC) permiten mejorar la formación profesional al incorporar herramientas digitales que facilitan aprender, practicar y evaluar conocimientos de manera más dinámica.</w:t>
       </w:r>
     </w:p>
@@ -11464,13 +12174,13 @@
                     <pic:cNvPicPr/>
                   </pic:nvPicPr>
                   <pic:blipFill>
-                    <a:blip r:embed="rId16">
+                    <a:blip r:embed="rId14">
                       <a:extLst>
                         <a:ext uri="{28A0092B-C50C-407E-A947-70E740481C1C}">
                           <a14:useLocalDpi xmlns:a14="http://schemas.microsoft.com/office/drawing/2010/main" val="0"/>
                         </a:ext>
                         <a:ext uri="{96DAC541-7B7A-43D3-8B79-37D633B846F1}">
-                          <asvg:svgBlip xmlns:asvg="http://schemas.microsoft.com/office/drawing/2016/SVG/main" r:embed="rId17"/>
+                          <asvg:svgBlip xmlns:asvg="http://schemas.microsoft.com/office/drawing/2016/SVG/main" r:embed="rId15"/>
                         </a:ext>
                       </a:extLst>
                     </a:blip>
@@ -12139,21 +12849,12 @@
           <w:lang w:val="es-MX" w:eastAsia="es-CO"/>
         </w:rPr>
       </w:pPr>
-      <w:proofErr w:type="spellStart"/>
       <w:r>
         <w:rPr>
           <w:rFonts w:cs="Calibri"/>
           <w:lang w:val="es-MX" w:eastAsia="es-CO"/>
         </w:rPr>
-        <w:t>Area</w:t>
-      </w:r>
-      <w:proofErr w:type="spellEnd"/>
-      <w:r>
-        <w:rPr>
-          <w:rFonts w:cs="Calibri"/>
-          <w:lang w:val="es-MX" w:eastAsia="es-CO"/>
-        </w:rPr>
-        <w:t xml:space="preserve"> Moreira, M. (2012). La alfabetización en la sociedad digital. Alfabetización digital y competencias informales.</w:t>
+        <w:t>Area Moreira, M. (2012). La alfabetización en la sociedad digital. Alfabetización digital y competencias informales.</w:t>
       </w:r>
     </w:p>
     <w:p>
@@ -12867,7 +13568,6 @@
               </w:rPr>
               <w:t xml:space="preserve">Pedro Alonso </w:t>
             </w:r>
-            <w:proofErr w:type="spellStart"/>
             <w:r>
               <w:rPr>
                 <w:b/>
@@ -12875,9 +13575,8 @@
                 <w:sz w:val="28"/>
                 <w:szCs w:val="28"/>
               </w:rPr>
-              <w:t>Bolivar</w:t>
-            </w:r>
-            <w:proofErr w:type="spellEnd"/>
+              <w:t>Bolívar</w:t>
+            </w:r>
             <w:r>
               <w:rPr>
                 <w:b/>
@@ -13211,8 +13910,8 @@
       </w:pPr>
     </w:p>
     <w:sectPr>
-      <w:headerReference w:type="default" r:id="rId18"/>
-      <w:footerReference w:type="default" r:id="rId19"/>
+      <w:headerReference w:type="default" r:id="rId16"/>
+      <w:footerReference w:type="default" r:id="rId17"/>
       <w:pgSz w:w="12240" w:h="15840"/>
       <w:pgMar w:top="1701" w:right="1134" w:bottom="1134" w:left="1134" w:header="709" w:footer="737" w:gutter="0"/>
       <w:pgNumType w:start="1"/>
@@ -13224,7 +13923,7 @@
 </file>
 
 <file path=word/endnotes.xml><?xml version="1.0" encoding="utf-8"?>
-<w:endnotes xmlns:wpc="http://schemas.microsoft.com/office/word/2010/wordprocessingCanvas" xmlns:cx="http://schemas.microsoft.com/office/drawing/2014/chartex" xmlns:cx1="http://schemas.microsoft.com/office/drawing/2015/9/8/chartex" xmlns:cx2="http://schemas.microsoft.com/office/drawing/2015/10/21/chartex" xmlns:cx3="http://schemas.microsoft.com/office/drawing/2016/5/9/chartex" xmlns:cx4="http://schemas.microsoft.com/office/drawing/2016/5/10/chartex" xmlns:cx5="http://schemas.microsoft.com/office/drawing/2016/5/11/chartex" xmlns:cx6="http://schemas.microsoft.com/office/drawing/2016/5/12/chartex" xmlns:cx7="http://schemas.microsoft.com/office/drawing/2016/5/13/chartex" xmlns:cx8="http://schemas.microsoft.com/office/drawing/2016/5/14/chartex" xmlns:mc="http://schemas.openxmlformats.org/markup-compatibility/2006" xmlns:aink="http://schemas.microsoft.com/office/drawing/2016/ink" xmlns:am3d="http://schemas.microsoft.com/office/drawing/2017/model3d" xmlns:o="urn:schemas-microsoft-com:office:office" xmlns:oel="http://schemas.microsoft.com/office/2019/extlst" xmlns:r="http://schemas.openxmlformats.org/officeDocument/2006/relationships" xmlns:m="http://schemas.openxmlformats.org/officeDocument/2006/math" xmlns:v="urn:schemas-microsoft-com:vml" xmlns:wp14="http://schemas.microsoft.com/office/word/2010/wordprocessingDrawing" xmlns:wp="http://schemas.openxmlformats.org/drawingml/2006/wordprocessingDrawing" xmlns:w10="urn:schemas-microsoft-com:office:word" xmlns:w="http://schemas.openxmlformats.org/wordprocessingml/2006/main" xmlns:w14="http://schemas.microsoft.com/office/word/2010/wordml" xmlns:w15="http://schemas.microsoft.com/office/word/2012/wordml" xmlns:w16cei="http://schemas.microsoft.com/office/word/2026/wordml/cei" xmlns:w16cex="http://schemas.microsoft.com/office/word/2018/wordml/cex" xmlns:w16cid="http://schemas.microsoft.com/office/word/2016/wordml/cid" xmlns:w16="http://schemas.microsoft.com/office/word/2018/wordml" xmlns:w16du="http://schemas.microsoft.com/office/word/2023/wordml/word16du" xmlns:w16sdtdh="http://schemas.microsoft.com/office/word/2020/wordml/sdtdatahash" xmlns:w16sdtfl="http://schemas.microsoft.com/office/word/2024/wordml/sdtformatlock" xmlns:w16se="http://schemas.microsoft.com/office/word/2015/wordml/symex" xmlns:wpg="http://schemas.microsoft.com/office/word/2010/wordprocessingGroup" xmlns:wpi="http://schemas.microsoft.com/office/word/2010/wordprocessingInk" xmlns:wne="http://schemas.microsoft.com/office/word/2006/wordml" xmlns:wps="http://schemas.microsoft.com/office/word/2010/wordprocessingShape" mc:Ignorable="w14 w15 w16se w16cid w16 w16cex w16sdtdh w16sdtfl w16du wp14">
+<w:endnotes xmlns:wpc="http://schemas.microsoft.com/office/word/2010/wordprocessingCanvas" xmlns:cx="http://schemas.microsoft.com/office/drawing/2014/chartex" xmlns:cx1="http://schemas.microsoft.com/office/drawing/2015/9/8/chartex" xmlns:cx2="http://schemas.microsoft.com/office/drawing/2015/10/21/chartex" xmlns:cx3="http://schemas.microsoft.com/office/drawing/2016/5/9/chartex" xmlns:cx4="http://schemas.microsoft.com/office/drawing/2016/5/10/chartex" xmlns:cx5="http://schemas.microsoft.com/office/drawing/2016/5/11/chartex" xmlns:cx6="http://schemas.microsoft.com/office/drawing/2016/5/12/chartex" xmlns:cx7="http://schemas.microsoft.com/office/drawing/2016/5/13/chartex" xmlns:cx8="http://schemas.microsoft.com/office/drawing/2016/5/14/chartex" xmlns:mc="http://schemas.openxmlformats.org/markup-compatibility/2006" xmlns:aink="http://schemas.microsoft.com/office/drawing/2016/ink" xmlns:am3d="http://schemas.microsoft.com/office/drawing/2017/model3d" xmlns:o="urn:schemas-microsoft-com:office:office" xmlns:oel="http://schemas.microsoft.com/office/2019/extlst" xmlns:r="http://schemas.openxmlformats.org/officeDocument/2006/relationships" xmlns:m="http://schemas.openxmlformats.org/officeDocument/2006/math" xmlns:v="urn:schemas-microsoft-com:vml" xmlns:wp14="http://schemas.microsoft.com/office/word/2010/wordprocessingDrawing" xmlns:wp="http://schemas.openxmlformats.org/drawingml/2006/wordprocessingDrawing" xmlns:w10="urn:schemas-microsoft-com:office:word" xmlns:w="http://schemas.openxmlformats.org/wordprocessingml/2006/main" xmlns:w14="http://schemas.microsoft.com/office/word/2010/wordml" xmlns:w15="http://schemas.microsoft.com/office/word/2012/wordml" xmlns:w16cex="http://schemas.microsoft.com/office/word/2018/wordml/cex" xmlns:w16cid="http://schemas.microsoft.com/office/word/2016/wordml/cid" xmlns:w16="http://schemas.microsoft.com/office/word/2018/wordml" xmlns:w16du="http://schemas.microsoft.com/office/word/2023/wordml/word16du" xmlns:w16sdtdh="http://schemas.microsoft.com/office/word/2020/wordml/sdtdatahash" xmlns:w16sdtfl="http://schemas.microsoft.com/office/word/2024/wordml/sdtformatlock" xmlns:w16se="http://schemas.microsoft.com/office/word/2015/wordml/symex" xmlns:wpg="http://schemas.microsoft.com/office/word/2010/wordprocessingGroup" xmlns:wpi="http://schemas.microsoft.com/office/word/2010/wordprocessingInk" xmlns:wne="http://schemas.microsoft.com/office/word/2006/wordml" xmlns:wps="http://schemas.microsoft.com/office/word/2010/wordprocessingShape" mc:Ignorable="w14 w15 w16se w16cid w16 w16cex w16sdtdh w16sdtfl w16du wp14">
   <w:endnote w:type="separator" w:id="-1">
     <w:p>
       <w:pPr>
@@ -13249,7 +13948,7 @@
 </file>
 
 <file path=word/footer1.xml><?xml version="1.0" encoding="utf-8"?>
-<w:ftr xmlns:wpc="http://schemas.microsoft.com/office/word/2010/wordprocessingCanvas" xmlns:cx="http://schemas.microsoft.com/office/drawing/2014/chartex" xmlns:cx1="http://schemas.microsoft.com/office/drawing/2015/9/8/chartex" xmlns:cx2="http://schemas.microsoft.com/office/drawing/2015/10/21/chartex" xmlns:cx3="http://schemas.microsoft.com/office/drawing/2016/5/9/chartex" xmlns:cx4="http://schemas.microsoft.com/office/drawing/2016/5/10/chartex" xmlns:cx5="http://schemas.microsoft.com/office/drawing/2016/5/11/chartex" xmlns:cx6="http://schemas.microsoft.com/office/drawing/2016/5/12/chartex" xmlns:cx7="http://schemas.microsoft.com/office/drawing/2016/5/13/chartex" xmlns:cx8="http://schemas.microsoft.com/office/drawing/2016/5/14/chartex" xmlns:mc="http://schemas.openxmlformats.org/markup-compatibility/2006" xmlns:aink="http://schemas.microsoft.com/office/drawing/2016/ink" xmlns:am3d="http://schemas.microsoft.com/office/drawing/2017/model3d" xmlns:o="urn:schemas-microsoft-com:office:office" xmlns:oel="http://schemas.microsoft.com/office/2019/extlst" xmlns:r="http://schemas.openxmlformats.org/officeDocument/2006/relationships" xmlns:m="http://schemas.openxmlformats.org/officeDocument/2006/math" xmlns:v="urn:schemas-microsoft-com:vml" xmlns:wp14="http://schemas.microsoft.com/office/word/2010/wordprocessingDrawing" xmlns:wp="http://schemas.openxmlformats.org/drawingml/2006/wordprocessingDrawing" xmlns:w10="urn:schemas-microsoft-com:office:word" xmlns:w="http://schemas.openxmlformats.org/wordprocessingml/2006/main" xmlns:w14="http://schemas.microsoft.com/office/word/2010/wordml" xmlns:w15="http://schemas.microsoft.com/office/word/2012/wordml" xmlns:w16cei="http://schemas.microsoft.com/office/word/2026/wordml/cei" xmlns:w16cex="http://schemas.microsoft.com/office/word/2018/wordml/cex" xmlns:w16cid="http://schemas.microsoft.com/office/word/2016/wordml/cid" xmlns:w16="http://schemas.microsoft.com/office/word/2018/wordml" xmlns:w16du="http://schemas.microsoft.com/office/word/2023/wordml/word16du" xmlns:w16sdtdh="http://schemas.microsoft.com/office/word/2020/wordml/sdtdatahash" xmlns:w16sdtfl="http://schemas.microsoft.com/office/word/2024/wordml/sdtformatlock" xmlns:w16se="http://schemas.microsoft.com/office/word/2015/wordml/symex" xmlns:wpg="http://schemas.microsoft.com/office/word/2010/wordprocessingGroup" xmlns:wpi="http://schemas.microsoft.com/office/word/2010/wordprocessingInk" xmlns:wne="http://schemas.microsoft.com/office/word/2006/wordml" xmlns:wps="http://schemas.microsoft.com/office/word/2010/wordprocessingShape" mc:Ignorable="w14 w15 w16se w16cid w16 w16cex w16sdtdh w16sdtfl w16du wp14">
+<w:ftr xmlns:wpc="http://schemas.microsoft.com/office/word/2010/wordprocessingCanvas" xmlns:cx="http://schemas.microsoft.com/office/drawing/2014/chartex" xmlns:cx1="http://schemas.microsoft.com/office/drawing/2015/9/8/chartex" xmlns:cx2="http://schemas.microsoft.com/office/drawing/2015/10/21/chartex" xmlns:cx3="http://schemas.microsoft.com/office/drawing/2016/5/9/chartex" xmlns:cx4="http://schemas.microsoft.com/office/drawing/2016/5/10/chartex" xmlns:cx5="http://schemas.microsoft.com/office/drawing/2016/5/11/chartex" xmlns:cx6="http://schemas.microsoft.com/office/drawing/2016/5/12/chartex" xmlns:cx7="http://schemas.microsoft.com/office/drawing/2016/5/13/chartex" xmlns:cx8="http://schemas.microsoft.com/office/drawing/2016/5/14/chartex" xmlns:mc="http://schemas.openxmlformats.org/markup-compatibility/2006" xmlns:aink="http://schemas.microsoft.com/office/drawing/2016/ink" xmlns:am3d="http://schemas.microsoft.com/office/drawing/2017/model3d" xmlns:o="urn:schemas-microsoft-com:office:office" xmlns:oel="http://schemas.microsoft.com/office/2019/extlst" xmlns:r="http://schemas.openxmlformats.org/officeDocument/2006/relationships" xmlns:m="http://schemas.openxmlformats.org/officeDocument/2006/math" xmlns:v="urn:schemas-microsoft-com:vml" xmlns:wp14="http://schemas.microsoft.com/office/word/2010/wordprocessingDrawing" xmlns:wp="http://schemas.openxmlformats.org/drawingml/2006/wordprocessingDrawing" xmlns:w10="urn:schemas-microsoft-com:office:word" xmlns:w="http://schemas.openxmlformats.org/wordprocessingml/2006/main" xmlns:w14="http://schemas.microsoft.com/office/word/2010/wordml" xmlns:w15="http://schemas.microsoft.com/office/word/2012/wordml" xmlns:w16cex="http://schemas.microsoft.com/office/word/2018/wordml/cex" xmlns:w16cid="http://schemas.microsoft.com/office/word/2016/wordml/cid" xmlns:w16="http://schemas.microsoft.com/office/word/2018/wordml" xmlns:w16du="http://schemas.microsoft.com/office/word/2023/wordml/word16du" xmlns:w16sdtdh="http://schemas.microsoft.com/office/word/2020/wordml/sdtdatahash" xmlns:w16sdtfl="http://schemas.microsoft.com/office/word/2024/wordml/sdtformatlock" xmlns:w16se="http://schemas.microsoft.com/office/word/2015/wordml/symex" xmlns:wpg="http://schemas.microsoft.com/office/word/2010/wordprocessingGroup" xmlns:wpi="http://schemas.microsoft.com/office/word/2010/wordprocessingInk" xmlns:wne="http://schemas.microsoft.com/office/word/2006/wordml" xmlns:wps="http://schemas.microsoft.com/office/word/2010/wordprocessingShape" mc:Ignorable="w14 w15 w16se w16cid w16 w16cex w16sdtdh w16sdtfl w16du wp14">
   <w:p>
     <w:pPr>
       <w:pStyle w:val="Piedepgina"/>
@@ -13385,7 +14084,7 @@
 </file>
 
 <file path=word/footnotes.xml><?xml version="1.0" encoding="utf-8"?>
-<w:footnotes xmlns:wpc="http://schemas.microsoft.com/office/word/2010/wordprocessingCanvas" xmlns:cx="http://schemas.microsoft.com/office/drawing/2014/chartex" xmlns:cx1="http://schemas.microsoft.com/office/drawing/2015/9/8/chartex" xmlns:cx2="http://schemas.microsoft.com/office/drawing/2015/10/21/chartex" xmlns:cx3="http://schemas.microsoft.com/office/drawing/2016/5/9/chartex" xmlns:cx4="http://schemas.microsoft.com/office/drawing/2016/5/10/chartex" xmlns:cx5="http://schemas.microsoft.com/office/drawing/2016/5/11/chartex" xmlns:cx6="http://schemas.microsoft.com/office/drawing/2016/5/12/chartex" xmlns:cx7="http://schemas.microsoft.com/office/drawing/2016/5/13/chartex" xmlns:cx8="http://schemas.microsoft.com/office/drawing/2016/5/14/chartex" xmlns:mc="http://schemas.openxmlformats.org/markup-compatibility/2006" xmlns:aink="http://schemas.microsoft.com/office/drawing/2016/ink" xmlns:am3d="http://schemas.microsoft.com/office/drawing/2017/model3d" xmlns:o="urn:schemas-microsoft-com:office:office" xmlns:oel="http://schemas.microsoft.com/office/2019/extlst" xmlns:r="http://schemas.openxmlformats.org/officeDocument/2006/relationships" xmlns:m="http://schemas.openxmlformats.org/officeDocument/2006/math" xmlns:v="urn:schemas-microsoft-com:vml" xmlns:wp14="http://schemas.microsoft.com/office/word/2010/wordprocessingDrawing" xmlns:wp="http://schemas.openxmlformats.org/drawingml/2006/wordprocessingDrawing" xmlns:w10="urn:schemas-microsoft-com:office:word" xmlns:w="http://schemas.openxmlformats.org/wordprocessingml/2006/main" xmlns:w14="http://schemas.microsoft.com/office/word/2010/wordml" xmlns:w15="http://schemas.microsoft.com/office/word/2012/wordml" xmlns:w16cei="http://schemas.microsoft.com/office/word/2026/wordml/cei" xmlns:w16cex="http://schemas.microsoft.com/office/word/2018/wordml/cex" xmlns:w16cid="http://schemas.microsoft.com/office/word/2016/wordml/cid" xmlns:w16="http://schemas.microsoft.com/office/word/2018/wordml" xmlns:w16du="http://schemas.microsoft.com/office/word/2023/wordml/word16du" xmlns:w16sdtdh="http://schemas.microsoft.com/office/word/2020/wordml/sdtdatahash" xmlns:w16sdtfl="http://schemas.microsoft.com/office/word/2024/wordml/sdtformatlock" xmlns:w16se="http://schemas.microsoft.com/office/word/2015/wordml/symex" xmlns:wpg="http://schemas.microsoft.com/office/word/2010/wordprocessingGroup" xmlns:wpi="http://schemas.microsoft.com/office/word/2010/wordprocessingInk" xmlns:wne="http://schemas.microsoft.com/office/word/2006/wordml" xmlns:wps="http://schemas.microsoft.com/office/word/2010/wordprocessingShape" mc:Ignorable="w14 w15 w16se w16cid w16 w16cex w16sdtdh w16sdtfl w16du wp14">
+<w:footnotes xmlns:wpc="http://schemas.microsoft.com/office/word/2010/wordprocessingCanvas" xmlns:cx="http://schemas.microsoft.com/office/drawing/2014/chartex" xmlns:cx1="http://schemas.microsoft.com/office/drawing/2015/9/8/chartex" xmlns:cx2="http://schemas.microsoft.com/office/drawing/2015/10/21/chartex" xmlns:cx3="http://schemas.microsoft.com/office/drawing/2016/5/9/chartex" xmlns:cx4="http://schemas.microsoft.com/office/drawing/2016/5/10/chartex" xmlns:cx5="http://schemas.microsoft.com/office/drawing/2016/5/11/chartex" xmlns:cx6="http://schemas.microsoft.com/office/drawing/2016/5/12/chartex" xmlns:cx7="http://schemas.microsoft.com/office/drawing/2016/5/13/chartex" xmlns:cx8="http://schemas.microsoft.com/office/drawing/2016/5/14/chartex" xmlns:mc="http://schemas.openxmlformats.org/markup-compatibility/2006" xmlns:aink="http://schemas.microsoft.com/office/drawing/2016/ink" xmlns:am3d="http://schemas.microsoft.com/office/drawing/2017/model3d" xmlns:o="urn:schemas-microsoft-com:office:office" xmlns:oel="http://schemas.microsoft.com/office/2019/extlst" xmlns:r="http://schemas.openxmlformats.org/officeDocument/2006/relationships" xmlns:m="http://schemas.openxmlformats.org/officeDocument/2006/math" xmlns:v="urn:schemas-microsoft-com:vml" xmlns:wp14="http://schemas.microsoft.com/office/word/2010/wordprocessingDrawing" xmlns:wp="http://schemas.openxmlformats.org/drawingml/2006/wordprocessingDrawing" xmlns:w10="urn:schemas-microsoft-com:office:word" xmlns:w="http://schemas.openxmlformats.org/wordprocessingml/2006/main" xmlns:w14="http://schemas.microsoft.com/office/word/2010/wordml" xmlns:w15="http://schemas.microsoft.com/office/word/2012/wordml" xmlns:w16cex="http://schemas.microsoft.com/office/word/2018/wordml/cex" xmlns:w16cid="http://schemas.microsoft.com/office/word/2016/wordml/cid" xmlns:w16="http://schemas.microsoft.com/office/word/2018/wordml" xmlns:w16du="http://schemas.microsoft.com/office/word/2023/wordml/word16du" xmlns:w16sdtdh="http://schemas.microsoft.com/office/word/2020/wordml/sdtdatahash" xmlns:w16sdtfl="http://schemas.microsoft.com/office/word/2024/wordml/sdtformatlock" xmlns:w16se="http://schemas.microsoft.com/office/word/2015/wordml/symex" xmlns:wpg="http://schemas.microsoft.com/office/word/2010/wordprocessingGroup" xmlns:wpi="http://schemas.microsoft.com/office/word/2010/wordprocessingInk" xmlns:wne="http://schemas.microsoft.com/office/word/2006/wordml" xmlns:wps="http://schemas.microsoft.com/office/word/2010/wordprocessingShape" mc:Ignorable="w14 w15 w16se w16cid w16 w16cex w16sdtdh w16sdtfl w16du wp14">
   <w:footnote w:type="separator" w:id="-1">
     <w:p>
       <w:pPr>
@@ -13410,7 +14109,7 @@
 </file>
 
 <file path=word/header1.xml><?xml version="1.0" encoding="utf-8"?>
-<w:hdr xmlns:wpc="http://schemas.microsoft.com/office/word/2010/wordprocessingCanvas" xmlns:cx="http://schemas.microsoft.com/office/drawing/2014/chartex" xmlns:cx1="http://schemas.microsoft.com/office/drawing/2015/9/8/chartex" xmlns:cx2="http://schemas.microsoft.com/office/drawing/2015/10/21/chartex" xmlns:cx3="http://schemas.microsoft.com/office/drawing/2016/5/9/chartex" xmlns:cx4="http://schemas.microsoft.com/office/drawing/2016/5/10/chartex" xmlns:cx5="http://schemas.microsoft.com/office/drawing/2016/5/11/chartex" xmlns:cx6="http://schemas.microsoft.com/office/drawing/2016/5/12/chartex" xmlns:cx7="http://schemas.microsoft.com/office/drawing/2016/5/13/chartex" xmlns:cx8="http://schemas.microsoft.com/office/drawing/2016/5/14/chartex" xmlns:mc="http://schemas.openxmlformats.org/markup-compatibility/2006" xmlns:aink="http://schemas.microsoft.com/office/drawing/2016/ink" xmlns:am3d="http://schemas.microsoft.com/office/drawing/2017/model3d" xmlns:o="urn:schemas-microsoft-com:office:office" xmlns:oel="http://schemas.microsoft.com/office/2019/extlst" xmlns:r="http://schemas.openxmlformats.org/officeDocument/2006/relationships" xmlns:m="http://schemas.openxmlformats.org/officeDocument/2006/math" xmlns:v="urn:schemas-microsoft-com:vml" xmlns:wp14="http://schemas.microsoft.com/office/word/2010/wordprocessingDrawing" xmlns:wp="http://schemas.openxmlformats.org/drawingml/2006/wordprocessingDrawing" xmlns:w10="urn:schemas-microsoft-com:office:word" xmlns:w="http://schemas.openxmlformats.org/wordprocessingml/2006/main" xmlns:w14="http://schemas.microsoft.com/office/word/2010/wordml" xmlns:w15="http://schemas.microsoft.com/office/word/2012/wordml" xmlns:w16cei="http://schemas.microsoft.com/office/word/2026/wordml/cei" xmlns:w16cex="http://schemas.microsoft.com/office/word/2018/wordml/cex" xmlns:w16cid="http://schemas.microsoft.com/office/word/2016/wordml/cid" xmlns:w16="http://schemas.microsoft.com/office/word/2018/wordml" xmlns:w16du="http://schemas.microsoft.com/office/word/2023/wordml/word16du" xmlns:w16sdtdh="http://schemas.microsoft.com/office/word/2020/wordml/sdtdatahash" xmlns:w16sdtfl="http://schemas.microsoft.com/office/word/2024/wordml/sdtformatlock" xmlns:w16se="http://schemas.microsoft.com/office/word/2015/wordml/symex" xmlns:wpg="http://schemas.microsoft.com/office/word/2010/wordprocessingGroup" xmlns:wpi="http://schemas.microsoft.com/office/word/2010/wordprocessingInk" xmlns:wne="http://schemas.microsoft.com/office/word/2006/wordml" xmlns:wps="http://schemas.microsoft.com/office/word/2010/wordprocessingShape" mc:Ignorable="w14 w15 w16se w16cid w16 w16cex w16sdtdh w16sdtfl w16du wp14">
+<w:hdr xmlns:wpc="http://schemas.microsoft.com/office/word/2010/wordprocessingCanvas" xmlns:cx="http://schemas.microsoft.com/office/drawing/2014/chartex" xmlns:cx1="http://schemas.microsoft.com/office/drawing/2015/9/8/chartex" xmlns:cx2="http://schemas.microsoft.com/office/drawing/2015/10/21/chartex" xmlns:cx3="http://schemas.microsoft.com/office/drawing/2016/5/9/chartex" xmlns:cx4="http://schemas.microsoft.com/office/drawing/2016/5/10/chartex" xmlns:cx5="http://schemas.microsoft.com/office/drawing/2016/5/11/chartex" xmlns:cx6="http://schemas.microsoft.com/office/drawing/2016/5/12/chartex" xmlns:cx7="http://schemas.microsoft.com/office/drawing/2016/5/13/chartex" xmlns:cx8="http://schemas.microsoft.com/office/drawing/2016/5/14/chartex" xmlns:mc="http://schemas.openxmlformats.org/markup-compatibility/2006" xmlns:aink="http://schemas.microsoft.com/office/drawing/2016/ink" xmlns:am3d="http://schemas.microsoft.com/office/drawing/2017/model3d" xmlns:o="urn:schemas-microsoft-com:office:office" xmlns:oel="http://schemas.microsoft.com/office/2019/extlst" xmlns:r="http://schemas.openxmlformats.org/officeDocument/2006/relationships" xmlns:m="http://schemas.openxmlformats.org/officeDocument/2006/math" xmlns:v="urn:schemas-microsoft-com:vml" xmlns:wp14="http://schemas.microsoft.com/office/word/2010/wordprocessingDrawing" xmlns:wp="http://schemas.openxmlformats.org/drawingml/2006/wordprocessingDrawing" xmlns:w10="urn:schemas-microsoft-com:office:word" xmlns:w="http://schemas.openxmlformats.org/wordprocessingml/2006/main" xmlns:w14="http://schemas.microsoft.com/office/word/2010/wordml" xmlns:w15="http://schemas.microsoft.com/office/word/2012/wordml" xmlns:w16cex="http://schemas.microsoft.com/office/word/2018/wordml/cex" xmlns:w16cid="http://schemas.microsoft.com/office/word/2016/wordml/cid" xmlns:w16="http://schemas.microsoft.com/office/word/2018/wordml" xmlns:w16du="http://schemas.microsoft.com/office/word/2023/wordml/word16du" xmlns:w16sdtdh="http://schemas.microsoft.com/office/word/2020/wordml/sdtdatahash" xmlns:w16sdtfl="http://schemas.microsoft.com/office/word/2024/wordml/sdtformatlock" xmlns:w16se="http://schemas.microsoft.com/office/word/2015/wordml/symex" xmlns:wpg="http://schemas.microsoft.com/office/word/2010/wordprocessingGroup" xmlns:wpi="http://schemas.microsoft.com/office/word/2010/wordprocessingInk" xmlns:wne="http://schemas.microsoft.com/office/word/2006/wordml" xmlns:wps="http://schemas.microsoft.com/office/word/2010/wordprocessingShape" mc:Ignorable="w14 w15 w16se w16cid w16 w16cex w16sdtdh w16sdtfl w16du wp14">
   <w:p>
     <w:pPr>
       <w:pStyle w:val="Encabezado"/>
@@ -13487,7 +14186,7 @@
 </file>
 
 <file path=word/numbering.xml><?xml version="1.0" encoding="utf-8"?>
-<w:numbering xmlns:wpc="http://schemas.microsoft.com/office/word/2010/wordprocessingCanvas" xmlns:cx="http://schemas.microsoft.com/office/drawing/2014/chartex" xmlns:cx1="http://schemas.microsoft.com/office/drawing/2015/9/8/chartex" xmlns:cx2="http://schemas.microsoft.com/office/drawing/2015/10/21/chartex" xmlns:cx3="http://schemas.microsoft.com/office/drawing/2016/5/9/chartex" xmlns:cx4="http://schemas.microsoft.com/office/drawing/2016/5/10/chartex" xmlns:cx5="http://schemas.microsoft.com/office/drawing/2016/5/11/chartex" xmlns:cx6="http://schemas.microsoft.com/office/drawing/2016/5/12/chartex" xmlns:cx7="http://schemas.microsoft.com/office/drawing/2016/5/13/chartex" xmlns:cx8="http://schemas.microsoft.com/office/drawing/2016/5/14/chartex" xmlns:mc="http://schemas.openxmlformats.org/markup-compatibility/2006" xmlns:aink="http://schemas.microsoft.com/office/drawing/2016/ink" xmlns:am3d="http://schemas.microsoft.com/office/drawing/2017/model3d" xmlns:o="urn:schemas-microsoft-com:office:office" xmlns:oel="http://schemas.microsoft.com/office/2019/extlst" xmlns:r="http://schemas.openxmlformats.org/officeDocument/2006/relationships" xmlns:m="http://schemas.openxmlformats.org/officeDocument/2006/math" xmlns:v="urn:schemas-microsoft-com:vml" xmlns:wp14="http://schemas.microsoft.com/office/word/2010/wordprocessingDrawing" xmlns:wp="http://schemas.openxmlformats.org/drawingml/2006/wordprocessingDrawing" xmlns:w10="urn:schemas-microsoft-com:office:word" xmlns:w="http://schemas.openxmlformats.org/wordprocessingml/2006/main" xmlns:w14="http://schemas.microsoft.com/office/word/2010/wordml" xmlns:w15="http://schemas.microsoft.com/office/word/2012/wordml" xmlns:w16cei="http://schemas.microsoft.com/office/word/2026/wordml/cei" xmlns:w16cex="http://schemas.microsoft.com/office/word/2018/wordml/cex" xmlns:w16cid="http://schemas.microsoft.com/office/word/2016/wordml/cid" xmlns:w16="http://schemas.microsoft.com/office/word/2018/wordml" xmlns:w16du="http://schemas.microsoft.com/office/word/2023/wordml/word16du" xmlns:w16sdtdh="http://schemas.microsoft.com/office/word/2020/wordml/sdtdatahash" xmlns:w16sdtfl="http://schemas.microsoft.com/office/word/2024/wordml/sdtformatlock" xmlns:w16se="http://schemas.microsoft.com/office/word/2015/wordml/symex" xmlns:wpg="http://schemas.microsoft.com/office/word/2010/wordprocessingGroup" xmlns:wpi="http://schemas.microsoft.com/office/word/2010/wordprocessingInk" xmlns:wne="http://schemas.microsoft.com/office/word/2006/wordml" xmlns:wps="http://schemas.microsoft.com/office/word/2010/wordprocessingShape" mc:Ignorable="w14 w15 w16se w16cid w16 w16cex w16sdtdh w16sdtfl w16du wp14">
+<w:numbering xmlns:wpc="http://schemas.microsoft.com/office/word/2010/wordprocessingCanvas" xmlns:cx="http://schemas.microsoft.com/office/drawing/2014/chartex" xmlns:cx1="http://schemas.microsoft.com/office/drawing/2015/9/8/chartex" xmlns:cx2="http://schemas.microsoft.com/office/drawing/2015/10/21/chartex" xmlns:cx3="http://schemas.microsoft.com/office/drawing/2016/5/9/chartex" xmlns:cx4="http://schemas.microsoft.com/office/drawing/2016/5/10/chartex" xmlns:cx5="http://schemas.microsoft.com/office/drawing/2016/5/11/chartex" xmlns:cx6="http://schemas.microsoft.com/office/drawing/2016/5/12/chartex" xmlns:cx7="http://schemas.microsoft.com/office/drawing/2016/5/13/chartex" xmlns:cx8="http://schemas.microsoft.com/office/drawing/2016/5/14/chartex" xmlns:mc="http://schemas.openxmlformats.org/markup-compatibility/2006" xmlns:aink="http://schemas.microsoft.com/office/drawing/2016/ink" xmlns:am3d="http://schemas.microsoft.com/office/drawing/2017/model3d" xmlns:o="urn:schemas-microsoft-com:office:office" xmlns:oel="http://schemas.microsoft.com/office/2019/extlst" xmlns:r="http://schemas.openxmlformats.org/officeDocument/2006/relationships" xmlns:m="http://schemas.openxmlformats.org/officeDocument/2006/math" xmlns:v="urn:schemas-microsoft-com:vml" xmlns:wp14="http://schemas.microsoft.com/office/word/2010/wordprocessingDrawing" xmlns:wp="http://schemas.openxmlformats.org/drawingml/2006/wordprocessingDrawing" xmlns:w10="urn:schemas-microsoft-com:office:word" xmlns:w="http://schemas.openxmlformats.org/wordprocessingml/2006/main" xmlns:w14="http://schemas.microsoft.com/office/word/2010/wordml" xmlns:w15="http://schemas.microsoft.com/office/word/2012/wordml" xmlns:w16cex="http://schemas.microsoft.com/office/word/2018/wordml/cex" xmlns:w16cid="http://schemas.microsoft.com/office/word/2016/wordml/cid" xmlns:w16="http://schemas.microsoft.com/office/word/2018/wordml" xmlns:w16du="http://schemas.microsoft.com/office/word/2023/wordml/word16du" xmlns:w16sdtdh="http://schemas.microsoft.com/office/word/2020/wordml/sdtdatahash" xmlns:w16sdtfl="http://schemas.microsoft.com/office/word/2024/wordml/sdtformatlock" xmlns:w16se="http://schemas.microsoft.com/office/word/2015/wordml/symex" xmlns:wpg="http://schemas.microsoft.com/office/word/2010/wordprocessingGroup" xmlns:wpi="http://schemas.microsoft.com/office/word/2010/wordprocessingInk" xmlns:wne="http://schemas.microsoft.com/office/word/2006/wordml" xmlns:wps="http://schemas.microsoft.com/office/word/2010/wordprocessingShape" mc:Ignorable="w14 w15 w16se w16cid w16 w16cex w16sdtdh w16sdtfl w16du wp14">
   <w:abstractNum w:abstractNumId="0" w15:restartNumberingAfterBreak="0">
     <w:nsid w:val="FFFFFF89"/>
     <w:multiLevelType w:val="singleLevel"/>
@@ -15525,6 +16224,119 @@
     </w:lvl>
   </w:abstractNum>
   <w:abstractNum w:abstractNumId="19" w15:restartNumberingAfterBreak="0">
+    <w:nsid w:val="46765CAF"/>
+    <w:multiLevelType w:val="hybridMultilevel"/>
+    <w:tmpl w:val="62D6472A"/>
+    <w:lvl w:ilvl="0" w:tplc="240A0003">
+      <w:start w:val="1"/>
+      <w:numFmt w:val="bullet"/>
+      <w:lvlText w:val="o"/>
+      <w:lvlJc w:val="left"/>
+      <w:pPr>
+        <w:ind w:left="1428" w:hanging="360"/>
+      </w:pPr>
+      <w:rPr>
+        <w:rFonts w:ascii="Courier New" w:hAnsi="Courier New" w:cs="Courier New" w:hint="default"/>
+      </w:rPr>
+    </w:lvl>
+    <w:lvl w:ilvl="1" w:tplc="FFFFFFFF" w:tentative="1">
+      <w:start w:val="1"/>
+      <w:numFmt w:val="bullet"/>
+      <w:lvlText w:val="o"/>
+      <w:lvlJc w:val="left"/>
+      <w:pPr>
+        <w:ind w:left="2148" w:hanging="360"/>
+      </w:pPr>
+      <w:rPr>
+        <w:rFonts w:ascii="Courier New" w:hAnsi="Courier New" w:cs="Courier New" w:hint="default"/>
+      </w:rPr>
+    </w:lvl>
+    <w:lvl w:ilvl="2" w:tplc="FFFFFFFF" w:tentative="1">
+      <w:start w:val="1"/>
+      <w:numFmt w:val="bullet"/>
+      <w:lvlText w:val=""/>
+      <w:lvlJc w:val="left"/>
+      <w:pPr>
+        <w:ind w:left="2868" w:hanging="360"/>
+      </w:pPr>
+      <w:rPr>
+        <w:rFonts w:ascii="Wingdings" w:hAnsi="Wingdings" w:hint="default"/>
+      </w:rPr>
+    </w:lvl>
+    <w:lvl w:ilvl="3" w:tplc="FFFFFFFF" w:tentative="1">
+      <w:start w:val="1"/>
+      <w:numFmt w:val="bullet"/>
+      <w:lvlText w:val=""/>
+      <w:lvlJc w:val="left"/>
+      <w:pPr>
+        <w:ind w:left="3588" w:hanging="360"/>
+      </w:pPr>
+      <w:rPr>
+        <w:rFonts w:ascii="Symbol" w:hAnsi="Symbol" w:hint="default"/>
+      </w:rPr>
+    </w:lvl>
+    <w:lvl w:ilvl="4" w:tplc="FFFFFFFF" w:tentative="1">
+      <w:start w:val="1"/>
+      <w:numFmt w:val="bullet"/>
+      <w:lvlText w:val="o"/>
+      <w:lvlJc w:val="left"/>
+      <w:pPr>
+        <w:ind w:left="4308" w:hanging="360"/>
+      </w:pPr>
+      <w:rPr>
+        <w:rFonts w:ascii="Courier New" w:hAnsi="Courier New" w:cs="Courier New" w:hint="default"/>
+      </w:rPr>
+    </w:lvl>
+    <w:lvl w:ilvl="5" w:tplc="FFFFFFFF" w:tentative="1">
+      <w:start w:val="1"/>
+      <w:numFmt w:val="bullet"/>
+      <w:lvlText w:val=""/>
+      <w:lvlJc w:val="left"/>
+      <w:pPr>
+        <w:ind w:left="5028" w:hanging="360"/>
+      </w:pPr>
+      <w:rPr>
+        <w:rFonts w:ascii="Wingdings" w:hAnsi="Wingdings" w:hint="default"/>
+      </w:rPr>
+    </w:lvl>
+    <w:lvl w:ilvl="6" w:tplc="FFFFFFFF" w:tentative="1">
+      <w:start w:val="1"/>
+      <w:numFmt w:val="bullet"/>
+      <w:lvlText w:val=""/>
+      <w:lvlJc w:val="left"/>
+      <w:pPr>
+        <w:ind w:left="5748" w:hanging="360"/>
+      </w:pPr>
+      <w:rPr>
+        <w:rFonts w:ascii="Symbol" w:hAnsi="Symbol" w:hint="default"/>
+      </w:rPr>
+    </w:lvl>
+    <w:lvl w:ilvl="7" w:tplc="FFFFFFFF" w:tentative="1">
+      <w:start w:val="1"/>
+      <w:numFmt w:val="bullet"/>
+      <w:lvlText w:val="o"/>
+      <w:lvlJc w:val="left"/>
+      <w:pPr>
+        <w:ind w:left="6468" w:hanging="360"/>
+      </w:pPr>
+      <w:rPr>
+        <w:rFonts w:ascii="Courier New" w:hAnsi="Courier New" w:cs="Courier New" w:hint="default"/>
+      </w:rPr>
+    </w:lvl>
+    <w:lvl w:ilvl="8" w:tplc="FFFFFFFF" w:tentative="1">
+      <w:start w:val="1"/>
+      <w:numFmt w:val="bullet"/>
+      <w:lvlText w:val=""/>
+      <w:lvlJc w:val="left"/>
+      <w:pPr>
+        <w:ind w:left="7188" w:hanging="360"/>
+      </w:pPr>
+      <w:rPr>
+        <w:rFonts w:ascii="Wingdings" w:hAnsi="Wingdings" w:hint="default"/>
+      </w:rPr>
+    </w:lvl>
+  </w:abstractNum>
+  <w:abstractNum w:abstractNumId="20" w15:restartNumberingAfterBreak="0">
     <w:nsid w:val="4AAB555C"/>
     <w:multiLevelType w:val="hybridMultilevel"/>
     <w:tmpl w:val="0088C788"/>
@@ -15637,7 +16449,156 @@
       </w:rPr>
     </w:lvl>
   </w:abstractNum>
-  <w:abstractNum w:abstractNumId="20" w15:restartNumberingAfterBreak="0">
+  <w:abstractNum w:abstractNumId="21" w15:restartNumberingAfterBreak="0">
+    <w:nsid w:val="4B5249FA"/>
+    <w:multiLevelType w:val="multilevel"/>
+    <w:tmpl w:val="90661BF8"/>
+    <w:lvl w:ilvl="0">
+      <w:start w:val="1"/>
+      <w:numFmt w:val="bullet"/>
+      <w:lvlText w:val=""/>
+      <w:lvlJc w:val="left"/>
+      <w:pPr>
+        <w:tabs>
+          <w:tab w:val="num" w:pos="720"/>
+        </w:tabs>
+        <w:ind w:left="720" w:hanging="360"/>
+      </w:pPr>
+      <w:rPr>
+        <w:rFonts w:ascii="Symbol" w:hAnsi="Symbol" w:hint="default"/>
+        <w:sz w:val="20"/>
+      </w:rPr>
+    </w:lvl>
+    <w:lvl w:ilvl="1" w:tentative="1">
+      <w:start w:val="1"/>
+      <w:numFmt w:val="bullet"/>
+      <w:lvlText w:val="o"/>
+      <w:lvlJc w:val="left"/>
+      <w:pPr>
+        <w:tabs>
+          <w:tab w:val="num" w:pos="1440"/>
+        </w:tabs>
+        <w:ind w:left="1440" w:hanging="360"/>
+      </w:pPr>
+      <w:rPr>
+        <w:rFonts w:ascii="Courier New" w:hAnsi="Courier New" w:hint="default"/>
+        <w:sz w:val="20"/>
+      </w:rPr>
+    </w:lvl>
+    <w:lvl w:ilvl="2" w:tentative="1">
+      <w:start w:val="1"/>
+      <w:numFmt w:val="bullet"/>
+      <w:lvlText w:val=""/>
+      <w:lvlJc w:val="left"/>
+      <w:pPr>
+        <w:tabs>
+          <w:tab w:val="num" w:pos="2160"/>
+        </w:tabs>
+        <w:ind w:left="2160" w:hanging="360"/>
+      </w:pPr>
+      <w:rPr>
+        <w:rFonts w:ascii="Wingdings" w:hAnsi="Wingdings" w:hint="default"/>
+        <w:sz w:val="20"/>
+      </w:rPr>
+    </w:lvl>
+    <w:lvl w:ilvl="3" w:tentative="1">
+      <w:start w:val="1"/>
+      <w:numFmt w:val="bullet"/>
+      <w:lvlText w:val=""/>
+      <w:lvlJc w:val="left"/>
+      <w:pPr>
+        <w:tabs>
+          <w:tab w:val="num" w:pos="2880"/>
+        </w:tabs>
+        <w:ind w:left="2880" w:hanging="360"/>
+      </w:pPr>
+      <w:rPr>
+        <w:rFonts w:ascii="Wingdings" w:hAnsi="Wingdings" w:hint="default"/>
+        <w:sz w:val="20"/>
+      </w:rPr>
+    </w:lvl>
+    <w:lvl w:ilvl="4" w:tentative="1">
+      <w:start w:val="1"/>
+      <w:numFmt w:val="bullet"/>
+      <w:lvlText w:val=""/>
+      <w:lvlJc w:val="left"/>
+      <w:pPr>
+        <w:tabs>
+          <w:tab w:val="num" w:pos="3600"/>
+        </w:tabs>
+        <w:ind w:left="3600" w:hanging="360"/>
+      </w:pPr>
+      <w:rPr>
+        <w:rFonts w:ascii="Wingdings" w:hAnsi="Wingdings" w:hint="default"/>
+        <w:sz w:val="20"/>
+      </w:rPr>
+    </w:lvl>
+    <w:lvl w:ilvl="5" w:tentative="1">
+      <w:start w:val="1"/>
+      <w:numFmt w:val="bullet"/>
+      <w:lvlText w:val=""/>
+      <w:lvlJc w:val="left"/>
+      <w:pPr>
+        <w:tabs>
+          <w:tab w:val="num" w:pos="4320"/>
+        </w:tabs>
+        <w:ind w:left="4320" w:hanging="360"/>
+      </w:pPr>
+      <w:rPr>
+        <w:rFonts w:ascii="Wingdings" w:hAnsi="Wingdings" w:hint="default"/>
+        <w:sz w:val="20"/>
+      </w:rPr>
+    </w:lvl>
+    <w:lvl w:ilvl="6" w:tentative="1">
+      <w:start w:val="1"/>
+      <w:numFmt w:val="bullet"/>
+      <w:lvlText w:val=""/>
+      <w:lvlJc w:val="left"/>
+      <w:pPr>
+        <w:tabs>
+          <w:tab w:val="num" w:pos="5040"/>
+        </w:tabs>
+        <w:ind w:left="5040" w:hanging="360"/>
+      </w:pPr>
+      <w:rPr>
+        <w:rFonts w:ascii="Wingdings" w:hAnsi="Wingdings" w:hint="default"/>
+        <w:sz w:val="20"/>
+      </w:rPr>
+    </w:lvl>
+    <w:lvl w:ilvl="7" w:tentative="1">
+      <w:start w:val="1"/>
+      <w:numFmt w:val="bullet"/>
+      <w:lvlText w:val=""/>
+      <w:lvlJc w:val="left"/>
+      <w:pPr>
+        <w:tabs>
+          <w:tab w:val="num" w:pos="5760"/>
+        </w:tabs>
+        <w:ind w:left="5760" w:hanging="360"/>
+      </w:pPr>
+      <w:rPr>
+        <w:rFonts w:ascii="Wingdings" w:hAnsi="Wingdings" w:hint="default"/>
+        <w:sz w:val="20"/>
+      </w:rPr>
+    </w:lvl>
+    <w:lvl w:ilvl="8" w:tentative="1">
+      <w:start w:val="1"/>
+      <w:numFmt w:val="bullet"/>
+      <w:lvlText w:val=""/>
+      <w:lvlJc w:val="left"/>
+      <w:pPr>
+        <w:tabs>
+          <w:tab w:val="num" w:pos="6480"/>
+        </w:tabs>
+        <w:ind w:left="6480" w:hanging="360"/>
+      </w:pPr>
+      <w:rPr>
+        <w:rFonts w:ascii="Wingdings" w:hAnsi="Wingdings" w:hint="default"/>
+        <w:sz w:val="20"/>
+      </w:rPr>
+    </w:lvl>
+  </w:abstractNum>
+  <w:abstractNum w:abstractNumId="22" w15:restartNumberingAfterBreak="0">
     <w:nsid w:val="4EBE1EF6"/>
     <w:multiLevelType w:val="hybridMultilevel"/>
     <w:tmpl w:val="A190C170"/>
@@ -15731,7 +16692,7 @@
       </w:pPr>
     </w:lvl>
   </w:abstractNum>
-  <w:abstractNum w:abstractNumId="21" w15:restartNumberingAfterBreak="0">
+  <w:abstractNum w:abstractNumId="23" w15:restartNumberingAfterBreak="0">
     <w:nsid w:val="507A2E66"/>
     <w:multiLevelType w:val="hybridMultilevel"/>
     <w:tmpl w:val="56C2EBDE"/>
@@ -15844,7 +16805,7 @@
       </w:rPr>
     </w:lvl>
   </w:abstractNum>
-  <w:abstractNum w:abstractNumId="22" w15:restartNumberingAfterBreak="0">
+  <w:abstractNum w:abstractNumId="24" w15:restartNumberingAfterBreak="0">
     <w:nsid w:val="58394483"/>
     <w:multiLevelType w:val="hybridMultilevel"/>
     <w:tmpl w:val="FE361F36"/>
@@ -15957,7 +16918,7 @@
       </w:rPr>
     </w:lvl>
   </w:abstractNum>
-  <w:abstractNum w:abstractNumId="23" w15:restartNumberingAfterBreak="0">
+  <w:abstractNum w:abstractNumId="25" w15:restartNumberingAfterBreak="0">
     <w:nsid w:val="5B0928A6"/>
     <w:multiLevelType w:val="hybridMultilevel"/>
     <w:tmpl w:val="541C4308"/>
@@ -16070,7 +17031,7 @@
       </w:rPr>
     </w:lvl>
   </w:abstractNum>
-  <w:abstractNum w:abstractNumId="24" w15:restartNumberingAfterBreak="0">
+  <w:abstractNum w:abstractNumId="26" w15:restartNumberingAfterBreak="0">
     <w:nsid w:val="5DA13499"/>
     <w:multiLevelType w:val="multilevel"/>
     <w:tmpl w:val="EE12BEE0"/>
@@ -16188,7 +17149,7 @@
       </w:rPr>
     </w:lvl>
   </w:abstractNum>
-  <w:abstractNum w:abstractNumId="25" w15:restartNumberingAfterBreak="0">
+  <w:abstractNum w:abstractNumId="27" w15:restartNumberingAfterBreak="0">
     <w:nsid w:val="5F534E8A"/>
     <w:multiLevelType w:val="hybridMultilevel"/>
     <w:tmpl w:val="257C73B4"/>
@@ -16301,7 +17262,156 @@
       </w:rPr>
     </w:lvl>
   </w:abstractNum>
-  <w:abstractNum w:abstractNumId="26" w15:restartNumberingAfterBreak="0">
+  <w:abstractNum w:abstractNumId="28" w15:restartNumberingAfterBreak="0">
+    <w:nsid w:val="608C3337"/>
+    <w:multiLevelType w:val="multilevel"/>
+    <w:tmpl w:val="158628C2"/>
+    <w:lvl w:ilvl="0">
+      <w:start w:val="1"/>
+      <w:numFmt w:val="bullet"/>
+      <w:lvlText w:val=""/>
+      <w:lvlJc w:val="left"/>
+      <w:pPr>
+        <w:tabs>
+          <w:tab w:val="num" w:pos="720"/>
+        </w:tabs>
+        <w:ind w:left="720" w:hanging="360"/>
+      </w:pPr>
+      <w:rPr>
+        <w:rFonts w:ascii="Symbol" w:hAnsi="Symbol" w:hint="default"/>
+        <w:sz w:val="20"/>
+      </w:rPr>
+    </w:lvl>
+    <w:lvl w:ilvl="1" w:tentative="1">
+      <w:start w:val="1"/>
+      <w:numFmt w:val="bullet"/>
+      <w:lvlText w:val="o"/>
+      <w:lvlJc w:val="left"/>
+      <w:pPr>
+        <w:tabs>
+          <w:tab w:val="num" w:pos="1440"/>
+        </w:tabs>
+        <w:ind w:left="1440" w:hanging="360"/>
+      </w:pPr>
+      <w:rPr>
+        <w:rFonts w:ascii="Courier New" w:hAnsi="Courier New" w:hint="default"/>
+        <w:sz w:val="20"/>
+      </w:rPr>
+    </w:lvl>
+    <w:lvl w:ilvl="2" w:tentative="1">
+      <w:start w:val="1"/>
+      <w:numFmt w:val="bullet"/>
+      <w:lvlText w:val=""/>
+      <w:lvlJc w:val="left"/>
+      <w:pPr>
+        <w:tabs>
+          <w:tab w:val="num" w:pos="2160"/>
+        </w:tabs>
+        <w:ind w:left="2160" w:hanging="360"/>
+      </w:pPr>
+      <w:rPr>
+        <w:rFonts w:ascii="Wingdings" w:hAnsi="Wingdings" w:hint="default"/>
+        <w:sz w:val="20"/>
+      </w:rPr>
+    </w:lvl>
+    <w:lvl w:ilvl="3" w:tentative="1">
+      <w:start w:val="1"/>
+      <w:numFmt w:val="bullet"/>
+      <w:lvlText w:val=""/>
+      <w:lvlJc w:val="left"/>
+      <w:pPr>
+        <w:tabs>
+          <w:tab w:val="num" w:pos="2880"/>
+        </w:tabs>
+        <w:ind w:left="2880" w:hanging="360"/>
+      </w:pPr>
+      <w:rPr>
+        <w:rFonts w:ascii="Wingdings" w:hAnsi="Wingdings" w:hint="default"/>
+        <w:sz w:val="20"/>
+      </w:rPr>
+    </w:lvl>
+    <w:lvl w:ilvl="4" w:tentative="1">
+      <w:start w:val="1"/>
+      <w:numFmt w:val="bullet"/>
+      <w:lvlText w:val=""/>
+      <w:lvlJc w:val="left"/>
+      <w:pPr>
+        <w:tabs>
+          <w:tab w:val="num" w:pos="3600"/>
+        </w:tabs>
+        <w:ind w:left="3600" w:hanging="360"/>
+      </w:pPr>
+      <w:rPr>
+        <w:rFonts w:ascii="Wingdings" w:hAnsi="Wingdings" w:hint="default"/>
+        <w:sz w:val="20"/>
+      </w:rPr>
+    </w:lvl>
+    <w:lvl w:ilvl="5" w:tentative="1">
+      <w:start w:val="1"/>
+      <w:numFmt w:val="bullet"/>
+      <w:lvlText w:val=""/>
+      <w:lvlJc w:val="left"/>
+      <w:pPr>
+        <w:tabs>
+          <w:tab w:val="num" w:pos="4320"/>
+        </w:tabs>
+        <w:ind w:left="4320" w:hanging="360"/>
+      </w:pPr>
+      <w:rPr>
+        <w:rFonts w:ascii="Wingdings" w:hAnsi="Wingdings" w:hint="default"/>
+        <w:sz w:val="20"/>
+      </w:rPr>
+    </w:lvl>
+    <w:lvl w:ilvl="6" w:tentative="1">
+      <w:start w:val="1"/>
+      <w:numFmt w:val="bullet"/>
+      <w:lvlText w:val=""/>
+      <w:lvlJc w:val="left"/>
+      <w:pPr>
+        <w:tabs>
+          <w:tab w:val="num" w:pos="5040"/>
+        </w:tabs>
+        <w:ind w:left="5040" w:hanging="360"/>
+      </w:pPr>
+      <w:rPr>
+        <w:rFonts w:ascii="Wingdings" w:hAnsi="Wingdings" w:hint="default"/>
+        <w:sz w:val="20"/>
+      </w:rPr>
+    </w:lvl>
+    <w:lvl w:ilvl="7" w:tentative="1">
+      <w:start w:val="1"/>
+      <w:numFmt w:val="bullet"/>
+      <w:lvlText w:val=""/>
+      <w:lvlJc w:val="left"/>
+      <w:pPr>
+        <w:tabs>
+          <w:tab w:val="num" w:pos="5760"/>
+        </w:tabs>
+        <w:ind w:left="5760" w:hanging="360"/>
+      </w:pPr>
+      <w:rPr>
+        <w:rFonts w:ascii="Wingdings" w:hAnsi="Wingdings" w:hint="default"/>
+        <w:sz w:val="20"/>
+      </w:rPr>
+    </w:lvl>
+    <w:lvl w:ilvl="8" w:tentative="1">
+      <w:start w:val="1"/>
+      <w:numFmt w:val="bullet"/>
+      <w:lvlText w:val=""/>
+      <w:lvlJc w:val="left"/>
+      <w:pPr>
+        <w:tabs>
+          <w:tab w:val="num" w:pos="6480"/>
+        </w:tabs>
+        <w:ind w:left="6480" w:hanging="360"/>
+      </w:pPr>
+      <w:rPr>
+        <w:rFonts w:ascii="Wingdings" w:hAnsi="Wingdings" w:hint="default"/>
+        <w:sz w:val="20"/>
+      </w:rPr>
+    </w:lvl>
+  </w:abstractNum>
+  <w:abstractNum w:abstractNumId="29" w15:restartNumberingAfterBreak="0">
     <w:nsid w:val="688B63E4"/>
     <w:multiLevelType w:val="hybridMultilevel"/>
     <w:tmpl w:val="DD0A7BD2"/>
@@ -16414,7 +17524,269 @@
       </w:rPr>
     </w:lvl>
   </w:abstractNum>
-  <w:abstractNum w:abstractNumId="27" w15:restartNumberingAfterBreak="0">
+  <w:abstractNum w:abstractNumId="30" w15:restartNumberingAfterBreak="0">
+    <w:nsid w:val="68C93A99"/>
+    <w:multiLevelType w:val="multilevel"/>
+    <w:tmpl w:val="706AF130"/>
+    <w:lvl w:ilvl="0">
+      <w:start w:val="1"/>
+      <w:numFmt w:val="bullet"/>
+      <w:lvlText w:val=""/>
+      <w:lvlJc w:val="left"/>
+      <w:pPr>
+        <w:tabs>
+          <w:tab w:val="num" w:pos="720"/>
+        </w:tabs>
+        <w:ind w:left="720" w:hanging="360"/>
+      </w:pPr>
+      <w:rPr>
+        <w:rFonts w:ascii="Symbol" w:hAnsi="Symbol" w:hint="default"/>
+        <w:sz w:val="20"/>
+      </w:rPr>
+    </w:lvl>
+    <w:lvl w:ilvl="1" w:tentative="1">
+      <w:start w:val="1"/>
+      <w:numFmt w:val="bullet"/>
+      <w:lvlText w:val="o"/>
+      <w:lvlJc w:val="left"/>
+      <w:pPr>
+        <w:tabs>
+          <w:tab w:val="num" w:pos="1440"/>
+        </w:tabs>
+        <w:ind w:left="1440" w:hanging="360"/>
+      </w:pPr>
+      <w:rPr>
+        <w:rFonts w:ascii="Courier New" w:hAnsi="Courier New" w:hint="default"/>
+        <w:sz w:val="20"/>
+      </w:rPr>
+    </w:lvl>
+    <w:lvl w:ilvl="2" w:tentative="1">
+      <w:start w:val="1"/>
+      <w:numFmt w:val="bullet"/>
+      <w:lvlText w:val=""/>
+      <w:lvlJc w:val="left"/>
+      <w:pPr>
+        <w:tabs>
+          <w:tab w:val="num" w:pos="2160"/>
+        </w:tabs>
+        <w:ind w:left="2160" w:hanging="360"/>
+      </w:pPr>
+      <w:rPr>
+        <w:rFonts w:ascii="Wingdings" w:hAnsi="Wingdings" w:hint="default"/>
+        <w:sz w:val="20"/>
+      </w:rPr>
+    </w:lvl>
+    <w:lvl w:ilvl="3" w:tentative="1">
+      <w:start w:val="1"/>
+      <w:numFmt w:val="bullet"/>
+      <w:lvlText w:val=""/>
+      <w:lvlJc w:val="left"/>
+      <w:pPr>
+        <w:tabs>
+          <w:tab w:val="num" w:pos="2880"/>
+        </w:tabs>
+        <w:ind w:left="2880" w:hanging="360"/>
+      </w:pPr>
+      <w:rPr>
+        <w:rFonts w:ascii="Wingdings" w:hAnsi="Wingdings" w:hint="default"/>
+        <w:sz w:val="20"/>
+      </w:rPr>
+    </w:lvl>
+    <w:lvl w:ilvl="4" w:tentative="1">
+      <w:start w:val="1"/>
+      <w:numFmt w:val="bullet"/>
+      <w:lvlText w:val=""/>
+      <w:lvlJc w:val="left"/>
+      <w:pPr>
+        <w:tabs>
+          <w:tab w:val="num" w:pos="3600"/>
+        </w:tabs>
+        <w:ind w:left="3600" w:hanging="360"/>
+      </w:pPr>
+      <w:rPr>
+        <w:rFonts w:ascii="Wingdings" w:hAnsi="Wingdings" w:hint="default"/>
+        <w:sz w:val="20"/>
+      </w:rPr>
+    </w:lvl>
+    <w:lvl w:ilvl="5" w:tentative="1">
+      <w:start w:val="1"/>
+      <w:numFmt w:val="bullet"/>
+      <w:lvlText w:val=""/>
+      <w:lvlJc w:val="left"/>
+      <w:pPr>
+        <w:tabs>
+          <w:tab w:val="num" w:pos="4320"/>
+        </w:tabs>
+        <w:ind w:left="4320" w:hanging="360"/>
+      </w:pPr>
+      <w:rPr>
+        <w:rFonts w:ascii="Wingdings" w:hAnsi="Wingdings" w:hint="default"/>
+        <w:sz w:val="20"/>
+      </w:rPr>
+    </w:lvl>
+    <w:lvl w:ilvl="6" w:tentative="1">
+      <w:start w:val="1"/>
+      <w:numFmt w:val="bullet"/>
+      <w:lvlText w:val=""/>
+      <w:lvlJc w:val="left"/>
+      <w:pPr>
+        <w:tabs>
+          <w:tab w:val="num" w:pos="5040"/>
+        </w:tabs>
+        <w:ind w:left="5040" w:hanging="360"/>
+      </w:pPr>
+      <w:rPr>
+        <w:rFonts w:ascii="Wingdings" w:hAnsi="Wingdings" w:hint="default"/>
+        <w:sz w:val="20"/>
+      </w:rPr>
+    </w:lvl>
+    <w:lvl w:ilvl="7" w:tentative="1">
+      <w:start w:val="1"/>
+      <w:numFmt w:val="bullet"/>
+      <w:lvlText w:val=""/>
+      <w:lvlJc w:val="left"/>
+      <w:pPr>
+        <w:tabs>
+          <w:tab w:val="num" w:pos="5760"/>
+        </w:tabs>
+        <w:ind w:left="5760" w:hanging="360"/>
+      </w:pPr>
+      <w:rPr>
+        <w:rFonts w:ascii="Wingdings" w:hAnsi="Wingdings" w:hint="default"/>
+        <w:sz w:val="20"/>
+      </w:rPr>
+    </w:lvl>
+    <w:lvl w:ilvl="8" w:tentative="1">
+      <w:start w:val="1"/>
+      <w:numFmt w:val="bullet"/>
+      <w:lvlText w:val=""/>
+      <w:lvlJc w:val="left"/>
+      <w:pPr>
+        <w:tabs>
+          <w:tab w:val="num" w:pos="6480"/>
+        </w:tabs>
+        <w:ind w:left="6480" w:hanging="360"/>
+      </w:pPr>
+      <w:rPr>
+        <w:rFonts w:ascii="Wingdings" w:hAnsi="Wingdings" w:hint="default"/>
+        <w:sz w:val="20"/>
+      </w:rPr>
+    </w:lvl>
+  </w:abstractNum>
+  <w:abstractNum w:abstractNumId="31" w15:restartNumberingAfterBreak="0">
+    <w:nsid w:val="6E272056"/>
+    <w:multiLevelType w:val="hybridMultilevel"/>
+    <w:tmpl w:val="6F0443E8"/>
+    <w:lvl w:ilvl="0" w:tplc="2DDE1320">
+      <w:start w:val="1"/>
+      <w:numFmt w:val="bullet"/>
+      <w:lvlText w:val="-"/>
+      <w:lvlJc w:val="left"/>
+      <w:pPr>
+        <w:ind w:left="360" w:hanging="360"/>
+      </w:pPr>
+      <w:rPr>
+        <w:rFonts w:ascii="Courier New" w:hAnsi="Courier New" w:hint="default"/>
+      </w:rPr>
+    </w:lvl>
+    <w:lvl w:ilvl="1" w:tplc="240A0003" w:tentative="1">
+      <w:start w:val="1"/>
+      <w:numFmt w:val="bullet"/>
+      <w:lvlText w:val="o"/>
+      <w:lvlJc w:val="left"/>
+      <w:pPr>
+        <w:ind w:left="1080" w:hanging="360"/>
+      </w:pPr>
+      <w:rPr>
+        <w:rFonts w:ascii="Courier New" w:hAnsi="Courier New" w:cs="Courier New" w:hint="default"/>
+      </w:rPr>
+    </w:lvl>
+    <w:lvl w:ilvl="2" w:tplc="240A0005" w:tentative="1">
+      <w:start w:val="1"/>
+      <w:numFmt w:val="bullet"/>
+      <w:lvlText w:val=""/>
+      <w:lvlJc w:val="left"/>
+      <w:pPr>
+        <w:ind w:left="1800" w:hanging="360"/>
+      </w:pPr>
+      <w:rPr>
+        <w:rFonts w:ascii="Wingdings" w:hAnsi="Wingdings" w:hint="default"/>
+      </w:rPr>
+    </w:lvl>
+    <w:lvl w:ilvl="3" w:tplc="240A0001" w:tentative="1">
+      <w:start w:val="1"/>
+      <w:numFmt w:val="bullet"/>
+      <w:lvlText w:val=""/>
+      <w:lvlJc w:val="left"/>
+      <w:pPr>
+        <w:ind w:left="2520" w:hanging="360"/>
+      </w:pPr>
+      <w:rPr>
+        <w:rFonts w:ascii="Symbol" w:hAnsi="Symbol" w:hint="default"/>
+      </w:rPr>
+    </w:lvl>
+    <w:lvl w:ilvl="4" w:tplc="240A0003" w:tentative="1">
+      <w:start w:val="1"/>
+      <w:numFmt w:val="bullet"/>
+      <w:lvlText w:val="o"/>
+      <w:lvlJc w:val="left"/>
+      <w:pPr>
+        <w:ind w:left="3240" w:hanging="360"/>
+      </w:pPr>
+      <w:rPr>
+        <w:rFonts w:ascii="Courier New" w:hAnsi="Courier New" w:cs="Courier New" w:hint="default"/>
+      </w:rPr>
+    </w:lvl>
+    <w:lvl w:ilvl="5" w:tplc="240A0005" w:tentative="1">
+      <w:start w:val="1"/>
+      <w:numFmt w:val="bullet"/>
+      <w:lvlText w:val=""/>
+      <w:lvlJc w:val="left"/>
+      <w:pPr>
+        <w:ind w:left="3960" w:hanging="360"/>
+      </w:pPr>
+      <w:rPr>
+        <w:rFonts w:ascii="Wingdings" w:hAnsi="Wingdings" w:hint="default"/>
+      </w:rPr>
+    </w:lvl>
+    <w:lvl w:ilvl="6" w:tplc="240A0001" w:tentative="1">
+      <w:start w:val="1"/>
+      <w:numFmt w:val="bullet"/>
+      <w:lvlText w:val=""/>
+      <w:lvlJc w:val="left"/>
+      <w:pPr>
+        <w:ind w:left="4680" w:hanging="360"/>
+      </w:pPr>
+      <w:rPr>
+        <w:rFonts w:ascii="Symbol" w:hAnsi="Symbol" w:hint="default"/>
+      </w:rPr>
+    </w:lvl>
+    <w:lvl w:ilvl="7" w:tplc="240A0003" w:tentative="1">
+      <w:start w:val="1"/>
+      <w:numFmt w:val="bullet"/>
+      <w:lvlText w:val="o"/>
+      <w:lvlJc w:val="left"/>
+      <w:pPr>
+        <w:ind w:left="5400" w:hanging="360"/>
+      </w:pPr>
+      <w:rPr>
+        <w:rFonts w:ascii="Courier New" w:hAnsi="Courier New" w:cs="Courier New" w:hint="default"/>
+      </w:rPr>
+    </w:lvl>
+    <w:lvl w:ilvl="8" w:tplc="240A0005" w:tentative="1">
+      <w:start w:val="1"/>
+      <w:numFmt w:val="bullet"/>
+      <w:lvlText w:val=""/>
+      <w:lvlJc w:val="left"/>
+      <w:pPr>
+        <w:ind w:left="6120" w:hanging="360"/>
+      </w:pPr>
+      <w:rPr>
+        <w:rFonts w:ascii="Wingdings" w:hAnsi="Wingdings" w:hint="default"/>
+      </w:rPr>
+    </w:lvl>
+  </w:abstractNum>
+  <w:abstractNum w:abstractNumId="32" w15:restartNumberingAfterBreak="0">
     <w:nsid w:val="71871C20"/>
     <w:multiLevelType w:val="hybridMultilevel"/>
     <w:tmpl w:val="466AC26C"/>
@@ -16526,7 +17898,269 @@
       </w:rPr>
     </w:lvl>
   </w:abstractNum>
-  <w:abstractNum w:abstractNumId="28" w15:restartNumberingAfterBreak="0">
+  <w:abstractNum w:abstractNumId="33" w15:restartNumberingAfterBreak="0">
+    <w:nsid w:val="7328153A"/>
+    <w:multiLevelType w:val="multilevel"/>
+    <w:tmpl w:val="E90C1DB2"/>
+    <w:lvl w:ilvl="0">
+      <w:start w:val="1"/>
+      <w:numFmt w:val="bullet"/>
+      <w:lvlText w:val=""/>
+      <w:lvlJc w:val="left"/>
+      <w:pPr>
+        <w:tabs>
+          <w:tab w:val="num" w:pos="720"/>
+        </w:tabs>
+        <w:ind w:left="720" w:hanging="360"/>
+      </w:pPr>
+      <w:rPr>
+        <w:rFonts w:ascii="Symbol" w:hAnsi="Symbol" w:hint="default"/>
+        <w:sz w:val="20"/>
+      </w:rPr>
+    </w:lvl>
+    <w:lvl w:ilvl="1" w:tentative="1">
+      <w:start w:val="1"/>
+      <w:numFmt w:val="bullet"/>
+      <w:lvlText w:val="o"/>
+      <w:lvlJc w:val="left"/>
+      <w:pPr>
+        <w:tabs>
+          <w:tab w:val="num" w:pos="1440"/>
+        </w:tabs>
+        <w:ind w:left="1440" w:hanging="360"/>
+      </w:pPr>
+      <w:rPr>
+        <w:rFonts w:ascii="Courier New" w:hAnsi="Courier New" w:hint="default"/>
+        <w:sz w:val="20"/>
+      </w:rPr>
+    </w:lvl>
+    <w:lvl w:ilvl="2" w:tentative="1">
+      <w:start w:val="1"/>
+      <w:numFmt w:val="bullet"/>
+      <w:lvlText w:val=""/>
+      <w:lvlJc w:val="left"/>
+      <w:pPr>
+        <w:tabs>
+          <w:tab w:val="num" w:pos="2160"/>
+        </w:tabs>
+        <w:ind w:left="2160" w:hanging="360"/>
+      </w:pPr>
+      <w:rPr>
+        <w:rFonts w:ascii="Wingdings" w:hAnsi="Wingdings" w:hint="default"/>
+        <w:sz w:val="20"/>
+      </w:rPr>
+    </w:lvl>
+    <w:lvl w:ilvl="3" w:tentative="1">
+      <w:start w:val="1"/>
+      <w:numFmt w:val="bullet"/>
+      <w:lvlText w:val=""/>
+      <w:lvlJc w:val="left"/>
+      <w:pPr>
+        <w:tabs>
+          <w:tab w:val="num" w:pos="2880"/>
+        </w:tabs>
+        <w:ind w:left="2880" w:hanging="360"/>
+      </w:pPr>
+      <w:rPr>
+        <w:rFonts w:ascii="Wingdings" w:hAnsi="Wingdings" w:hint="default"/>
+        <w:sz w:val="20"/>
+      </w:rPr>
+    </w:lvl>
+    <w:lvl w:ilvl="4" w:tentative="1">
+      <w:start w:val="1"/>
+      <w:numFmt w:val="bullet"/>
+      <w:lvlText w:val=""/>
+      <w:lvlJc w:val="left"/>
+      <w:pPr>
+        <w:tabs>
+          <w:tab w:val="num" w:pos="3600"/>
+        </w:tabs>
+        <w:ind w:left="3600" w:hanging="360"/>
+      </w:pPr>
+      <w:rPr>
+        <w:rFonts w:ascii="Wingdings" w:hAnsi="Wingdings" w:hint="default"/>
+        <w:sz w:val="20"/>
+      </w:rPr>
+    </w:lvl>
+    <w:lvl w:ilvl="5" w:tentative="1">
+      <w:start w:val="1"/>
+      <w:numFmt w:val="bullet"/>
+      <w:lvlText w:val=""/>
+      <w:lvlJc w:val="left"/>
+      <w:pPr>
+        <w:tabs>
+          <w:tab w:val="num" w:pos="4320"/>
+        </w:tabs>
+        <w:ind w:left="4320" w:hanging="360"/>
+      </w:pPr>
+      <w:rPr>
+        <w:rFonts w:ascii="Wingdings" w:hAnsi="Wingdings" w:hint="default"/>
+        <w:sz w:val="20"/>
+      </w:rPr>
+    </w:lvl>
+    <w:lvl w:ilvl="6" w:tentative="1">
+      <w:start w:val="1"/>
+      <w:numFmt w:val="bullet"/>
+      <w:lvlText w:val=""/>
+      <w:lvlJc w:val="left"/>
+      <w:pPr>
+        <w:tabs>
+          <w:tab w:val="num" w:pos="5040"/>
+        </w:tabs>
+        <w:ind w:left="5040" w:hanging="360"/>
+      </w:pPr>
+      <w:rPr>
+        <w:rFonts w:ascii="Wingdings" w:hAnsi="Wingdings" w:hint="default"/>
+        <w:sz w:val="20"/>
+      </w:rPr>
+    </w:lvl>
+    <w:lvl w:ilvl="7" w:tentative="1">
+      <w:start w:val="1"/>
+      <w:numFmt w:val="bullet"/>
+      <w:lvlText w:val=""/>
+      <w:lvlJc w:val="left"/>
+      <w:pPr>
+        <w:tabs>
+          <w:tab w:val="num" w:pos="5760"/>
+        </w:tabs>
+        <w:ind w:left="5760" w:hanging="360"/>
+      </w:pPr>
+      <w:rPr>
+        <w:rFonts w:ascii="Wingdings" w:hAnsi="Wingdings" w:hint="default"/>
+        <w:sz w:val="20"/>
+      </w:rPr>
+    </w:lvl>
+    <w:lvl w:ilvl="8" w:tentative="1">
+      <w:start w:val="1"/>
+      <w:numFmt w:val="bullet"/>
+      <w:lvlText w:val=""/>
+      <w:lvlJc w:val="left"/>
+      <w:pPr>
+        <w:tabs>
+          <w:tab w:val="num" w:pos="6480"/>
+        </w:tabs>
+        <w:ind w:left="6480" w:hanging="360"/>
+      </w:pPr>
+      <w:rPr>
+        <w:rFonts w:ascii="Wingdings" w:hAnsi="Wingdings" w:hint="default"/>
+        <w:sz w:val="20"/>
+      </w:rPr>
+    </w:lvl>
+  </w:abstractNum>
+  <w:abstractNum w:abstractNumId="34" w15:restartNumberingAfterBreak="0">
+    <w:nsid w:val="793C3F43"/>
+    <w:multiLevelType w:val="hybridMultilevel"/>
+    <w:tmpl w:val="A3602D66"/>
+    <w:lvl w:ilvl="0" w:tplc="240A0003">
+      <w:start w:val="1"/>
+      <w:numFmt w:val="bullet"/>
+      <w:lvlText w:val="o"/>
+      <w:lvlJc w:val="left"/>
+      <w:pPr>
+        <w:ind w:left="1429" w:hanging="360"/>
+      </w:pPr>
+      <w:rPr>
+        <w:rFonts w:ascii="Courier New" w:hAnsi="Courier New" w:cs="Courier New" w:hint="default"/>
+      </w:rPr>
+    </w:lvl>
+    <w:lvl w:ilvl="1" w:tplc="FFFFFFFF">
+      <w:start w:val="1"/>
+      <w:numFmt w:val="bullet"/>
+      <w:lvlText w:val="o"/>
+      <w:lvlJc w:val="left"/>
+      <w:pPr>
+        <w:ind w:left="1560" w:hanging="360"/>
+      </w:pPr>
+      <w:rPr>
+        <w:rFonts w:ascii="Courier New" w:hAnsi="Courier New" w:cs="Courier New" w:hint="default"/>
+      </w:rPr>
+    </w:lvl>
+    <w:lvl w:ilvl="2" w:tplc="FFFFFFFF" w:tentative="1">
+      <w:start w:val="1"/>
+      <w:numFmt w:val="bullet"/>
+      <w:lvlText w:val=""/>
+      <w:lvlJc w:val="left"/>
+      <w:pPr>
+        <w:ind w:left="2869" w:hanging="360"/>
+      </w:pPr>
+      <w:rPr>
+        <w:rFonts w:ascii="Wingdings" w:hAnsi="Wingdings" w:hint="default"/>
+      </w:rPr>
+    </w:lvl>
+    <w:lvl w:ilvl="3" w:tplc="FFFFFFFF" w:tentative="1">
+      <w:start w:val="1"/>
+      <w:numFmt w:val="bullet"/>
+      <w:lvlText w:val=""/>
+      <w:lvlJc w:val="left"/>
+      <w:pPr>
+        <w:ind w:left="3589" w:hanging="360"/>
+      </w:pPr>
+      <w:rPr>
+        <w:rFonts w:ascii="Symbol" w:hAnsi="Symbol" w:hint="default"/>
+      </w:rPr>
+    </w:lvl>
+    <w:lvl w:ilvl="4" w:tplc="FFFFFFFF" w:tentative="1">
+      <w:start w:val="1"/>
+      <w:numFmt w:val="bullet"/>
+      <w:lvlText w:val="o"/>
+      <w:lvlJc w:val="left"/>
+      <w:pPr>
+        <w:ind w:left="4309" w:hanging="360"/>
+      </w:pPr>
+      <w:rPr>
+        <w:rFonts w:ascii="Courier New" w:hAnsi="Courier New" w:cs="Courier New" w:hint="default"/>
+      </w:rPr>
+    </w:lvl>
+    <w:lvl w:ilvl="5" w:tplc="FFFFFFFF" w:tentative="1">
+      <w:start w:val="1"/>
+      <w:numFmt w:val="bullet"/>
+      <w:lvlText w:val=""/>
+      <w:lvlJc w:val="left"/>
+      <w:pPr>
+        <w:ind w:left="5029" w:hanging="360"/>
+      </w:pPr>
+      <w:rPr>
+        <w:rFonts w:ascii="Wingdings" w:hAnsi="Wingdings" w:hint="default"/>
+      </w:rPr>
+    </w:lvl>
+    <w:lvl w:ilvl="6" w:tplc="FFFFFFFF" w:tentative="1">
+      <w:start w:val="1"/>
+      <w:numFmt w:val="bullet"/>
+      <w:lvlText w:val=""/>
+      <w:lvlJc w:val="left"/>
+      <w:pPr>
+        <w:ind w:left="5749" w:hanging="360"/>
+      </w:pPr>
+      <w:rPr>
+        <w:rFonts w:ascii="Symbol" w:hAnsi="Symbol" w:hint="default"/>
+      </w:rPr>
+    </w:lvl>
+    <w:lvl w:ilvl="7" w:tplc="FFFFFFFF" w:tentative="1">
+      <w:start w:val="1"/>
+      <w:numFmt w:val="bullet"/>
+      <w:lvlText w:val="o"/>
+      <w:lvlJc w:val="left"/>
+      <w:pPr>
+        <w:ind w:left="6469" w:hanging="360"/>
+      </w:pPr>
+      <w:rPr>
+        <w:rFonts w:ascii="Courier New" w:hAnsi="Courier New" w:cs="Courier New" w:hint="default"/>
+      </w:rPr>
+    </w:lvl>
+    <w:lvl w:ilvl="8" w:tplc="FFFFFFFF" w:tentative="1">
+      <w:start w:val="1"/>
+      <w:numFmt w:val="bullet"/>
+      <w:lvlText w:val=""/>
+      <w:lvlJc w:val="left"/>
+      <w:pPr>
+        <w:ind w:left="7189" w:hanging="360"/>
+      </w:pPr>
+      <w:rPr>
+        <w:rFonts w:ascii="Wingdings" w:hAnsi="Wingdings" w:hint="default"/>
+      </w:rPr>
+    </w:lvl>
+  </w:abstractNum>
+  <w:abstractNum w:abstractNumId="35" w15:restartNumberingAfterBreak="0">
     <w:nsid w:val="7EAF4915"/>
     <w:multiLevelType w:val="hybridMultilevel"/>
     <w:tmpl w:val="C0C4CB2C"/>
@@ -16643,7 +18277,7 @@
     <w:abstractNumId w:val="0"/>
   </w:num>
   <w:num w:numId="2" w16cid:durableId="1536427959">
-    <w:abstractNumId w:val="20"/>
+    <w:abstractNumId w:val="22"/>
   </w:num>
   <w:num w:numId="3" w16cid:durableId="1993825295">
     <w:abstractNumId w:val="17"/>
@@ -16661,7 +18295,7 @@
     <w:abstractNumId w:val="14"/>
   </w:num>
   <w:num w:numId="8" w16cid:durableId="1622419911">
-    <w:abstractNumId w:val="27"/>
+    <w:abstractNumId w:val="32"/>
   </w:num>
   <w:num w:numId="9" w16cid:durableId="963736753">
     <w:abstractNumId w:val="5"/>
@@ -16673,19 +18307,19 @@
     <w:abstractNumId w:val="18"/>
   </w:num>
   <w:num w:numId="12" w16cid:durableId="2067950562">
-    <w:abstractNumId w:val="19"/>
+    <w:abstractNumId w:val="20"/>
   </w:num>
   <w:num w:numId="13" w16cid:durableId="746616953">
-    <w:abstractNumId w:val="24"/>
+    <w:abstractNumId w:val="26"/>
   </w:num>
   <w:num w:numId="14" w16cid:durableId="1118599488">
-    <w:abstractNumId w:val="26"/>
+    <w:abstractNumId w:val="29"/>
   </w:num>
   <w:num w:numId="15" w16cid:durableId="1134567810">
     <w:abstractNumId w:val="13"/>
   </w:num>
   <w:num w:numId="16" w16cid:durableId="907040058">
-    <w:abstractNumId w:val="25"/>
+    <w:abstractNumId w:val="27"/>
   </w:num>
   <w:num w:numId="17" w16cid:durableId="1220284102">
     <w:abstractNumId w:val="9"/>
@@ -16700,16 +18334,16 @@
     <w:abstractNumId w:val="16"/>
   </w:num>
   <w:num w:numId="21" w16cid:durableId="507985940">
-    <w:abstractNumId w:val="22"/>
+    <w:abstractNumId w:val="24"/>
   </w:num>
   <w:num w:numId="22" w16cid:durableId="1054624521">
     <w:abstractNumId w:val="6"/>
   </w:num>
   <w:num w:numId="23" w16cid:durableId="314526592">
-    <w:abstractNumId w:val="23"/>
+    <w:abstractNumId w:val="25"/>
   </w:num>
   <w:num w:numId="24" w16cid:durableId="1767385449">
-    <w:abstractNumId w:val="28"/>
+    <w:abstractNumId w:val="35"/>
   </w:num>
   <w:num w:numId="25" w16cid:durableId="1172600747">
     <w:abstractNumId w:val="8"/>
@@ -16724,7 +18358,28 @@
     <w:abstractNumId w:val="10"/>
   </w:num>
   <w:num w:numId="29" w16cid:durableId="350450674">
+    <w:abstractNumId w:val="23"/>
+  </w:num>
+  <w:num w:numId="30" w16cid:durableId="1698921875">
+    <w:abstractNumId w:val="19"/>
+  </w:num>
+  <w:num w:numId="31" w16cid:durableId="776564561">
+    <w:abstractNumId w:val="34"/>
+  </w:num>
+  <w:num w:numId="32" w16cid:durableId="1141656119">
+    <w:abstractNumId w:val="31"/>
+  </w:num>
+  <w:num w:numId="33" w16cid:durableId="2121802616">
+    <w:abstractNumId w:val="28"/>
+  </w:num>
+  <w:num w:numId="34" w16cid:durableId="486672659">
     <w:abstractNumId w:val="21"/>
+  </w:num>
+  <w:num w:numId="35" w16cid:durableId="1027559310">
+    <w:abstractNumId w:val="33"/>
+  </w:num>
+  <w:num w:numId="36" w16cid:durableId="830145576">
+    <w:abstractNumId w:val="30"/>
   </w:num>
   <w:numIdMacAtCleanup w:val="13"/>
 </w:numbering>
@@ -17328,6 +18983,7 @@
   <w:style w:type="character" w:default="1" w:styleId="Fuentedeprrafopredeter">
     <w:name w:val="Default Paragraph Font"/>
     <w:uiPriority w:val="1"/>
+    <w:semiHidden/>
     <w:unhideWhenUsed/>
   </w:style>
   <w:style w:type="table" w:default="1" w:styleId="Tablanormal">
@@ -18263,6 +19919,22 @@
       </w:tcPr>
     </w:tblStylePr>
   </w:style>
+  <w:style w:type="paragraph" w:customStyle="1" w:styleId="d-flex">
+    <w:name w:val="d-flex"/>
+    <w:basedOn w:val="Normal"/>
+    <w:rsid w:val="00A62FB4"/>
+    <w:pPr>
+      <w:spacing w:before="100" w:beforeAutospacing="1" w:after="100" w:afterAutospacing="1" w:line="240" w:lineRule="auto"/>
+      <w:ind w:firstLine="0"/>
+    </w:pPr>
+    <w:rPr>
+      <w:rFonts w:ascii="Times New Roman" w:eastAsia="Times New Roman" w:hAnsi="Times New Roman"/>
+      <w:kern w:val="0"/>
+      <w:sz w:val="24"/>
+      <w:szCs w:val="24"/>
+      <w:lang w:eastAsia="es-CO"/>
+    </w:rPr>
+  </w:style>
 </w:styles>
 </file>
 
@@ -18562,10 +20234,6 @@
 </file>
 
 <file path=customXml/item1.xml><?xml version="1.0" encoding="utf-8"?>
-<b:Sources xmlns:b="http://schemas.openxmlformats.org/officeDocument/2006/bibliography" xmlns="http://schemas.openxmlformats.org/officeDocument/2006/bibliography" SelectedStyle="\APASixthEditionOfficeOnline.xsl" StyleName="APA" Version="6"/>
-</file>
-
-<file path=customXml/item2.xml><?xml version="1.0" encoding="utf-8"?>
 <?mso-contentType ?>
 <FormTemplates xmlns="http://schemas.microsoft.com/sharepoint/v3/contenttype/forms">
   <Display>DocumentLibraryForm</Display>
@@ -18574,7 +20242,22 @@
 </FormTemplates>
 </file>
 
+<file path=customXml/item2.xml><?xml version="1.0" encoding="utf-8"?>
+<b:Sources xmlns:b="http://schemas.openxmlformats.org/officeDocument/2006/bibliography" xmlns="http://schemas.openxmlformats.org/officeDocument/2006/bibliography" SelectedStyle="\APASixthEditionOfficeOnline.xsl" StyleName="APA" Version="6"/>
+</file>
+
 <file path=customXml/item3.xml><?xml version="1.0" encoding="utf-8"?>
+<p:properties xmlns:p="http://schemas.microsoft.com/office/2006/metadata/properties" xmlns:xsi="http://www.w3.org/2001/XMLSchema-instance" xmlns:pc="http://schemas.microsoft.com/office/infopath/2007/PartnerControls">
+  <documentManagement>
+    <TaxCatchAll xmlns="13c90a0b-73bc-4dc0-be5f-28d77b615beb" xsi:nil="true"/>
+    <lcf76f155ced4ddcb4097134ff3c332f xmlns="13c93bba-48ce-428c-bfe5-88b42c19b028">
+      <Terms xmlns="http://schemas.microsoft.com/office/infopath/2007/PartnerControls"/>
+    </lcf76f155ced4ddcb4097134ff3c332f>
+  </documentManagement>
+</p:properties>
+</file>
+
+<file path=customXml/item4.xml><?xml version="1.0" encoding="utf-8"?>
 <ct:contentTypeSchema xmlns:ct="http://schemas.microsoft.com/office/2006/metadata/contentType" xmlns:ma="http://schemas.microsoft.com/office/2006/metadata/properties/metaAttributes" ct:_="" ma:_="" ma:contentTypeName="Documento" ma:contentTypeID="0x0101006A81D6BD42E8DF4C91013959704817E1" ma:contentTypeVersion="15" ma:contentTypeDescription="Crear nuevo documento." ma:contentTypeScope="" ma:versionID="bf4f72ffd194f0963ff564daca6869f7">
   <xsd:schema xmlns:xsd="http://www.w3.org/2001/XMLSchema" xmlns:xs="http://www.w3.org/2001/XMLSchema" xmlns:p="http://schemas.microsoft.com/office/2006/metadata/properties" xmlns:ns2="13c90a0b-73bc-4dc0-be5f-28d77b615beb" xmlns:ns3="13c93bba-48ce-428c-bfe5-88b42c19b028" targetNamespace="http://schemas.microsoft.com/office/2006/metadata/properties" ma:root="true" ma:fieldsID="8718d6f4873a5b1392a45044efa78385" ns2:_="" ns3:_="">
     <xsd:import namespace="13c90a0b-73bc-4dc0-be5f-28d77b615beb"/>
@@ -18809,18 +20492,15 @@
 </ct:contentTypeSchema>
 </file>
 
-<file path=customXml/item4.xml><?xml version="1.0" encoding="utf-8"?>
-<p:properties xmlns:p="http://schemas.microsoft.com/office/2006/metadata/properties" xmlns:xsi="http://www.w3.org/2001/XMLSchema-instance" xmlns:pc="http://schemas.microsoft.com/office/infopath/2007/PartnerControls">
-  <documentManagement>
-    <TaxCatchAll xmlns="13c90a0b-73bc-4dc0-be5f-28d77b615beb" xsi:nil="true"/>
-    <lcf76f155ced4ddcb4097134ff3c332f xmlns="13c93bba-48ce-428c-bfe5-88b42c19b028">
-      <Terms xmlns="http://schemas.microsoft.com/office/infopath/2007/PartnerControls"/>
-    </lcf76f155ced4ddcb4097134ff3c332f>
-  </documentManagement>
-</p:properties>
+<file path=customXml/itemProps1.xml><?xml version="1.0" encoding="utf-8"?>
+<ds:datastoreItem xmlns:ds="http://schemas.openxmlformats.org/officeDocument/2006/customXml" ds:itemID="{91756AAB-0645-4FFC-990B-34BB6096B23B}">
+  <ds:schemaRefs>
+    <ds:schemaRef ds:uri="http://schemas.microsoft.com/sharepoint/v3/contenttype/forms"/>
+  </ds:schemaRefs>
+</ds:datastoreItem>
 </file>
 
-<file path=customXml/itemProps1.xml><?xml version="1.0" encoding="utf-8"?>
+<file path=customXml/itemProps2.xml><?xml version="1.0" encoding="utf-8"?>
 <ds:datastoreItem xmlns:ds="http://schemas.openxmlformats.org/officeDocument/2006/customXml" ds:itemID="{1AF2C25B-FB23-49D7-861B-D97474F002D2}">
   <ds:schemaRefs>
     <ds:schemaRef ds:uri="http://schemas.openxmlformats.org/officeDocument/2006/bibliography"/>
@@ -18828,15 +20508,18 @@
 </ds:datastoreItem>
 </file>
 
-<file path=customXml/itemProps2.xml><?xml version="1.0" encoding="utf-8"?>
-<ds:datastoreItem xmlns:ds="http://schemas.openxmlformats.org/officeDocument/2006/customXml" ds:itemID="{91756AAB-0645-4FFC-990B-34BB6096B23B}">
+<file path=customXml/itemProps3.xml><?xml version="1.0" encoding="utf-8"?>
+<ds:datastoreItem xmlns:ds="http://schemas.openxmlformats.org/officeDocument/2006/customXml" ds:itemID="{CEECB56F-E1D8-45BF-A0A3-B5258E7263D4}">
   <ds:schemaRefs>
-    <ds:schemaRef ds:uri="http://schemas.microsoft.com/sharepoint/v3/contenttype/forms"/>
+    <ds:schemaRef ds:uri="http://schemas.microsoft.com/office/2006/metadata/properties"/>
+    <ds:schemaRef ds:uri="http://schemas.microsoft.com/office/infopath/2007/PartnerControls"/>
+    <ds:schemaRef ds:uri="13c90a0b-73bc-4dc0-be5f-28d77b615beb"/>
+    <ds:schemaRef ds:uri="13c93bba-48ce-428c-bfe5-88b42c19b028"/>
   </ds:schemaRefs>
 </ds:datastoreItem>
 </file>
 
-<file path=customXml/itemProps3.xml><?xml version="1.0" encoding="utf-8"?>
+<file path=customXml/itemProps4.xml><?xml version="1.0" encoding="utf-8"?>
 <ds:datastoreItem xmlns:ds="http://schemas.openxmlformats.org/officeDocument/2006/customXml" ds:itemID="{4B3C6E78-634C-4AE7-B2E1-4D68F5BA9D52}">
   <ds:schemaRefs>
     <ds:schemaRef ds:uri="http://schemas.microsoft.com/office/2006/metadata/contentType"/>
@@ -18853,15 +20536,4 @@
     <ds:schemaRef ds:uri="http://schemas.microsoft.com/internal/obd"/>
   </ds:schemaRefs>
 </ds:datastoreItem>
-</file>
-
-<file path=customXml/itemProps4.xml><?xml version="1.0" encoding="utf-8"?>
-<ds:datastoreItem xmlns:ds="http://schemas.openxmlformats.org/officeDocument/2006/customXml" ds:itemID="{CEECB56F-E1D8-45BF-A0A3-B5258E7263D4}">
-  <ds:schemaRefs>
-    <ds:schemaRef ds:uri="http://schemas.microsoft.com/office/2006/metadata/properties"/>
-    <ds:schemaRef ds:uri="http://schemas.microsoft.com/office/infopath/2007/PartnerControls"/>
-    <ds:schemaRef ds:uri="13c90a0b-73bc-4dc0-be5f-28d77b615beb"/>
-    <ds:schemaRef ds:uri="13c93bba-48ce-428c-bfe5-88b42c19b028"/>
-  </ds:schemaRefs>
-</ds:datastoreItem>
 </file>
--- a/fuentes/41430001_CF01_CFA.docx
+++ b/fuentes/41430001_CF01_CFA.docx
@@ -2494,7 +2494,7 @@
           <w:noProof/>
         </w:rPr>
         <w:drawing>
-          <wp:inline distT="0" distB="0" distL="0" distR="0" wp14:anchorId="59AD81D5" wp14:editId="1DF1250D">
+          <wp:inline distT="0" distB="0" distL="0" distR="0" wp14:anchorId="59AD81D5" wp14:editId="27E83CE9">
             <wp:extent cx="4680000" cy="2632382"/>
             <wp:effectExtent l="0" t="0" r="6350" b="0"/>
             <wp:docPr id="3" name="Imagen 3">
@@ -4501,8 +4501,12 @@
     </w:p>
     <w:p>
       <w:pPr>
-        <w:spacing w:before="0" w:after="0"/>
-        <w:ind w:firstLine="567"/>
+        <w:pStyle w:val="Prrafodelista"/>
+        <w:numPr>
+          <w:ilvl w:val="0"/>
+          <w:numId w:val="16"/>
+        </w:numPr>
+        <w:spacing w:before="0" w:after="0"/>
         <w:rPr>
           <w:rFonts w:cs="Calibri"/>
           <w:b/>
@@ -9900,10 +9904,18 @@
     </w:p>
     <w:p>
       <w:pPr>
+        <w:rPr>
+          <w:lang w:eastAsia="es-CO"/>
+        </w:rPr>
+      </w:pPr>
+    </w:p>
+    <w:p>
+      <w:pPr>
         <w:pStyle w:val="Ttulo1"/>
       </w:pPr>
       <w:bookmarkStart w:id="20" w:name="_Toc236746821"/>
       <w:r>
+        <w:lastRenderedPageBreak/>
         <w:t xml:space="preserve">4. </w:t>
       </w:r>
       <w:r>
@@ -9925,7 +9937,6 @@
           <w:rFonts w:cs="Calibri"/>
           <w:lang w:eastAsia="es-CO"/>
         </w:rPr>
-        <w:lastRenderedPageBreak/>
         <w:t>Las expresiones sociedad de la información, sociedad del conocimiento y sociedad red representan diferentes etapas en la evolución de las transformaciones sociales impulsadas por las Tecnologías de la Información y la Comunicación (TIC). Cada una de ellas describe una manera particular de comprender el papel de la información, el conocimiento y la conectividad en la vida social, económica y educativa.</w:t>
       </w:r>
     </w:p>
@@ -10023,6 +10034,7 @@
         <w:rPr>
           <w:lang w:eastAsia="es-CO"/>
         </w:rPr>
+        <w:lastRenderedPageBreak/>
         <w:t>Comparación entre sociedad de la información, sociedad del conocimiento y sociedad red</w:t>
       </w:r>
     </w:p>
@@ -10060,7 +10072,6 @@
                 <w:sz w:val="28"/>
                 <w:szCs w:val="28"/>
               </w:rPr>
-              <w:lastRenderedPageBreak/>
               <w:t>Criterio</w:t>
             </w:r>
           </w:p>
@@ -10625,7 +10636,15 @@
           <w:rFonts w:cs="Calibri"/>
           <w:lang w:eastAsia="es-CO"/>
         </w:rPr>
-        <w:t>En la transición hacia la sociedad del conocimiento y en red, la formación se centra en construir conocimiento a partir de la información. En este contexto, la encuesta constituye una técnica de recolección de información que permite identificar necesidades, percepciones y tendencias de una población. Además, las tecnologías digitales facilitan su aplicación, sistematización y análisis, así como la socialización colaborativa de los resultados.</w:t>
+        <w:t xml:space="preserve">En la transición hacia la sociedad del conocimiento y en red, la formación se centra en construir conocimiento a partir de la información. En este contexto, la encuesta constituye una técnica de recolección de información que permite identificar necesidades, percepciones y tendencias de una población. Además, las tecnologías </w:t>
+      </w:r>
+      <w:r>
+        <w:rPr>
+          <w:rFonts w:cs="Calibri"/>
+          <w:lang w:eastAsia="es-CO"/>
+        </w:rPr>
+        <w:lastRenderedPageBreak/>
+        <w:t>digitales facilitan su aplicación, sistematización y análisis, así como la socialización colaborativa de los resultados.</w:t>
       </w:r>
     </w:p>
     <w:p>
@@ -10650,7 +10669,6 @@
           <w:bCs/>
           <w:lang w:eastAsia="es-CO"/>
         </w:rPr>
-        <w:lastRenderedPageBreak/>
         <w:t>La encuesta como técnica de recolección de información</w:t>
       </w:r>
     </w:p>
@@ -10769,6 +10787,489 @@
           <w:lang w:eastAsia="es-CO"/>
         </w:rPr>
         <w:t>Rol del estudiante</w:t>
+      </w:r>
+    </w:p>
+    <w:tbl>
+      <w:tblPr>
+        <w:tblStyle w:val="SENA"/>
+        <w:tblW w:w="0" w:type="auto"/>
+        <w:tblLook w:val="04A0" w:firstRow="1" w:lastRow="0" w:firstColumn="1" w:lastColumn="0" w:noHBand="0" w:noVBand="1"/>
+      </w:tblPr>
+      <w:tblGrid>
+        <w:gridCol w:w="2972"/>
+        <w:gridCol w:w="6521"/>
+      </w:tblGrid>
+      <w:tr>
+        <w:trPr>
+          <w:cnfStyle w:val="100000000000" w:firstRow="1" w:lastRow="0" w:firstColumn="0" w:lastColumn="0" w:oddVBand="0" w:evenVBand="0" w:oddHBand="0" w:evenHBand="0" w:firstRowFirstColumn="0" w:firstRowLastColumn="0" w:lastRowFirstColumn="0" w:lastRowLastColumn="0"/>
+          <w:tblHeader/>
+        </w:trPr>
+        <w:tc>
+          <w:tcPr>
+            <w:tcW w:w="2972" w:type="dxa"/>
+          </w:tcPr>
+          <w:p>
+            <w:pPr>
+              <w:pStyle w:val="TextoTablas"/>
+              <w:spacing w:before="0" w:after="0" w:line="360" w:lineRule="auto"/>
+              <w:rPr>
+                <w:rFonts w:cs="Calibri"/>
+                <w:sz w:val="28"/>
+                <w:szCs w:val="28"/>
+              </w:rPr>
+            </w:pPr>
+            <w:r>
+              <w:rPr>
+                <w:rFonts w:cs="Calibri"/>
+                <w:sz w:val="28"/>
+                <w:szCs w:val="28"/>
+              </w:rPr>
+              <w:t>Rol estudiante</w:t>
+            </w:r>
+          </w:p>
+        </w:tc>
+        <w:tc>
+          <w:tcPr>
+            <w:tcW w:w="6521" w:type="dxa"/>
+          </w:tcPr>
+          <w:p>
+            <w:pPr>
+              <w:pStyle w:val="TextoTablas"/>
+              <w:spacing w:before="0" w:after="0" w:line="360" w:lineRule="auto"/>
+              <w:rPr>
+                <w:rFonts w:cs="Calibri"/>
+                <w:sz w:val="28"/>
+                <w:szCs w:val="28"/>
+              </w:rPr>
+            </w:pPr>
+            <w:r>
+              <w:rPr>
+                <w:rFonts w:cs="Calibri"/>
+                <w:sz w:val="28"/>
+                <w:szCs w:val="28"/>
+              </w:rPr>
+              <w:t>Características y acciones principales</w:t>
+            </w:r>
+          </w:p>
+        </w:tc>
+      </w:tr>
+      <w:tr>
+        <w:trPr>
+          <w:cnfStyle w:val="000000100000" w:firstRow="0" w:lastRow="0" w:firstColumn="0" w:lastColumn="0" w:oddVBand="0" w:evenVBand="0" w:oddHBand="1" w:evenHBand="0" w:firstRowFirstColumn="0" w:firstRowLastColumn="0" w:lastRowFirstColumn="0" w:lastRowLastColumn="0"/>
+          <w:trHeight w:val="487"/>
+        </w:trPr>
+        <w:tc>
+          <w:tcPr>
+            <w:tcW w:w="2972" w:type="dxa"/>
+          </w:tcPr>
+          <w:p>
+            <w:pPr>
+              <w:pStyle w:val="TextoTablas"/>
+              <w:spacing w:before="0" w:after="0" w:line="360" w:lineRule="auto"/>
+              <w:rPr>
+                <w:rFonts w:cs="Calibri"/>
+                <w:sz w:val="28"/>
+                <w:szCs w:val="28"/>
+              </w:rPr>
+            </w:pPr>
+            <w:r>
+              <w:rPr>
+                <w:rFonts w:cs="Calibri"/>
+                <w:sz w:val="28"/>
+                <w:szCs w:val="28"/>
+              </w:rPr>
+              <w:t>Autónomo</w:t>
+            </w:r>
+          </w:p>
+        </w:tc>
+        <w:tc>
+          <w:tcPr>
+            <w:tcW w:w="6521" w:type="dxa"/>
+          </w:tcPr>
+          <w:p>
+            <w:pPr>
+              <w:pStyle w:val="d-flex"/>
+              <w:numPr>
+                <w:ilvl w:val="0"/>
+                <w:numId w:val="33"/>
+              </w:numPr>
+              <w:spacing w:before="0" w:beforeAutospacing="0" w:after="0" w:afterAutospacing="0" w:line="360" w:lineRule="auto"/>
+              <w:textAlignment w:val="baseline"/>
+              <w:rPr>
+                <w:rFonts w:ascii="Calibri" w:hAnsi="Calibri" w:cs="Calibri"/>
+                <w:sz w:val="28"/>
+                <w:szCs w:val="28"/>
+              </w:rPr>
+            </w:pPr>
+            <w:r>
+              <w:rPr>
+                <w:rFonts w:ascii="Calibri" w:hAnsi="Calibri" w:cs="Calibri"/>
+                <w:sz w:val="28"/>
+                <w:szCs w:val="28"/>
+              </w:rPr>
+              <w:t>Administra su tiempo.</w:t>
+            </w:r>
+          </w:p>
+          <w:p>
+            <w:pPr>
+              <w:numPr>
+                <w:ilvl w:val="0"/>
+                <w:numId w:val="33"/>
+              </w:numPr>
+              <w:spacing w:before="0" w:after="0"/>
+              <w:textAlignment w:val="baseline"/>
+              <w:rPr>
+                <w:rFonts w:cs="Calibri"/>
+                <w:szCs w:val="28"/>
+              </w:rPr>
+            </w:pPr>
+            <w:r>
+              <w:rPr>
+                <w:rFonts w:cs="Calibri"/>
+                <w:szCs w:val="28"/>
+              </w:rPr>
+              <w:t>Planifica sus actividades.</w:t>
+            </w:r>
+          </w:p>
+          <w:p>
+            <w:pPr>
+              <w:numPr>
+                <w:ilvl w:val="0"/>
+                <w:numId w:val="33"/>
+              </w:numPr>
+              <w:spacing w:before="0" w:after="0"/>
+              <w:textAlignment w:val="baseline"/>
+              <w:rPr>
+                <w:rFonts w:cs="Calibri"/>
+                <w:szCs w:val="28"/>
+              </w:rPr>
+            </w:pPr>
+            <w:r>
+              <w:rPr>
+                <w:rFonts w:cs="Calibri"/>
+                <w:szCs w:val="28"/>
+              </w:rPr>
+              <w:t>Regula su ritmo de estudio.</w:t>
+            </w:r>
+          </w:p>
+        </w:tc>
+      </w:tr>
+      <w:tr>
+        <w:trPr>
+          <w:trHeight w:val="551"/>
+        </w:trPr>
+        <w:tc>
+          <w:tcPr>
+            <w:tcW w:w="2972" w:type="dxa"/>
+          </w:tcPr>
+          <w:p>
+            <w:pPr>
+              <w:pStyle w:val="TextoTablas"/>
+              <w:spacing w:before="0" w:after="0" w:line="360" w:lineRule="auto"/>
+              <w:rPr>
+                <w:rFonts w:cs="Calibri"/>
+                <w:sz w:val="28"/>
+                <w:szCs w:val="28"/>
+              </w:rPr>
+            </w:pPr>
+            <w:r>
+              <w:rPr>
+                <w:rFonts w:cs="Calibri"/>
+                <w:sz w:val="28"/>
+                <w:szCs w:val="28"/>
+              </w:rPr>
+              <w:t>Investigador</w:t>
+            </w:r>
+          </w:p>
+        </w:tc>
+        <w:tc>
+          <w:tcPr>
+            <w:tcW w:w="6521" w:type="dxa"/>
+          </w:tcPr>
+          <w:p>
+            <w:pPr>
+              <w:pStyle w:val="d-flex"/>
+              <w:numPr>
+                <w:ilvl w:val="0"/>
+                <w:numId w:val="34"/>
+              </w:numPr>
+              <w:spacing w:before="0" w:beforeAutospacing="0" w:after="0" w:afterAutospacing="0" w:line="360" w:lineRule="auto"/>
+              <w:textAlignment w:val="baseline"/>
+              <w:rPr>
+                <w:rFonts w:ascii="Calibri" w:hAnsi="Calibri" w:cs="Calibri"/>
+                <w:sz w:val="28"/>
+                <w:szCs w:val="28"/>
+              </w:rPr>
+            </w:pPr>
+            <w:r>
+              <w:rPr>
+                <w:rFonts w:ascii="Calibri" w:hAnsi="Calibri" w:cs="Calibri"/>
+                <w:sz w:val="28"/>
+                <w:szCs w:val="28"/>
+              </w:rPr>
+              <w:t>Busca y contrasta información.</w:t>
+            </w:r>
+          </w:p>
+          <w:p>
+            <w:pPr>
+              <w:pStyle w:val="d-flex"/>
+              <w:numPr>
+                <w:ilvl w:val="0"/>
+                <w:numId w:val="34"/>
+              </w:numPr>
+              <w:spacing w:before="0" w:beforeAutospacing="0" w:after="0" w:afterAutospacing="0" w:line="360" w:lineRule="auto"/>
+              <w:textAlignment w:val="baseline"/>
+              <w:rPr>
+                <w:rFonts w:ascii="Calibri" w:hAnsi="Calibri" w:cs="Calibri"/>
+                <w:sz w:val="28"/>
+                <w:szCs w:val="28"/>
+              </w:rPr>
+            </w:pPr>
+            <w:r>
+              <w:rPr>
+                <w:rFonts w:ascii="Calibri" w:hAnsi="Calibri" w:cs="Calibri"/>
+                <w:sz w:val="28"/>
+                <w:szCs w:val="28"/>
+              </w:rPr>
+              <w:lastRenderedPageBreak/>
+              <w:t>Valida múltiples fuentes.</w:t>
+            </w:r>
+          </w:p>
+        </w:tc>
+      </w:tr>
+      <w:tr>
+        <w:trPr>
+          <w:cnfStyle w:val="000000100000" w:firstRow="0" w:lastRow="0" w:firstColumn="0" w:lastColumn="0" w:oddVBand="0" w:evenVBand="0" w:oddHBand="1" w:evenHBand="0" w:firstRowFirstColumn="0" w:firstRowLastColumn="0" w:lastRowFirstColumn="0" w:lastRowLastColumn="0"/>
+          <w:trHeight w:val="551"/>
+        </w:trPr>
+        <w:tc>
+          <w:tcPr>
+            <w:tcW w:w="2972" w:type="dxa"/>
+          </w:tcPr>
+          <w:p>
+            <w:pPr>
+              <w:pStyle w:val="TextoTablas"/>
+              <w:spacing w:before="0" w:after="0" w:line="360" w:lineRule="auto"/>
+              <w:rPr>
+                <w:rFonts w:cs="Calibri"/>
+                <w:sz w:val="28"/>
+                <w:szCs w:val="28"/>
+              </w:rPr>
+            </w:pPr>
+            <w:r>
+              <w:rPr>
+                <w:rFonts w:cs="Calibri"/>
+                <w:sz w:val="28"/>
+                <w:szCs w:val="28"/>
+              </w:rPr>
+              <w:lastRenderedPageBreak/>
+              <w:t>Colaborador</w:t>
+            </w:r>
+          </w:p>
+        </w:tc>
+        <w:tc>
+          <w:tcPr>
+            <w:tcW w:w="6521" w:type="dxa"/>
+          </w:tcPr>
+          <w:p>
+            <w:pPr>
+              <w:pStyle w:val="d-flex"/>
+              <w:numPr>
+                <w:ilvl w:val="0"/>
+                <w:numId w:val="35"/>
+              </w:numPr>
+              <w:spacing w:before="0" w:beforeAutospacing="0" w:after="0" w:afterAutospacing="0" w:line="360" w:lineRule="auto"/>
+              <w:textAlignment w:val="baseline"/>
+              <w:rPr>
+                <w:rFonts w:ascii="Calibri" w:hAnsi="Calibri" w:cs="Calibri"/>
+                <w:sz w:val="28"/>
+                <w:szCs w:val="28"/>
+              </w:rPr>
+            </w:pPr>
+            <w:r>
+              <w:rPr>
+                <w:rFonts w:ascii="Calibri" w:hAnsi="Calibri" w:cs="Calibri"/>
+                <w:sz w:val="28"/>
+                <w:szCs w:val="28"/>
+              </w:rPr>
+              <w:t>Participa en comunidades virtuales.</w:t>
+            </w:r>
+          </w:p>
+          <w:p>
+            <w:pPr>
+              <w:pStyle w:val="d-flex"/>
+              <w:numPr>
+                <w:ilvl w:val="0"/>
+                <w:numId w:val="35"/>
+              </w:numPr>
+              <w:spacing w:before="0" w:beforeAutospacing="0" w:after="0" w:afterAutospacing="0" w:line="360" w:lineRule="auto"/>
+              <w:textAlignment w:val="baseline"/>
+              <w:rPr>
+                <w:rFonts w:ascii="Calibri" w:hAnsi="Calibri" w:cs="Calibri"/>
+                <w:sz w:val="28"/>
+                <w:szCs w:val="28"/>
+              </w:rPr>
+            </w:pPr>
+            <w:r>
+              <w:rPr>
+                <w:rFonts w:ascii="Calibri" w:hAnsi="Calibri" w:cs="Calibri"/>
+                <w:sz w:val="28"/>
+                <w:szCs w:val="28"/>
+              </w:rPr>
+              <w:t>Interviene en foros y proyectos colectivos.</w:t>
+            </w:r>
+          </w:p>
+        </w:tc>
+      </w:tr>
+      <w:tr>
+        <w:trPr>
+          <w:trHeight w:val="551"/>
+        </w:trPr>
+        <w:tc>
+          <w:tcPr>
+            <w:tcW w:w="2972" w:type="dxa"/>
+          </w:tcPr>
+          <w:p>
+            <w:pPr>
+              <w:pStyle w:val="TextoTablas"/>
+              <w:spacing w:before="0" w:after="0" w:line="360" w:lineRule="auto"/>
+              <w:rPr>
+                <w:rFonts w:cs="Calibri"/>
+                <w:sz w:val="28"/>
+                <w:szCs w:val="28"/>
+              </w:rPr>
+            </w:pPr>
+            <w:r>
+              <w:rPr>
+                <w:rFonts w:cs="Calibri"/>
+                <w:sz w:val="28"/>
+                <w:szCs w:val="28"/>
+              </w:rPr>
+              <w:t>Creador de contenidos</w:t>
+            </w:r>
+          </w:p>
+        </w:tc>
+        <w:tc>
+          <w:tcPr>
+            <w:tcW w:w="6521" w:type="dxa"/>
+          </w:tcPr>
+          <w:p>
+            <w:pPr>
+              <w:pStyle w:val="d-flex"/>
+              <w:numPr>
+                <w:ilvl w:val="0"/>
+                <w:numId w:val="36"/>
+              </w:numPr>
+              <w:spacing w:before="0" w:beforeAutospacing="0" w:after="0" w:afterAutospacing="0" w:line="360" w:lineRule="auto"/>
+              <w:textAlignment w:val="baseline"/>
+              <w:rPr>
+                <w:rFonts w:ascii="Calibri" w:hAnsi="Calibri" w:cs="Calibri"/>
+                <w:sz w:val="28"/>
+                <w:szCs w:val="28"/>
+              </w:rPr>
+            </w:pPr>
+            <w:r>
+              <w:rPr>
+                <w:rFonts w:ascii="Calibri" w:hAnsi="Calibri" w:cs="Calibri"/>
+                <w:sz w:val="28"/>
+                <w:szCs w:val="28"/>
+              </w:rPr>
+              <w:t>Produce recursos digitales.</w:t>
+            </w:r>
+          </w:p>
+          <w:p>
+            <w:pPr>
+              <w:pStyle w:val="d-flex"/>
+              <w:numPr>
+                <w:ilvl w:val="0"/>
+                <w:numId w:val="36"/>
+              </w:numPr>
+              <w:spacing w:before="0" w:beforeAutospacing="0" w:after="0" w:afterAutospacing="0" w:line="360" w:lineRule="auto"/>
+              <w:textAlignment w:val="baseline"/>
+              <w:rPr>
+                <w:rFonts w:ascii="Calibri" w:hAnsi="Calibri" w:cs="Calibri"/>
+                <w:sz w:val="28"/>
+                <w:szCs w:val="28"/>
+              </w:rPr>
+            </w:pPr>
+            <w:r>
+              <w:rPr>
+                <w:rFonts w:ascii="Calibri" w:hAnsi="Calibri" w:cs="Calibri"/>
+                <w:sz w:val="28"/>
+                <w:szCs w:val="28"/>
+              </w:rPr>
+              <w:t>Genera proyectos de aprendizaje.</w:t>
+            </w:r>
+          </w:p>
+        </w:tc>
+      </w:tr>
+    </w:tbl>
+    <w:p>
+      <w:pPr>
+        <w:spacing w:before="0" w:after="0"/>
+        <w:ind w:firstLine="708"/>
+        <w:rPr>
+          <w:rFonts w:cs="Calibri"/>
+          <w:lang w:eastAsia="es-CO"/>
+        </w:rPr>
+      </w:pPr>
+    </w:p>
+    <w:p>
+      <w:pPr>
+        <w:pStyle w:val="Prrafodelista"/>
+        <w:numPr>
+          <w:ilvl w:val="0"/>
+          <w:numId w:val="29"/>
+        </w:numPr>
+        <w:spacing w:before="0" w:after="0"/>
+        <w:rPr>
+          <w:rFonts w:cs="Calibri"/>
+          <w:b/>
+          <w:bCs/>
+          <w:lang w:eastAsia="es-CO"/>
+        </w:rPr>
+      </w:pPr>
+      <w:r>
+        <w:rPr>
+          <w:rFonts w:cs="Calibri"/>
+          <w:b/>
+          <w:bCs/>
+          <w:lang w:eastAsia="es-CO"/>
+        </w:rPr>
+        <w:t>Impacto en la formación y proyección del estudiante</w:t>
+      </w:r>
+    </w:p>
+    <w:p>
+      <w:pPr>
+        <w:spacing w:before="0" w:after="0"/>
+        <w:ind w:firstLine="708"/>
+        <w:rPr>
+          <w:rFonts w:cs="Calibri"/>
+          <w:lang w:eastAsia="es-CO"/>
+        </w:rPr>
+      </w:pPr>
+      <w:r>
+        <w:rPr>
+          <w:rFonts w:cs="Calibri"/>
+          <w:lang w:eastAsia="es-CO"/>
+        </w:rPr>
+        <w:t>Estos roles fortalecen las competencias necesarias para aprender continuamente y desenvolverse en entornos académicos y laborales digitalizados.</w:t>
+      </w:r>
+    </w:p>
+    <w:p>
+      <w:pPr>
+        <w:pStyle w:val="Tabla"/>
+        <w:rPr>
+          <w:b/>
+          <w:bCs/>
+          <w:lang w:eastAsia="es-CO"/>
+        </w:rPr>
+      </w:pPr>
+      <w:r>
+        <w:rPr>
+          <w:lang w:eastAsia="es-CO"/>
+        </w:rPr>
+        <w:t>Impactos generados</w:t>
       </w:r>
     </w:p>
     <w:tbl>
@@ -10805,7 +11306,7 @@
                 <w:sz w:val="28"/>
                 <w:szCs w:val="28"/>
               </w:rPr>
-              <w:t>Rol estudiante</w:t>
+              <w:t>Impacto generado</w:t>
             </w:r>
           </w:p>
         </w:tc>
@@ -10859,7 +11360,7 @@
                 <w:sz w:val="28"/>
                 <w:szCs w:val="28"/>
               </w:rPr>
-              <w:t>Autónomo</w:t>
+              <w:t>Aprendizaje permanente</w:t>
             </w:r>
           </w:p>
         </w:tc>
@@ -10869,37 +11370,10 @@
           </w:tcPr>
           <w:p>
             <w:pPr>
-              <w:pStyle w:val="d-flex"/>
-              <w:numPr>
-                <w:ilvl w:val="0"/>
-                <w:numId w:val="33"/>
-              </w:numPr>
-              <w:spacing w:before="0" w:beforeAutospacing="0" w:after="0" w:afterAutospacing="0" w:line="360" w:lineRule="auto"/>
+              <w:spacing w:before="0" w:after="0"/>
+              <w:ind w:firstLine="0"/>
               <w:textAlignment w:val="baseline"/>
               <w:rPr>
-                <w:rFonts w:ascii="Calibri" w:hAnsi="Calibri" w:cs="Calibri"/>
-                <w:sz w:val="28"/>
-                <w:szCs w:val="28"/>
-              </w:rPr>
-            </w:pPr>
-            <w:r>
-              <w:rPr>
-                <w:rFonts w:ascii="Calibri" w:hAnsi="Calibri" w:cs="Calibri"/>
-                <w:sz w:val="28"/>
-                <w:szCs w:val="28"/>
-              </w:rPr>
-              <w:t>Administra su tiempo.</w:t>
-            </w:r>
-          </w:p>
-          <w:p>
-            <w:pPr>
-              <w:numPr>
-                <w:ilvl w:val="0"/>
-                <w:numId w:val="33"/>
-              </w:numPr>
-              <w:spacing w:before="0" w:after="0"/>
-              <w:textAlignment w:val="baseline"/>
-              <w:rPr>
                 <w:rFonts w:cs="Calibri"/>
                 <w:szCs w:val="28"/>
               </w:rPr>
@@ -10909,28 +11383,7 @@
                 <w:rFonts w:cs="Calibri"/>
                 <w:szCs w:val="28"/>
               </w:rPr>
-              <w:t>Planifica sus actividades.</w:t>
-            </w:r>
-          </w:p>
-          <w:p>
-            <w:pPr>
-              <w:numPr>
-                <w:ilvl w:val="0"/>
-                <w:numId w:val="33"/>
-              </w:numPr>
-              <w:spacing w:before="0" w:after="0"/>
-              <w:textAlignment w:val="baseline"/>
-              <w:rPr>
-                <w:rFonts w:cs="Calibri"/>
-                <w:szCs w:val="28"/>
-              </w:rPr>
-            </w:pPr>
-            <w:r>
-              <w:rPr>
-                <w:rFonts w:cs="Calibri"/>
-                <w:szCs w:val="28"/>
-              </w:rPr>
-              <w:t>Regula su ritmo de estudio.</w:t>
+              <w:t>Fortalece competencias para aprender, actualizar sus conocimientos y adaptarse continuamente a nuevos contextos.</w:t>
             </w:r>
           </w:p>
         </w:tc>
@@ -10959,7 +11412,7 @@
                 <w:sz w:val="28"/>
                 <w:szCs w:val="28"/>
               </w:rPr>
-              <w:t>Investigador</w:t>
+              <w:t>Inserción laboral en entornos digitales</w:t>
             </w:r>
           </w:p>
         </w:tc>
@@ -10970,10 +11423,6 @@
           <w:p>
             <w:pPr>
               <w:pStyle w:val="d-flex"/>
-              <w:numPr>
-                <w:ilvl w:val="0"/>
-                <w:numId w:val="34"/>
-              </w:numPr>
               <w:spacing w:before="0" w:beforeAutospacing="0" w:after="0" w:afterAutospacing="0" w:line="360" w:lineRule="auto"/>
               <w:textAlignment w:val="baseline"/>
               <w:rPr>
@@ -10988,198 +11437,7 @@
                 <w:sz w:val="28"/>
                 <w:szCs w:val="28"/>
               </w:rPr>
-              <w:t>Busca y contrasta información.</w:t>
-            </w:r>
-          </w:p>
-          <w:p>
-            <w:pPr>
-              <w:pStyle w:val="d-flex"/>
-              <w:numPr>
-                <w:ilvl w:val="0"/>
-                <w:numId w:val="34"/>
-              </w:numPr>
-              <w:spacing w:before="0" w:beforeAutospacing="0" w:after="0" w:afterAutospacing="0" w:line="360" w:lineRule="auto"/>
-              <w:textAlignment w:val="baseline"/>
-              <w:rPr>
-                <w:rFonts w:ascii="Calibri" w:hAnsi="Calibri" w:cs="Calibri"/>
-                <w:sz w:val="28"/>
-                <w:szCs w:val="28"/>
-              </w:rPr>
-            </w:pPr>
-            <w:r>
-              <w:rPr>
-                <w:rFonts w:ascii="Calibri" w:hAnsi="Calibri" w:cs="Calibri"/>
-                <w:sz w:val="28"/>
-                <w:szCs w:val="28"/>
-              </w:rPr>
-              <w:t>Valida múltiples fuentes.</w:t>
-            </w:r>
-          </w:p>
-        </w:tc>
-      </w:tr>
-      <w:tr>
-        <w:trPr>
-          <w:cnfStyle w:val="000000100000" w:firstRow="0" w:lastRow="0" w:firstColumn="0" w:lastColumn="0" w:oddVBand="0" w:evenVBand="0" w:oddHBand="1" w:evenHBand="0" w:firstRowFirstColumn="0" w:firstRowLastColumn="0" w:lastRowFirstColumn="0" w:lastRowLastColumn="0"/>
-          <w:trHeight w:val="551"/>
-        </w:trPr>
-        <w:tc>
-          <w:tcPr>
-            <w:tcW w:w="2972" w:type="dxa"/>
-          </w:tcPr>
-          <w:p>
-            <w:pPr>
-              <w:pStyle w:val="TextoTablas"/>
-              <w:spacing w:before="0" w:after="0" w:line="360" w:lineRule="auto"/>
-              <w:rPr>
-                <w:rFonts w:cs="Calibri"/>
-                <w:sz w:val="28"/>
-                <w:szCs w:val="28"/>
-              </w:rPr>
-            </w:pPr>
-            <w:r>
-              <w:rPr>
-                <w:rFonts w:cs="Calibri"/>
-                <w:sz w:val="28"/>
-                <w:szCs w:val="28"/>
-              </w:rPr>
-              <w:t>Colaborador</w:t>
-            </w:r>
-          </w:p>
-        </w:tc>
-        <w:tc>
-          <w:tcPr>
-            <w:tcW w:w="6521" w:type="dxa"/>
-          </w:tcPr>
-          <w:p>
-            <w:pPr>
-              <w:pStyle w:val="d-flex"/>
-              <w:numPr>
-                <w:ilvl w:val="0"/>
-                <w:numId w:val="35"/>
-              </w:numPr>
-              <w:spacing w:before="0" w:beforeAutospacing="0" w:after="0" w:afterAutospacing="0" w:line="360" w:lineRule="auto"/>
-              <w:textAlignment w:val="baseline"/>
-              <w:rPr>
-                <w:rFonts w:ascii="Calibri" w:hAnsi="Calibri" w:cs="Calibri"/>
-                <w:sz w:val="28"/>
-                <w:szCs w:val="28"/>
-              </w:rPr>
-            </w:pPr>
-            <w:r>
-              <w:rPr>
-                <w:rFonts w:ascii="Calibri" w:hAnsi="Calibri" w:cs="Calibri"/>
-                <w:sz w:val="28"/>
-                <w:szCs w:val="28"/>
-              </w:rPr>
-              <w:t>Participa en comunidades virtuales.</w:t>
-            </w:r>
-          </w:p>
-          <w:p>
-            <w:pPr>
-              <w:pStyle w:val="d-flex"/>
-              <w:numPr>
-                <w:ilvl w:val="0"/>
-                <w:numId w:val="35"/>
-              </w:numPr>
-              <w:spacing w:before="0" w:beforeAutospacing="0" w:after="0" w:afterAutospacing="0" w:line="360" w:lineRule="auto"/>
-              <w:textAlignment w:val="baseline"/>
-              <w:rPr>
-                <w:rFonts w:ascii="Calibri" w:hAnsi="Calibri" w:cs="Calibri"/>
-                <w:sz w:val="28"/>
-                <w:szCs w:val="28"/>
-              </w:rPr>
-            </w:pPr>
-            <w:r>
-              <w:rPr>
-                <w:rFonts w:ascii="Calibri" w:hAnsi="Calibri" w:cs="Calibri"/>
-                <w:sz w:val="28"/>
-                <w:szCs w:val="28"/>
-              </w:rPr>
-              <w:lastRenderedPageBreak/>
-              <w:t>Interviene en foros y proyectos colectivos.</w:t>
-            </w:r>
-          </w:p>
-        </w:tc>
-      </w:tr>
-      <w:tr>
-        <w:trPr>
-          <w:trHeight w:val="551"/>
-        </w:trPr>
-        <w:tc>
-          <w:tcPr>
-            <w:tcW w:w="2972" w:type="dxa"/>
-          </w:tcPr>
-          <w:p>
-            <w:pPr>
-              <w:pStyle w:val="TextoTablas"/>
-              <w:spacing w:before="0" w:after="0" w:line="360" w:lineRule="auto"/>
-              <w:rPr>
-                <w:rFonts w:cs="Calibri"/>
-                <w:sz w:val="28"/>
-                <w:szCs w:val="28"/>
-              </w:rPr>
-            </w:pPr>
-            <w:r>
-              <w:rPr>
-                <w:rFonts w:cs="Calibri"/>
-                <w:sz w:val="28"/>
-                <w:szCs w:val="28"/>
-              </w:rPr>
-              <w:lastRenderedPageBreak/>
-              <w:t>Creador de contenidos</w:t>
-            </w:r>
-          </w:p>
-        </w:tc>
-        <w:tc>
-          <w:tcPr>
-            <w:tcW w:w="6521" w:type="dxa"/>
-          </w:tcPr>
-          <w:p>
-            <w:pPr>
-              <w:pStyle w:val="d-flex"/>
-              <w:numPr>
-                <w:ilvl w:val="0"/>
-                <w:numId w:val="36"/>
-              </w:numPr>
-              <w:spacing w:before="0" w:beforeAutospacing="0" w:after="0" w:afterAutospacing="0" w:line="360" w:lineRule="auto"/>
-              <w:textAlignment w:val="baseline"/>
-              <w:rPr>
-                <w:rFonts w:ascii="Calibri" w:hAnsi="Calibri" w:cs="Calibri"/>
-                <w:sz w:val="28"/>
-                <w:szCs w:val="28"/>
-              </w:rPr>
-            </w:pPr>
-            <w:r>
-              <w:rPr>
-                <w:rFonts w:ascii="Calibri" w:hAnsi="Calibri" w:cs="Calibri"/>
-                <w:sz w:val="28"/>
-                <w:szCs w:val="28"/>
-              </w:rPr>
-              <w:t>Produce recursos digitales.</w:t>
-            </w:r>
-          </w:p>
-          <w:p>
-            <w:pPr>
-              <w:pStyle w:val="d-flex"/>
-              <w:numPr>
-                <w:ilvl w:val="0"/>
-                <w:numId w:val="36"/>
-              </w:numPr>
-              <w:spacing w:before="0" w:beforeAutospacing="0" w:after="0" w:afterAutospacing="0" w:line="360" w:lineRule="auto"/>
-              <w:textAlignment w:val="baseline"/>
-              <w:rPr>
-                <w:rFonts w:ascii="Calibri" w:hAnsi="Calibri" w:cs="Calibri"/>
-                <w:sz w:val="28"/>
-                <w:szCs w:val="28"/>
-              </w:rPr>
-            </w:pPr>
-            <w:r>
-              <w:rPr>
-                <w:rFonts w:ascii="Calibri" w:hAnsi="Calibri" w:cs="Calibri"/>
-                <w:sz w:val="28"/>
-                <w:szCs w:val="28"/>
-              </w:rPr>
-              <w:t>Genera proyectos de aprendizaje.</w:t>
+              <w:t>Desarrolla habilidades tecnológicas, colaborativas y creativas que facilitan su desempeño en escenarios laborales digitalizados.</w:t>
             </w:r>
           </w:p>
         </w:tc>
@@ -11197,245 +11455,6 @@
     </w:p>
     <w:p>
       <w:pPr>
-        <w:pStyle w:val="Prrafodelista"/>
-        <w:numPr>
-          <w:ilvl w:val="0"/>
-          <w:numId w:val="29"/>
-        </w:numPr>
-        <w:spacing w:before="0" w:after="0"/>
-        <w:rPr>
-          <w:rFonts w:cs="Calibri"/>
-          <w:b/>
-          <w:bCs/>
-          <w:lang w:eastAsia="es-CO"/>
-        </w:rPr>
-      </w:pPr>
-      <w:r>
-        <w:rPr>
-          <w:rFonts w:cs="Calibri"/>
-          <w:b/>
-          <w:bCs/>
-          <w:lang w:eastAsia="es-CO"/>
-        </w:rPr>
-        <w:t>Impacto en la formación y proyección del estudiante</w:t>
-      </w:r>
-    </w:p>
-    <w:p>
-      <w:pPr>
-        <w:spacing w:before="0" w:after="0"/>
-        <w:ind w:firstLine="708"/>
-        <w:rPr>
-          <w:rFonts w:cs="Calibri"/>
-          <w:lang w:eastAsia="es-CO"/>
-        </w:rPr>
-      </w:pPr>
-      <w:r>
-        <w:rPr>
-          <w:rFonts w:cs="Calibri"/>
-          <w:lang w:eastAsia="es-CO"/>
-        </w:rPr>
-        <w:t>Estos roles fortalecen las competencias necesarias para aprender continuamente y desenvolverse en entornos académicos y laborales digitalizados.</w:t>
-      </w:r>
-    </w:p>
-    <w:p>
-      <w:pPr>
-        <w:pStyle w:val="Tabla"/>
-        <w:rPr>
-          <w:b/>
-          <w:bCs/>
-          <w:lang w:eastAsia="es-CO"/>
-        </w:rPr>
-      </w:pPr>
-      <w:r>
-        <w:rPr>
-          <w:lang w:eastAsia="es-CO"/>
-        </w:rPr>
-        <w:t>Impactos generados</w:t>
-      </w:r>
-    </w:p>
-    <w:tbl>
-      <w:tblPr>
-        <w:tblStyle w:val="SENA"/>
-        <w:tblW w:w="0" w:type="auto"/>
-        <w:tblLook w:val="04A0" w:firstRow="1" w:lastRow="0" w:firstColumn="1" w:lastColumn="0" w:noHBand="0" w:noVBand="1"/>
-      </w:tblPr>
-      <w:tblGrid>
-        <w:gridCol w:w="2972"/>
-        <w:gridCol w:w="6521"/>
-      </w:tblGrid>
-      <w:tr>
-        <w:trPr>
-          <w:cnfStyle w:val="100000000000" w:firstRow="1" w:lastRow="0" w:firstColumn="0" w:lastColumn="0" w:oddVBand="0" w:evenVBand="0" w:oddHBand="0" w:evenHBand="0" w:firstRowFirstColumn="0" w:firstRowLastColumn="0" w:lastRowFirstColumn="0" w:lastRowLastColumn="0"/>
-        </w:trPr>
-        <w:tc>
-          <w:tcPr>
-            <w:tcW w:w="2972" w:type="dxa"/>
-          </w:tcPr>
-          <w:p>
-            <w:pPr>
-              <w:pStyle w:val="TextoTablas"/>
-              <w:spacing w:before="0" w:after="0" w:line="360" w:lineRule="auto"/>
-              <w:rPr>
-                <w:rFonts w:cs="Calibri"/>
-                <w:sz w:val="28"/>
-                <w:szCs w:val="28"/>
-              </w:rPr>
-            </w:pPr>
-            <w:r>
-              <w:rPr>
-                <w:rFonts w:cs="Calibri"/>
-                <w:sz w:val="28"/>
-                <w:szCs w:val="28"/>
-              </w:rPr>
-              <w:t>Impacto generado</w:t>
-            </w:r>
-          </w:p>
-        </w:tc>
-        <w:tc>
-          <w:tcPr>
-            <w:tcW w:w="6521" w:type="dxa"/>
-          </w:tcPr>
-          <w:p>
-            <w:pPr>
-              <w:pStyle w:val="TextoTablas"/>
-              <w:spacing w:before="0" w:after="0" w:line="360" w:lineRule="auto"/>
-              <w:rPr>
-                <w:rFonts w:cs="Calibri"/>
-                <w:sz w:val="28"/>
-                <w:szCs w:val="28"/>
-              </w:rPr>
-            </w:pPr>
-            <w:r>
-              <w:rPr>
-                <w:rFonts w:cs="Calibri"/>
-                <w:sz w:val="28"/>
-                <w:szCs w:val="28"/>
-              </w:rPr>
-              <w:t>Características y acciones principales</w:t>
-            </w:r>
-          </w:p>
-        </w:tc>
-      </w:tr>
-      <w:tr>
-        <w:trPr>
-          <w:cnfStyle w:val="000000100000" w:firstRow="0" w:lastRow="0" w:firstColumn="0" w:lastColumn="0" w:oddVBand="0" w:evenVBand="0" w:oddHBand="1" w:evenHBand="0" w:firstRowFirstColumn="0" w:firstRowLastColumn="0" w:lastRowFirstColumn="0" w:lastRowLastColumn="0"/>
-          <w:trHeight w:val="487"/>
-        </w:trPr>
-        <w:tc>
-          <w:tcPr>
-            <w:tcW w:w="2972" w:type="dxa"/>
-          </w:tcPr>
-          <w:p>
-            <w:pPr>
-              <w:pStyle w:val="TextoTablas"/>
-              <w:spacing w:before="0" w:after="0" w:line="360" w:lineRule="auto"/>
-              <w:rPr>
-                <w:rFonts w:cs="Calibri"/>
-                <w:sz w:val="28"/>
-                <w:szCs w:val="28"/>
-              </w:rPr>
-            </w:pPr>
-            <w:r>
-              <w:rPr>
-                <w:rFonts w:cs="Calibri"/>
-                <w:sz w:val="28"/>
-                <w:szCs w:val="28"/>
-              </w:rPr>
-              <w:t>Aprendizaje permanente</w:t>
-            </w:r>
-          </w:p>
-        </w:tc>
-        <w:tc>
-          <w:tcPr>
-            <w:tcW w:w="6521" w:type="dxa"/>
-          </w:tcPr>
-          <w:p>
-            <w:pPr>
-              <w:spacing w:before="0" w:after="0"/>
-              <w:ind w:firstLine="0"/>
-              <w:textAlignment w:val="baseline"/>
-              <w:rPr>
-                <w:rFonts w:cs="Calibri"/>
-                <w:szCs w:val="28"/>
-              </w:rPr>
-            </w:pPr>
-            <w:r>
-              <w:rPr>
-                <w:rFonts w:cs="Calibri"/>
-                <w:szCs w:val="28"/>
-              </w:rPr>
-              <w:t>Fortalece competencias para aprender, actualizar sus conocimientos y adaptarse continuamente a nuevos contextos.</w:t>
-            </w:r>
-          </w:p>
-        </w:tc>
-      </w:tr>
-      <w:tr>
-        <w:trPr>
-          <w:trHeight w:val="551"/>
-        </w:trPr>
-        <w:tc>
-          <w:tcPr>
-            <w:tcW w:w="2972" w:type="dxa"/>
-          </w:tcPr>
-          <w:p>
-            <w:pPr>
-              <w:pStyle w:val="TextoTablas"/>
-              <w:spacing w:before="0" w:after="0" w:line="360" w:lineRule="auto"/>
-              <w:rPr>
-                <w:rFonts w:cs="Calibri"/>
-                <w:sz w:val="28"/>
-                <w:szCs w:val="28"/>
-              </w:rPr>
-            </w:pPr>
-            <w:r>
-              <w:rPr>
-                <w:rFonts w:cs="Calibri"/>
-                <w:sz w:val="28"/>
-                <w:szCs w:val="28"/>
-              </w:rPr>
-              <w:t>Inserción laboral en entornos digitales</w:t>
-            </w:r>
-          </w:p>
-        </w:tc>
-        <w:tc>
-          <w:tcPr>
-            <w:tcW w:w="6521" w:type="dxa"/>
-          </w:tcPr>
-          <w:p>
-            <w:pPr>
-              <w:pStyle w:val="d-flex"/>
-              <w:spacing w:before="0" w:beforeAutospacing="0" w:after="0" w:afterAutospacing="0" w:line="360" w:lineRule="auto"/>
-              <w:textAlignment w:val="baseline"/>
-              <w:rPr>
-                <w:rFonts w:ascii="Calibri" w:hAnsi="Calibri" w:cs="Calibri"/>
-                <w:sz w:val="28"/>
-                <w:szCs w:val="28"/>
-              </w:rPr>
-            </w:pPr>
-            <w:r>
-              <w:rPr>
-                <w:rFonts w:ascii="Calibri" w:hAnsi="Calibri" w:cs="Calibri"/>
-                <w:sz w:val="28"/>
-                <w:szCs w:val="28"/>
-              </w:rPr>
-              <w:t>Desarrolla habilidades tecnológicas, colaborativas y creativas que facilitan su desempeño en escenarios laborales digitalizados.</w:t>
-            </w:r>
-          </w:p>
-        </w:tc>
-      </w:tr>
-    </w:tbl>
-    <w:p>
-      <w:pPr>
-        <w:spacing w:before="0" w:after="0"/>
-        <w:ind w:firstLine="708"/>
-        <w:rPr>
-          <w:rFonts w:cs="Calibri"/>
-          <w:lang w:eastAsia="es-CO"/>
-        </w:rPr>
-      </w:pPr>
-    </w:p>
-    <w:p>
-      <w:pPr>
         <w:spacing w:before="0" w:after="0"/>
         <w:ind w:firstLine="0"/>
         <w:jc w:val="center"/>
@@ -11491,21 +11510,11 @@
     </w:p>
     <w:p>
       <w:pPr>
-        <w:spacing w:before="0" w:after="0"/>
-        <w:ind w:firstLine="0"/>
-        <w:jc w:val="center"/>
-        <w:rPr>
-          <w:rFonts w:cs="Calibri"/>
-          <w:lang w:eastAsia="es-CO"/>
-        </w:rPr>
-      </w:pPr>
-    </w:p>
-    <w:p>
-      <w:pPr>
         <w:pStyle w:val="Ttulo1"/>
       </w:pPr>
       <w:bookmarkStart w:id="21" w:name="_Toc236746822"/>
       <w:r>
+        <w:lastRenderedPageBreak/>
         <w:t xml:space="preserve">5. </w:t>
       </w:r>
       <w:r>
@@ -11525,7 +11534,6 @@
         <w:rPr>
           <w:lang w:eastAsia="es-CO"/>
         </w:rPr>
-        <w:lastRenderedPageBreak/>
         <w:t>Las Tecnologías de la Información y la Comunicación (TIC) permiten mejorar la formación profesional al incorporar herramientas digitales que facilitan aprender, practicar y evaluar conocimientos de manera más dinámica.</w:t>
       </w:r>
     </w:p>
@@ -18797,7 +18805,7 @@
     <w:autoRedefine/>
     <w:uiPriority w:val="9"/>
     <w:qFormat/>
-    <w:rsid w:val="00D8744C"/>
+    <w:rsid w:val="009E0AEE"/>
     <w:pPr>
       <w:shd w:val="clear" w:color="auto" w:fill="FFFFFF"/>
       <w:spacing w:line="360" w:lineRule="auto"/>
@@ -19035,7 +19043,7 @@
     <w:name w:val="Título 1 Car"/>
     <w:link w:val="Ttulo1"/>
     <w:uiPriority w:val="9"/>
-    <w:rsid w:val="00D8744C"/>
+    <w:rsid w:val="009E0AEE"/>
     <w:rPr>
       <w:rFonts w:eastAsia="Times New Roman" w:cs="Times New Roman (Títulos en alf"/>
       <w:b/>
